--- a/05-数字电路/02-时序逻辑电路/序列检测器电路/序列检测器电路.docx
+++ b/05-数字电路/02-时序逻辑电路/序列检测器电路/序列检测器电路.docx
@@ -2086,6 +2086,20 @@
     </w:p>
     <w:bookmarkEnd w:id="26"/>
     <w:bookmarkEnd w:id="27"/>
+    <w:p>
+      <w:pPr>
+        <w:spacing w:before="360"/>
+        <w:jc w:val="center"/>
+      </w:pPr>
+      <w:r>
+        <w:rPr>
+          <w:rFonts w:ascii="Times New Roman" w:hAnsi="Times New Roman"/>
+          <w:color w:val="555555"/>
+          <w:sz w:val="21"/>
+        </w:rPr>
+        <w:t>材料收集者：杜文杰</w:t>
+      </w:r>
+    </w:p>
     <w:sectPr>
       <w:headerReference r:id="rId9" w:type="default"/>
       <w:footerReference r:id="rId10" w:type="default"/>

--- a/05-数字电路/02-时序逻辑电路/序列检测器电路/序列检测器电路.docx
+++ b/05-数字电路/02-时序逻辑电路/序列检测器电路/序列检测器电路.docx
@@ -1,6 +1,6 @@
 
 <file path=word/document.xml><?xml version="1.0" encoding="utf-8"?>
-<w:document xmlns:w="http://schemas.openxmlformats.org/wordprocessingml/2006/main" xmlns:m="http://schemas.openxmlformats.org/officeDocument/2006/math" xmlns:r="http://schemas.openxmlformats.org/officeDocument/2006/relationships" xmlns:o="urn:schemas-microsoft-com:office:office" xmlns:v="urn:schemas-microsoft-com:vml" xmlns:w10="urn:schemas-microsoft-com:office:word" xmlns:a="http://schemas.openxmlformats.org/drawingml/2006/main" xmlns:pic="http://schemas.openxmlformats.org/drawingml/2006/picture" xmlns:wp="http://schemas.openxmlformats.org/drawingml/2006/wordprocessingDrawing">
+<w:document xmlns:m="http://schemas.openxmlformats.org/officeDocument/2006/math" xmlns:r="http://schemas.openxmlformats.org/officeDocument/2006/relationships" xmlns:w="http://schemas.openxmlformats.org/wordprocessingml/2006/main" xmlns:o="urn:schemas-microsoft-com:office:office" xmlns:v="urn:schemas-microsoft-com:vml" xmlns:w10="urn:schemas-microsoft-com:office:word" xmlns:a="http://schemas.openxmlformats.org/drawingml/2006/main" xmlns:pic="http://schemas.openxmlformats.org/drawingml/2006/picture" xmlns:wp="http://schemas.openxmlformats.org/drawingml/2006/wordprocessingDrawing">
   <w:body>
     <w:bookmarkStart w:id="27" w:name="序列检测器电路"/>
     <w:p>
@@ -9,7 +9,7 @@
       </w:pPr>
       <w:r>
         <w:rPr>
-          <w:rFonts w:hint="eastAsia"/>
+          <w:rFonts w:hint="eastAsia" w:eastAsia="黑体"/>
         </w:rPr>
         <w:t xml:space="preserve">序列检测器电路</w:t>
       </w:r>
@@ -21,7 +21,7 @@
       </w:pPr>
       <w:r>
         <w:rPr>
-          <w:rFonts w:hint="eastAsia"/>
+          <w:rFonts w:hint="eastAsia" w:eastAsia="黑体"/>
         </w:rPr>
         <w:t xml:space="preserve">拓扑描述</w:t>
       </w:r>
@@ -32,13 +32,13 @@
       </w:pPr>
       <w:r>
         <w:rPr>
-          <w:rFonts w:hint="eastAsia"/>
+          <w:rFonts w:hint="eastAsia" w:eastAsia="黑体"/>
         </w:rPr>
         <w:t xml:space="preserve">由</w:t>
       </w:r>
       <w:r>
         <w:rPr>
-          <w:rFonts w:hint="eastAsia"/>
+          <w:rFonts w:hint="eastAsia" w:eastAsia="黑体"/>
           <w:b/>
           <w:bCs/>
         </w:rPr>
@@ -46,6 +46,7 @@
       </w:r>
       <w:r>
         <w:rPr>
+          <w:rFonts w:eastAsia="黑体"/>
           <w:b/>
           <w:bCs/>
         </w:rPr>
@@ -64,7 +65,7 @@
       </m:oMath>
       <w:r>
         <w:rPr>
-          <w:rFonts w:hint="eastAsia"/>
+          <w:rFonts w:hint="eastAsia" w:eastAsia="黑体"/>
         </w:rPr>
         <w:t xml:space="preserve">（</w:t>
       </w:r>
@@ -74,24 +75,33 @@
         </m:r>
       </m:oMath>
       <w:r>
+        <w:rPr>
+          <w:rFonts w:eastAsia="黑体"/>
+        </w:rPr>
         <w:t xml:space="preserve"> </w:t>
       </w:r>
       <w:r>
         <w:rPr>
-          <w:rFonts w:hint="eastAsia"/>
+          <w:rFonts w:hint="eastAsia" w:eastAsia="黑体"/>
         </w:rPr>
         <w:t xml:space="preserve">个</w:t>
       </w:r>
       <w:r>
+        <w:rPr>
+          <w:rFonts w:eastAsia="黑体"/>
+        </w:rPr>
         <w:t xml:space="preserve"> D </w:t>
       </w:r>
       <w:r>
         <w:rPr>
-          <w:rFonts w:hint="eastAsia"/>
+          <w:rFonts w:hint="eastAsia" w:eastAsia="黑体"/>
         </w:rPr>
         <w:t xml:space="preserve">触发器</w:t>
       </w:r>
       <w:r>
+        <w:rPr>
+          <w:rFonts w:eastAsia="黑体"/>
+        </w:rPr>
         <w:t xml:space="preserve"> </w:t>
       </w:r>
       <m:oMath>
@@ -155,11 +165,14 @@
       </m:oMath>
       <w:r>
         <w:rPr>
-          <w:rFonts w:hint="eastAsia"/>
+          <w:rFonts w:hint="eastAsia" w:eastAsia="黑体"/>
         </w:rPr>
         <w:t xml:space="preserve">，保存现态</w:t>
       </w:r>
       <w:r>
+        <w:rPr>
+          <w:rFonts w:eastAsia="黑体"/>
+        </w:rPr>
         <w:t xml:space="preserve"> </w:t>
       </w:r>
       <m:oMath>
@@ -178,13 +191,13 @@
       </m:oMath>
       <w:r>
         <w:rPr>
-          <w:rFonts w:hint="eastAsia"/>
+          <w:rFonts w:hint="eastAsia" w:eastAsia="黑体"/>
         </w:rPr>
         <w:t xml:space="preserve">）、</w:t>
       </w:r>
       <w:r>
         <w:rPr>
-          <w:rFonts w:hint="eastAsia"/>
+          <w:rFonts w:hint="eastAsia" w:eastAsia="黑体"/>
           <w:b/>
           <w:bCs/>
         </w:rPr>
@@ -192,6 +205,7 @@
       </w:r>
       <w:r>
         <w:rPr>
+          <w:rFonts w:eastAsia="黑体"/>
           <w:b/>
           <w:bCs/>
         </w:rPr>
@@ -213,13 +227,13 @@
       </m:oMath>
       <w:r>
         <w:rPr>
-          <w:rFonts w:hint="eastAsia"/>
+          <w:rFonts w:hint="eastAsia" w:eastAsia="黑体"/>
         </w:rPr>
         <w:t xml:space="preserve">（由与/或/非门组成）与</w:t>
       </w:r>
       <w:r>
         <w:rPr>
-          <w:rFonts w:hint="eastAsia"/>
+          <w:rFonts w:hint="eastAsia" w:eastAsia="黑体"/>
           <w:b/>
           <w:bCs/>
         </w:rPr>
@@ -227,6 +241,7 @@
       </w:r>
       <w:r>
         <w:rPr>
+          <w:rFonts w:eastAsia="黑体"/>
           <w:b/>
           <w:bCs/>
         </w:rPr>
@@ -245,22 +260,25 @@
       </m:oMath>
       <w:r>
         <w:rPr>
-          <w:rFonts w:hint="eastAsia"/>
+          <w:rFonts w:hint="eastAsia" w:eastAsia="黑体"/>
         </w:rPr>
         <w:t xml:space="preserve">组成，构成有限状态机。电路共</w:t>
       </w:r>
       <w:r>
+        <w:rPr>
+          <w:rFonts w:eastAsia="黑体"/>
+        </w:rPr>
         <w:t xml:space="preserve"> 5 </w:t>
       </w:r>
       <w:r>
         <w:rPr>
-          <w:rFonts w:hint="eastAsia"/>
+          <w:rFonts w:hint="eastAsia" w:eastAsia="黑体"/>
         </w:rPr>
         <w:t xml:space="preserve">类关键节点：</w:t>
       </w:r>
       <w:r>
         <w:rPr>
-          <w:rFonts w:hint="eastAsia"/>
+          <w:rFonts w:hint="eastAsia" w:eastAsia="黑体"/>
           <w:b/>
           <w:bCs/>
         </w:rPr>
@@ -268,6 +286,7 @@
       </w:r>
       <w:r>
         <w:rPr>
+          <w:rFonts w:eastAsia="黑体"/>
           <w:b/>
           <w:bCs/>
         </w:rPr>
@@ -275,7 +294,7 @@
       </w:r>
       <w:r>
         <w:rPr>
-          <w:rFonts w:hint="eastAsia"/>
+          <w:rFonts w:hint="eastAsia" w:eastAsia="黑体"/>
           <w:b/>
           <w:bCs/>
         </w:rPr>
@@ -283,6 +302,7 @@
       </w:r>
       <w:r>
         <w:rPr>
+          <w:rFonts w:eastAsia="黑体"/>
           <w:b/>
           <w:bCs/>
         </w:rPr>
@@ -295,13 +315,13 @@
       </m:oMath>
       <w:r>
         <w:rPr>
-          <w:rFonts w:hint="eastAsia"/>
+          <w:rFonts w:hint="eastAsia" w:eastAsia="黑体"/>
         </w:rPr>
         <w:t xml:space="preserve">（外部比特流，接次态逻辑与输出逻辑）；</w:t>
       </w:r>
       <w:r>
         <w:rPr>
-          <w:rFonts w:hint="eastAsia"/>
+          <w:rFonts w:hint="eastAsia" w:eastAsia="黑体"/>
           <w:b/>
           <w:bCs/>
         </w:rPr>
@@ -309,6 +329,7 @@
       </w:r>
       <w:r>
         <w:rPr>
+          <w:rFonts w:eastAsia="黑体"/>
           <w:b/>
           <w:bCs/>
         </w:rPr>
@@ -316,7 +337,7 @@
       </w:r>
       <w:r>
         <w:rPr>
-          <w:rFonts w:hint="eastAsia"/>
+          <w:rFonts w:hint="eastAsia" w:eastAsia="黑体"/>
           <w:b/>
           <w:bCs/>
         </w:rPr>
@@ -324,6 +345,7 @@
       </w:r>
       <w:r>
         <w:rPr>
+          <w:rFonts w:eastAsia="黑体"/>
           <w:b/>
           <w:bCs/>
         </w:rPr>
@@ -342,13 +364,13 @@
       </m:oMath>
       <w:r>
         <w:rPr>
-          <w:rFonts w:hint="eastAsia"/>
+          <w:rFonts w:hint="eastAsia" w:eastAsia="黑体"/>
         </w:rPr>
         <w:t xml:space="preserve">（接状态寄存器时钟，可含同步复位）；</w:t>
       </w:r>
       <w:r>
         <w:rPr>
-          <w:rFonts w:hint="eastAsia"/>
+          <w:rFonts w:hint="eastAsia" w:eastAsia="黑体"/>
           <w:b/>
           <w:bCs/>
         </w:rPr>
@@ -356,6 +378,7 @@
       </w:r>
       <w:r>
         <w:rPr>
+          <w:rFonts w:eastAsia="黑体"/>
           <w:b/>
           <w:bCs/>
         </w:rPr>
@@ -363,7 +386,7 @@
       </w:r>
       <w:r>
         <w:rPr>
-          <w:rFonts w:hint="eastAsia"/>
+          <w:rFonts w:hint="eastAsia" w:eastAsia="黑体"/>
           <w:b/>
           <w:bCs/>
         </w:rPr>
@@ -371,6 +394,7 @@
       </w:r>
       <w:r>
         <w:rPr>
+          <w:rFonts w:eastAsia="黑体"/>
           <w:b/>
           <w:bCs/>
         </w:rPr>
@@ -392,7 +416,7 @@
       </m:oMath>
       <w:r>
         <w:rPr>
-          <w:rFonts w:hint="eastAsia"/>
+          <w:rFonts w:hint="eastAsia" w:eastAsia="黑体"/>
         </w:rPr>
         <w:t xml:space="preserve">（</w:t>
       </w:r>
@@ -408,15 +432,21 @@
         </m:r>
       </m:oMath>
       <w:r>
+        <w:rPr>
+          <w:rFonts w:eastAsia="黑体"/>
+        </w:rPr>
         <w:t xml:space="preserve"> </w:t>
       </w:r>
       <w:r>
         <w:rPr>
-          <w:rFonts w:hint="eastAsia"/>
+          <w:rFonts w:hint="eastAsia" w:eastAsia="黑体"/>
         </w:rPr>
         <w:t xml:space="preserve">输出</w:t>
       </w:r>
       <w:r>
+        <w:rPr>
+          <w:rFonts w:eastAsia="黑体"/>
+        </w:rPr>
         <w:t xml:space="preserve"> </w:t>
       </w:r>
       <m:oMath>
@@ -462,13 +492,13 @@
       </m:oMath>
       <w:r>
         <w:rPr>
-          <w:rFonts w:hint="eastAsia"/>
+          <w:rFonts w:hint="eastAsia" w:eastAsia="黑体"/>
         </w:rPr>
         <w:t xml:space="preserve">，送次态与输出逻辑）；</w:t>
       </w:r>
       <w:r>
         <w:rPr>
-          <w:rFonts w:hint="eastAsia"/>
+          <w:rFonts w:hint="eastAsia" w:eastAsia="黑体"/>
           <w:b/>
           <w:bCs/>
         </w:rPr>
@@ -476,6 +506,7 @@
       </w:r>
       <w:r>
         <w:rPr>
+          <w:rFonts w:eastAsia="黑体"/>
           <w:b/>
           <w:bCs/>
         </w:rPr>
@@ -483,7 +514,7 @@
       </w:r>
       <w:r>
         <w:rPr>
-          <w:rFonts w:hint="eastAsia"/>
+          <w:rFonts w:hint="eastAsia" w:eastAsia="黑体"/>
           <w:b/>
           <w:bCs/>
         </w:rPr>
@@ -491,6 +522,7 @@
       </w:r>
       <w:r>
         <w:rPr>
+          <w:rFonts w:eastAsia="黑体"/>
           <w:b/>
           <w:bCs/>
         </w:rPr>
@@ -521,11 +553,14 @@
       </m:oMath>
       <w:r>
         <w:rPr>
-          <w:rFonts w:hint="eastAsia"/>
+          <w:rFonts w:hint="eastAsia" w:eastAsia="黑体"/>
         </w:rPr>
         <w:t xml:space="preserve">（次态逻辑输出</w:t>
       </w:r>
       <w:r>
+        <w:rPr>
+          <w:rFonts w:eastAsia="黑体"/>
+        </w:rPr>
         <w:t xml:space="preserve"> </w:t>
       </w:r>
       <m:oMath>
@@ -571,13 +606,13 @@
       </m:oMath>
       <w:r>
         <w:rPr>
-          <w:rFonts w:hint="eastAsia"/>
+          <w:rFonts w:hint="eastAsia" w:eastAsia="黑体"/>
         </w:rPr>
         <w:t xml:space="preserve">，送状态寄存器数据脚）；</w:t>
       </w:r>
       <w:r>
         <w:rPr>
-          <w:rFonts w:hint="eastAsia"/>
+          <w:rFonts w:hint="eastAsia" w:eastAsia="黑体"/>
           <w:b/>
           <w:bCs/>
         </w:rPr>
@@ -585,6 +620,7 @@
       </w:r>
       <w:r>
         <w:rPr>
+          <w:rFonts w:eastAsia="黑体"/>
           <w:b/>
           <w:bCs/>
         </w:rPr>
@@ -592,7 +628,7 @@
       </w:r>
       <w:r>
         <w:rPr>
-          <w:rFonts w:hint="eastAsia"/>
+          <w:rFonts w:hint="eastAsia" w:eastAsia="黑体"/>
           <w:b/>
           <w:bCs/>
         </w:rPr>
@@ -600,6 +636,7 @@
       </w:r>
       <w:r>
         <w:rPr>
+          <w:rFonts w:eastAsia="黑体"/>
           <w:b/>
           <w:bCs/>
         </w:rPr>
@@ -612,7 +649,7 @@
       </m:oMath>
       <w:r>
         <w:rPr>
-          <w:rFonts w:hint="eastAsia"/>
+          <w:rFonts w:hint="eastAsia" w:eastAsia="黑体"/>
         </w:rPr>
         <w:t xml:space="preserve">（输出逻辑的结果，检测到目标序列时有效）。</w:t>
       </w:r>
@@ -621,13 +658,13 @@
       <w:pPr/>
       <w:r>
         <w:rPr>
-          <w:rFonts w:hint="eastAsia"/>
+          <w:rFonts w:hint="eastAsia" w:eastAsia="黑体"/>
         </w:rPr>
         <w:t xml:space="preserve">各单元管脚连接：</w:t>
       </w:r>
       <w:r>
         <w:rPr>
-          <w:rFonts w:hint="eastAsia"/>
+          <w:rFonts w:hint="eastAsia" w:eastAsia="黑体"/>
           <w:b/>
           <w:bCs/>
         </w:rPr>
@@ -635,6 +672,7 @@
       </w:r>
       <w:r>
         <w:rPr>
+          <w:rFonts w:eastAsia="黑体"/>
           <w:b/>
           <w:bCs/>
         </w:rPr>
@@ -655,15 +693,21 @@
         </m:r>
       </m:oMath>
       <w:r>
+        <w:rPr>
+          <w:rFonts w:eastAsia="黑体"/>
+        </w:rPr>
         <w:t xml:space="preserve"> </w:t>
       </w:r>
       <w:r>
         <w:rPr>
-          <w:rFonts w:hint="eastAsia"/>
+          <w:rFonts w:hint="eastAsia" w:eastAsia="黑体"/>
         </w:rPr>
         <w:t xml:space="preserve">的输入脚接输入</w:t>
       </w:r>
       <w:r>
+        <w:rPr>
+          <w:rFonts w:eastAsia="黑体"/>
+        </w:rPr>
         <w:t xml:space="preserve"> </w:t>
       </w:r>
       <m:oMath>
@@ -672,15 +716,21 @@
         </m:r>
       </m:oMath>
       <w:r>
+        <w:rPr>
+          <w:rFonts w:eastAsia="黑体"/>
+        </w:rPr>
         <w:t xml:space="preserve"> </w:t>
       </w:r>
       <w:r>
         <w:rPr>
-          <w:rFonts w:hint="eastAsia"/>
+          <w:rFonts w:hint="eastAsia" w:eastAsia="黑体"/>
         </w:rPr>
         <w:t xml:space="preserve">与现态</w:t>
       </w:r>
       <w:r>
+        <w:rPr>
+          <w:rFonts w:eastAsia="黑体"/>
+        </w:rPr>
         <w:t xml:space="preserve"> </w:t>
       </w:r>
       <m:oMath>
@@ -699,7 +749,7 @@
       </m:oMath>
       <w:r>
         <w:rPr>
-          <w:rFonts w:hint="eastAsia"/>
+          <w:rFonts w:hint="eastAsia" w:eastAsia="黑体"/>
         </w:rPr>
         <w:t xml:space="preserve">（</w:t>
       </w:r>
@@ -746,11 +796,14 @@
       </m:oMath>
       <w:r>
         <w:rPr>
-          <w:rFonts w:hint="eastAsia"/>
+          <w:rFonts w:hint="eastAsia" w:eastAsia="黑体"/>
         </w:rPr>
         <w:t xml:space="preserve">），输出</w:t>
       </w:r>
       <w:r>
+        <w:rPr>
+          <w:rFonts w:eastAsia="黑体"/>
+        </w:rPr>
         <w:t xml:space="preserve"> </w:t>
       </w:r>
       <m:oMath>
@@ -778,7 +831,7 @@
       </m:oMath>
       <w:r>
         <w:rPr>
-          <w:rFonts w:hint="eastAsia"/>
+          <w:rFonts w:hint="eastAsia" w:eastAsia="黑体"/>
         </w:rPr>
         <w:t xml:space="preserve">（</w:t>
       </w:r>
@@ -825,13 +878,13 @@
       </m:oMath>
       <w:r>
         <w:rPr>
-          <w:rFonts w:hint="eastAsia"/>
+          <w:rFonts w:hint="eastAsia" w:eastAsia="黑体"/>
         </w:rPr>
         <w:t xml:space="preserve">）接状态寄存器数据脚；</w:t>
       </w:r>
       <w:r>
         <w:rPr>
-          <w:rFonts w:hint="eastAsia"/>
+          <w:rFonts w:hint="eastAsia" w:eastAsia="黑体"/>
           <w:b/>
           <w:bCs/>
         </w:rPr>
@@ -839,6 +892,7 @@
       </w:r>
       <w:r>
         <w:rPr>
+          <w:rFonts w:eastAsia="黑体"/>
           <w:b/>
           <w:bCs/>
         </w:rPr>
@@ -856,15 +910,21 @@
         </m:r>
       </m:oMath>
       <w:r>
+        <w:rPr>
+          <w:rFonts w:eastAsia="黑体"/>
+        </w:rPr>
         <w:t xml:space="preserve"> </w:t>
       </w:r>
       <w:r>
         <w:rPr>
-          <w:rFonts w:hint="eastAsia"/>
+          <w:rFonts w:hint="eastAsia" w:eastAsia="黑体"/>
         </w:rPr>
         <w:t xml:space="preserve">各触发器数据脚</w:t>
       </w:r>
       <w:r>
+        <w:rPr>
+          <w:rFonts w:eastAsia="黑体"/>
+        </w:rPr>
         <w:t xml:space="preserve"> </w:t>
       </w:r>
       <m:oMath>
@@ -882,15 +942,21 @@
         </m:sSub>
       </m:oMath>
       <w:r>
+        <w:rPr>
+          <w:rFonts w:eastAsia="黑体"/>
+        </w:rPr>
         <w:t xml:space="preserve"> </w:t>
       </w:r>
       <w:r>
         <w:rPr>
-          <w:rFonts w:hint="eastAsia"/>
+          <w:rFonts w:hint="eastAsia" w:eastAsia="黑体"/>
         </w:rPr>
         <w:t xml:space="preserve">接次态节点</w:t>
       </w:r>
       <w:r>
+        <w:rPr>
+          <w:rFonts w:eastAsia="黑体"/>
+        </w:rPr>
         <w:t xml:space="preserve"> </w:t>
       </w:r>
       <m:oMath>
@@ -918,11 +984,14 @@
       </m:oMath>
       <w:r>
         <w:rPr>
-          <w:rFonts w:hint="eastAsia"/>
+          <w:rFonts w:hint="eastAsia" w:eastAsia="黑体"/>
         </w:rPr>
         <w:t xml:space="preserve">，时钟脚</w:t>
       </w:r>
       <w:r>
+        <w:rPr>
+          <w:rFonts w:eastAsia="黑体"/>
+        </w:rPr>
         <w:t xml:space="preserve"> </w:t>
       </w:r>
       <m:oMath>
@@ -937,15 +1006,21 @@
         </m:r>
       </m:oMath>
       <w:r>
+        <w:rPr>
+          <w:rFonts w:eastAsia="黑体"/>
+        </w:rPr>
         <w:t xml:space="preserve"> </w:t>
       </w:r>
       <w:r>
         <w:rPr>
-          <w:rFonts w:hint="eastAsia"/>
+          <w:rFonts w:hint="eastAsia" w:eastAsia="黑体"/>
         </w:rPr>
         <w:t xml:space="preserve">接时钟节点，输出脚</w:t>
       </w:r>
       <w:r>
+        <w:rPr>
+          <w:rFonts w:eastAsia="黑体"/>
+        </w:rPr>
         <w:t xml:space="preserve"> </w:t>
       </w:r>
       <m:oMath>
@@ -963,15 +1038,21 @@
         </m:sSub>
       </m:oMath>
       <w:r>
+        <w:rPr>
+          <w:rFonts w:eastAsia="黑体"/>
+        </w:rPr>
         <w:t xml:space="preserve"> </w:t>
       </w:r>
       <w:r>
         <w:rPr>
-          <w:rFonts w:hint="eastAsia"/>
+          <w:rFonts w:hint="eastAsia" w:eastAsia="黑体"/>
         </w:rPr>
         <w:t xml:space="preserve">接现态节点</w:t>
       </w:r>
       <w:r>
+        <w:rPr>
+          <w:rFonts w:eastAsia="黑体"/>
+        </w:rPr>
         <w:t xml:space="preserve"> </w:t>
       </w:r>
       <m:oMath>
@@ -990,13 +1071,13 @@
       </m:oMath>
       <w:r>
         <w:rPr>
-          <w:rFonts w:hint="eastAsia"/>
+          <w:rFonts w:hint="eastAsia" w:eastAsia="黑体"/>
         </w:rPr>
         <w:t xml:space="preserve">；</w:t>
       </w:r>
       <w:r>
         <w:rPr>
-          <w:rFonts w:hint="eastAsia"/>
+          <w:rFonts w:hint="eastAsia" w:eastAsia="黑体"/>
           <w:b/>
           <w:bCs/>
         </w:rPr>
@@ -1004,6 +1085,7 @@
       </w:r>
       <w:r>
         <w:rPr>
+          <w:rFonts w:eastAsia="黑体"/>
           <w:b/>
           <w:bCs/>
         </w:rPr>
@@ -1021,15 +1103,21 @@
         </m:r>
       </m:oMath>
       <w:r>
+        <w:rPr>
+          <w:rFonts w:eastAsia="黑体"/>
+        </w:rPr>
         <w:t xml:space="preserve"> </w:t>
       </w:r>
       <w:r>
         <w:rPr>
-          <w:rFonts w:hint="eastAsia"/>
+          <w:rFonts w:hint="eastAsia" w:eastAsia="黑体"/>
         </w:rPr>
         <w:t xml:space="preserve">输入接现态</w:t>
       </w:r>
       <w:r>
+        <w:rPr>
+          <w:rFonts w:eastAsia="黑体"/>
+        </w:rPr>
         <w:t xml:space="preserve"> </w:t>
       </w:r>
       <m:oMath>
@@ -1048,11 +1136,14 @@
       </m:oMath>
       <w:r>
         <w:rPr>
-          <w:rFonts w:hint="eastAsia"/>
+          <w:rFonts w:hint="eastAsia" w:eastAsia="黑体"/>
         </w:rPr>
         <w:t xml:space="preserve">（摩尔型）或</w:t>
       </w:r>
       <w:r>
+        <w:rPr>
+          <w:rFonts w:eastAsia="黑体"/>
+        </w:rPr>
         <w:t xml:space="preserve"> </w:t>
       </w:r>
       <m:oMath>
@@ -1070,15 +1161,21 @@
         </m:sSup>
       </m:oMath>
       <w:r>
+        <w:rPr>
+          <w:rFonts w:eastAsia="黑体"/>
+        </w:rPr>
         <w:t xml:space="preserve"> </w:t>
       </w:r>
       <w:r>
         <w:rPr>
-          <w:rFonts w:hint="eastAsia"/>
+          <w:rFonts w:hint="eastAsia" w:eastAsia="黑体"/>
         </w:rPr>
         <w:t xml:space="preserve">与</w:t>
       </w:r>
       <w:r>
+        <w:rPr>
+          <w:rFonts w:eastAsia="黑体"/>
+        </w:rPr>
         <w:t xml:space="preserve"> </w:t>
       </w:r>
       <m:oMath>
@@ -1088,11 +1185,14 @@
       </m:oMath>
       <w:r>
         <w:rPr>
-          <w:rFonts w:hint="eastAsia"/>
+          <w:rFonts w:hint="eastAsia" w:eastAsia="黑体"/>
         </w:rPr>
         <w:t xml:space="preserve">（米利型），输出脚接</w:t>
       </w:r>
       <w:r>
+        <w:rPr>
+          <w:rFonts w:eastAsia="黑体"/>
+        </w:rPr>
         <w:t xml:space="preserve"> </w:t>
       </w:r>
       <m:oMath>
@@ -1102,11 +1202,14 @@
       </m:oMath>
       <w:r>
         <w:rPr>
-          <w:rFonts w:hint="eastAsia"/>
+          <w:rFonts w:hint="eastAsia" w:eastAsia="黑体"/>
         </w:rPr>
         <w:t xml:space="preserve">；各触发器正电源脚</w:t>
       </w:r>
       <w:r>
+        <w:rPr>
+          <w:rFonts w:eastAsia="黑体"/>
+        </w:rPr>
         <w:t xml:space="preserve"> </w:t>
       </w:r>
       <m:oMath>
@@ -1127,15 +1230,21 @@
         </m:sSub>
       </m:oMath>
       <w:r>
+        <w:rPr>
+          <w:rFonts w:eastAsia="黑体"/>
+        </w:rPr>
         <w:t xml:space="preserve"> </w:t>
       </w:r>
       <w:r>
         <w:rPr>
-          <w:rFonts w:hint="eastAsia"/>
+          <w:rFonts w:hint="eastAsia" w:eastAsia="黑体"/>
         </w:rPr>
         <w:t xml:space="preserve">接</w:t>
       </w:r>
       <w:r>
+        <w:rPr>
+          <w:rFonts w:eastAsia="黑体"/>
+        </w:rPr>
         <w:t xml:space="preserve"> </w:t>
       </w:r>
       <m:oMath>
@@ -1163,11 +1272,14 @@
       </m:oMath>
       <w:r>
         <w:rPr>
-          <w:rFonts w:hint="eastAsia"/>
+          <w:rFonts w:hint="eastAsia" w:eastAsia="黑体"/>
         </w:rPr>
         <w:t xml:space="preserve">、地脚</w:t>
       </w:r>
       <w:r>
+        <w:rPr>
+          <w:rFonts w:eastAsia="黑体"/>
+        </w:rPr>
         <w:t xml:space="preserve"> </w:t>
       </w:r>
       <m:oMath>
@@ -1182,11 +1294,14 @@
         </m:r>
       </m:oMath>
       <w:r>
+        <w:rPr>
+          <w:rFonts w:eastAsia="黑体"/>
+        </w:rPr>
         <w:t xml:space="preserve"> </w:t>
       </w:r>
       <w:r>
         <w:rPr>
-          <w:rFonts w:hint="eastAsia"/>
+          <w:rFonts w:hint="eastAsia" w:eastAsia="黑体"/>
         </w:rPr>
         <w:t xml:space="preserve">接地。每个时钟沿状态寄存器按次态逻辑结果更新现态，输出逻辑据现态/输入给出识别结果。</w:t>
       </w:r>
@@ -1195,16 +1310,19 @@
       <w:pPr/>
       <w:r>
         <w:rPr>
-          <w:rFonts w:hint="eastAsia"/>
+          <w:rFonts w:hint="eastAsia" w:eastAsia="黑体"/>
         </w:rPr>
         <w:t xml:space="preserve">由此构成“FSM</w:t>
       </w:r>
       <w:r>
+        <w:rPr>
+          <w:rFonts w:eastAsia="黑体"/>
+        </w:rPr>
         <w:t xml:space="preserve"> </w:t>
       </w:r>
       <w:r>
         <w:rPr>
-          <w:rFonts w:hint="eastAsia"/>
+          <w:rFonts w:hint="eastAsia" w:eastAsia="黑体"/>
         </w:rPr>
         <w:t xml:space="preserve">序列检测器”组态，按状态转移表在输入比特流中识别目标序列，检测到即输出有效脉冲，可支持重叠检测。</w:t>
       </w:r>
@@ -1217,7 +1335,7 @@
       </w:pPr>
       <w:r>
         <w:rPr>
-          <w:rFonts w:hint="eastAsia"/>
+          <w:rFonts w:hint="eastAsia" w:eastAsia="黑体"/>
         </w:rPr>
         <w:t xml:space="preserve">工作原理</w:t>
       </w:r>
@@ -1228,7 +1346,7 @@
       </w:pPr>
       <w:r>
         <w:rPr>
-          <w:rFonts w:hint="eastAsia"/>
+          <w:rFonts w:hint="eastAsia" w:eastAsia="黑体"/>
         </w:rPr>
         <w:t xml:space="preserve">状态机根据输入比特在若干状态间转移，状态代表“已匹配前缀的长度”。当输入逐位匹配到完整目标序列时，进入识别态并输出有效信号；否则回到相应部分匹配状态继续等待，可支持序列重叠检测。</w:t>
       </w:r>
@@ -1241,7 +1359,7 @@
       </w:pPr>
       <w:r>
         <w:rPr>
-          <w:rFonts w:hint="eastAsia"/>
+          <w:rFonts w:hint="eastAsia" w:eastAsia="黑体"/>
         </w:rPr>
         <w:t xml:space="preserve">关键计算公式</w:t>
       </w:r>
@@ -1255,7 +1373,7 @@
       </w:pPr>
       <w:r>
         <w:rPr>
-          <w:rFonts w:hint="eastAsia"/>
+          <w:rFonts w:hint="eastAsia" w:eastAsia="黑体"/>
         </w:rPr>
         <w:t xml:space="preserve">可识别序列的比特长度：</w:t>
       </w:r>
@@ -1317,16 +1435,19 @@
       </w:pPr>
       <w:r>
         <w:rPr>
-          <w:rFonts w:hint="eastAsia"/>
+          <w:rFonts w:hint="eastAsia" w:eastAsia="黑体"/>
         </w:rPr>
         <w:t xml:space="preserve">检测率（每周期检</w:t>
       </w:r>
       <w:r>
+        <w:rPr>
+          <w:rFonts w:eastAsia="黑体"/>
+        </w:rPr>
         <w:t xml:space="preserve"> 1 </w:t>
       </w:r>
       <w:r>
         <w:rPr>
-          <w:rFonts w:hint="eastAsia"/>
+          <w:rFonts w:hint="eastAsia" w:eastAsia="黑体"/>
         </w:rPr>
         <w:t xml:space="preserve">bit）：</w:t>
       </w:r>
@@ -1375,7 +1496,7 @@
       </w:pPr>
       <w:r>
         <w:rPr>
-          <w:rFonts w:hint="eastAsia"/>
+          <w:rFonts w:hint="eastAsia" w:eastAsia="黑体"/>
         </w:rPr>
         <w:t xml:space="preserve">状态数（最优，取决于重叠）：</w:t>
       </w:r>
@@ -1458,7 +1579,7 @@
             </w:pPr>
             <w:r>
               <w:rPr>
-                <w:rFonts w:hint="eastAsia"/>
+                <w:rFonts w:hint="eastAsia" w:eastAsia="黑体"/>
               </w:rPr>
               <w:t xml:space="preserve">符号</w:t>
             </w:r>
@@ -1472,7 +1593,7 @@
             </w:pPr>
             <w:r>
               <w:rPr>
-                <w:rFonts w:hint="eastAsia"/>
+                <w:rFonts w:hint="eastAsia" w:eastAsia="黑体"/>
               </w:rPr>
               <w:t xml:space="preserve">含义</w:t>
             </w:r>
@@ -1486,7 +1607,7 @@
             </w:pPr>
             <w:r>
               <w:rPr>
-                <w:rFonts w:hint="eastAsia"/>
+                <w:rFonts w:hint="eastAsia" w:eastAsia="黑体"/>
               </w:rPr>
               <w:t xml:space="preserve">单位</w:t>
             </w:r>
@@ -1506,6 +1627,9 @@
               </m:r>
             </m:oMath>
             <w:r>
+              <w:rPr>
+                <w:rFonts w:eastAsia="黑体"/>
+              </w:rPr>
               <w:t xml:space="preserve">​</w:t>
             </w:r>
           </w:p>
@@ -1518,7 +1642,7 @@
             </w:pPr>
             <w:r>
               <w:rPr>
-                <w:rFonts w:hint="eastAsia"/>
+                <w:rFonts w:hint="eastAsia" w:eastAsia="黑体"/>
               </w:rPr>
               <w:t xml:space="preserve">目标序列长度</w:t>
             </w:r>
@@ -1531,6 +1655,9 @@
               <w:pStyle w:val="Compact"/>
             </w:pPr>
             <w:r>
+              <w:rPr>
+                <w:rFonts w:eastAsia="黑体"/>
+              </w:rPr>
               <w:t xml:space="preserve">bit</w:t>
             </w:r>
           </w:p>
@@ -1549,6 +1676,9 @@
               </m:r>
             </m:oMath>
             <w:r>
+              <w:rPr>
+                <w:rFonts w:eastAsia="黑体"/>
+              </w:rPr>
               <w:t xml:space="preserve">​</w:t>
             </w:r>
           </w:p>
@@ -1561,7 +1691,7 @@
             </w:pPr>
             <w:r>
               <w:rPr>
-                <w:rFonts w:hint="eastAsia"/>
+                <w:rFonts w:hint="eastAsia" w:eastAsia="黑体"/>
               </w:rPr>
               <w:t xml:space="preserve">检测速率</w:t>
             </w:r>
@@ -1574,6 +1704,9 @@
               <w:pStyle w:val="Compact"/>
             </w:pPr>
             <w:r>
+              <w:rPr>
+                <w:rFonts w:eastAsia="黑体"/>
+              </w:rPr>
               <w:t xml:space="preserve">bit/s</w:t>
             </w:r>
           </w:p>
@@ -1605,6 +1738,9 @@
               </m:sSub>
             </m:oMath>
             <w:r>
+              <w:rPr>
+                <w:rFonts w:eastAsia="黑体"/>
+              </w:rPr>
               <w:t xml:space="preserve">​</w:t>
             </w:r>
           </w:p>
@@ -1617,7 +1753,7 @@
             </w:pPr>
             <w:r>
               <w:rPr>
-                <w:rFonts w:hint="eastAsia"/>
+                <w:rFonts w:hint="eastAsia" w:eastAsia="黑体"/>
               </w:rPr>
               <w:t xml:space="preserve">状态数</w:t>
             </w:r>
@@ -1630,6 +1766,9 @@
               <w:pStyle w:val="Compact"/>
             </w:pPr>
             <w:r>
+              <w:rPr>
+                <w:rFonts w:eastAsia="黑体"/>
+              </w:rPr>
               <w:t xml:space="preserve">—</w:t>
             </w:r>
           </w:p>
@@ -1644,7 +1783,7 @@
       </w:pPr>
       <w:r>
         <w:rPr>
-          <w:rFonts w:hint="eastAsia"/>
+          <w:rFonts w:hint="eastAsia" w:eastAsia="黑体"/>
         </w:rPr>
         <w:t xml:space="preserve">元件调整影响</w:t>
       </w:r>
@@ -1659,21 +1798,27 @@
       </w:pPr>
       <w:r>
         <w:rPr>
-          <w:rFonts w:hint="eastAsia"/>
+          <w:rFonts w:hint="eastAsia" w:eastAsia="黑体"/>
           <w:b/>
           <w:bCs/>
         </w:rPr>
         <w:t xml:space="preserve">采用米利型（Mealy）输出</w:t>
       </w:r>
       <w:r>
+        <w:rPr>
+          <w:rFonts w:eastAsia="黑体"/>
+        </w:rPr>
         <w:t xml:space="preserve"> </w:t>
       </w:r>
       <w:r>
+        <w:rPr>
+          <w:rFonts w:eastAsia="黑体"/>
+        </w:rPr>
         <w:t xml:space="preserve">→ </w:t>
       </w:r>
       <w:r>
         <w:rPr>
-          <w:rFonts w:hint="eastAsia"/>
+          <w:rFonts w:hint="eastAsia" w:eastAsia="黑体"/>
         </w:rPr>
         <w:t xml:space="preserve">输出与输入直接相关，识别快但可能有毛刺。</w:t>
       </w:r>
@@ -1688,21 +1833,27 @@
       </w:pPr>
       <w:r>
         <w:rPr>
-          <w:rFonts w:hint="eastAsia"/>
+          <w:rFonts w:hint="eastAsia" w:eastAsia="黑体"/>
           <w:b/>
           <w:bCs/>
         </w:rPr>
         <w:t xml:space="preserve">采用摩尔型（Moore）输出</w:t>
       </w:r>
       <w:r>
+        <w:rPr>
+          <w:rFonts w:eastAsia="黑体"/>
+        </w:rPr>
         <w:t xml:space="preserve"> </w:t>
       </w:r>
       <w:r>
+        <w:rPr>
+          <w:rFonts w:eastAsia="黑体"/>
+        </w:rPr>
         <w:t xml:space="preserve">→ </w:t>
       </w:r>
       <w:r>
         <w:rPr>
-          <w:rFonts w:hint="eastAsia"/>
+          <w:rFonts w:hint="eastAsia" w:eastAsia="黑体"/>
         </w:rPr>
         <w:t xml:space="preserve">输出仅由状态决定，状态数略多但输出干净。</w:t>
       </w:r>
@@ -1717,21 +1868,27 @@
       </w:pPr>
       <w:r>
         <w:rPr>
-          <w:rFonts w:hint="eastAsia"/>
+          <w:rFonts w:hint="eastAsia" w:eastAsia="黑体"/>
           <w:b/>
           <w:bCs/>
         </w:rPr>
         <w:t xml:space="preserve">支持重叠检测</w:t>
       </w:r>
       <w:r>
+        <w:rPr>
+          <w:rFonts w:eastAsia="黑体"/>
+        </w:rPr>
         <w:t xml:space="preserve"> </w:t>
       </w:r>
       <w:r>
+        <w:rPr>
+          <w:rFonts w:eastAsia="黑体"/>
+        </w:rPr>
         <w:t xml:space="preserve">→ </w:t>
       </w:r>
       <w:r>
         <w:rPr>
-          <w:rFonts w:hint="eastAsia"/>
+          <w:rFonts w:hint="eastAsia" w:eastAsia="黑体"/>
         </w:rPr>
         <w:t xml:space="preserve">需要设计与部分匹配状态间的回退转移。</w:t>
       </w:r>
@@ -1746,21 +1903,27 @@
       </w:pPr>
       <w:r>
         <w:rPr>
-          <w:rFonts w:hint="eastAsia"/>
+          <w:rFonts w:hint="eastAsia" w:eastAsia="黑体"/>
           <w:b/>
           <w:bCs/>
         </w:rPr>
         <w:t xml:space="preserve">序列更长</w:t>
       </w:r>
       <w:r>
+        <w:rPr>
+          <w:rFonts w:eastAsia="黑体"/>
+        </w:rPr>
         <w:t xml:space="preserve"> </w:t>
       </w:r>
       <w:r>
+        <w:rPr>
+          <w:rFonts w:eastAsia="黑体"/>
+        </w:rPr>
         <w:t xml:space="preserve">→ </w:t>
       </w:r>
       <w:r>
         <w:rPr>
-          <w:rFonts w:hint="eastAsia"/>
+          <w:rFonts w:hint="eastAsia" w:eastAsia="黑体"/>
         </w:rPr>
         <w:t xml:space="preserve">状态数增加，次态逻辑变复杂。</w:t>
       </w:r>
@@ -1773,7 +1936,7 @@
       </w:pPr>
       <w:r>
         <w:rPr>
-          <w:rFonts w:hint="eastAsia"/>
+          <w:rFonts w:hint="eastAsia" w:eastAsia="黑体"/>
         </w:rPr>
         <w:t xml:space="preserve">典型参数示例</w:t>
       </w:r>
@@ -1788,34 +1951,43 @@
       </w:pPr>
       <w:r>
         <w:rPr>
-          <w:rFonts w:hint="eastAsia"/>
+          <w:rFonts w:hint="eastAsia" w:eastAsia="黑体"/>
         </w:rPr>
         <w:t xml:space="preserve">检测序列</w:t>
       </w:r>
       <w:r>
+        <w:rPr>
+          <w:rFonts w:eastAsia="黑体"/>
+        </w:rPr>
         <w:t xml:space="preserve"> </w:t>
       </w:r>
       <w:r>
         <w:rPr>
-          <w:rFonts w:hint="eastAsia"/>
+          <w:rFonts w:hint="eastAsia" w:eastAsia="黑体"/>
         </w:rPr>
         <w:t xml:space="preserve">1101（米利型）：需要约</w:t>
       </w:r>
       <w:r>
+        <w:rPr>
+          <w:rFonts w:eastAsia="黑体"/>
+        </w:rPr>
         <w:t xml:space="preserve"> 4~5 </w:t>
       </w:r>
       <w:r>
         <w:rPr>
-          <w:rFonts w:hint="eastAsia"/>
+          <w:rFonts w:hint="eastAsia" w:eastAsia="黑体"/>
         </w:rPr>
         <w:t xml:space="preserve">个状态。输入流</w:t>
       </w:r>
       <w:r>
+        <w:rPr>
+          <w:rFonts w:eastAsia="黑体"/>
+        </w:rPr>
         <w:t xml:space="preserve"> 1101 </w:t>
       </w:r>
       <w:r>
         <w:rPr>
-          <w:rFonts w:hint="eastAsia"/>
+          <w:rFonts w:hint="eastAsia" w:eastAsia="黑体"/>
         </w:rPr>
         <w:t xml:space="preserve">到末位时输出识别脉冲，若允许重叠，可同时重新匹配结尾的“1”。</w:t>
       </w:r>
@@ -1830,25 +2002,31 @@
       </w:pPr>
       <w:r>
         <w:rPr>
-          <w:rFonts w:hint="eastAsia"/>
+          <w:rFonts w:hint="eastAsia" w:eastAsia="黑体"/>
         </w:rPr>
         <w:t xml:space="preserve">状态转移示例：识别</w:t>
       </w:r>
       <w:r>
+        <w:rPr>
+          <w:rFonts w:eastAsia="黑体"/>
+        </w:rPr>
         <w:t xml:space="preserve"> 1101 </w:t>
       </w:r>
       <w:r>
         <w:rPr>
-          <w:rFonts w:hint="eastAsia"/>
+          <w:rFonts w:hint="eastAsia" w:eastAsia="黑体"/>
         </w:rPr>
         <w:t xml:space="preserve">时，匹配前缀</w:t>
       </w:r>
       <w:r>
+        <w:rPr>
+          <w:rFonts w:eastAsia="黑体"/>
+        </w:rPr>
         <w:t xml:space="preserve"> </w:t>
       </w:r>
       <w:r>
         <w:rPr>
-          <w:rFonts w:hint="eastAsia"/>
+          <w:rFonts w:hint="eastAsia" w:eastAsia="黑体"/>
         </w:rPr>
         <w:t xml:space="preserve">1→11→110→1101，每匹配一位进一状态，失配回退到对应部分匹配状态。</w:t>
       </w:r>
@@ -1861,7 +2039,7 @@
       </w:pPr>
       <w:r>
         <w:rPr>
-          <w:rFonts w:hint="eastAsia"/>
+          <w:rFonts w:hint="eastAsia" w:eastAsia="黑体"/>
         </w:rPr>
         <w:t xml:space="preserve">常见器件型号</w:t>
       </w:r>
@@ -1876,43 +2054,55 @@
       </w:pPr>
       <w:r>
         <w:rPr>
-          <w:rFonts w:hint="eastAsia"/>
+          <w:rFonts w:hint="eastAsia" w:eastAsia="黑体"/>
         </w:rPr>
         <w:t xml:space="preserve">常用：按需选型（序列检测器通常由触发器</w:t>
       </w:r>
       <w:r>
+        <w:rPr>
+          <w:rFonts w:eastAsia="黑体"/>
+        </w:rPr>
         <w:t xml:space="preserve"> + </w:t>
       </w:r>
       <w:r>
         <w:rPr>
-          <w:rFonts w:hint="eastAsia"/>
+          <w:rFonts w:hint="eastAsia" w:eastAsia="黑体"/>
         </w:rPr>
         <w:t xml:space="preserve">门电路自行设计，或在</w:t>
       </w:r>
       <w:r>
+        <w:rPr>
+          <w:rFonts w:eastAsia="黑体"/>
+        </w:rPr>
         <w:t xml:space="preserve"> FPGA/CPLD </w:t>
       </w:r>
       <w:r>
         <w:rPr>
-          <w:rFonts w:hint="eastAsia"/>
+          <w:rFonts w:hint="eastAsia" w:eastAsia="黑体"/>
         </w:rPr>
         <w:t xml:space="preserve">中用</w:t>
       </w:r>
       <w:r>
+        <w:rPr>
+          <w:rFonts w:eastAsia="黑体"/>
+        </w:rPr>
         <w:t xml:space="preserve"> HDL </w:t>
       </w:r>
       <w:r>
         <w:rPr>
-          <w:rFonts w:hint="eastAsia"/>
+          <w:rFonts w:hint="eastAsia" w:eastAsia="黑体"/>
         </w:rPr>
         <w:t xml:space="preserve">描述</w:t>
       </w:r>
       <w:r>
+        <w:rPr>
+          <w:rFonts w:eastAsia="黑体"/>
+        </w:rPr>
         <w:t xml:space="preserve"> </w:t>
       </w:r>
       <w:r>
         <w:rPr>
-          <w:rFonts w:hint="eastAsia"/>
+          <w:rFonts w:hint="eastAsia" w:eastAsia="黑体"/>
         </w:rPr>
         <w:t xml:space="preserve">FSM）。</w:t>
       </w:r>
@@ -1927,16 +2117,19 @@
       </w:pPr>
       <w:r>
         <w:rPr>
-          <w:rFonts w:hint="eastAsia"/>
+          <w:rFonts w:hint="eastAsia" w:eastAsia="黑体"/>
         </w:rPr>
         <w:t xml:space="preserve">基础实现：74HC74</w:t>
       </w:r>
       <w:r>
+        <w:rPr>
+          <w:rFonts w:eastAsia="黑体"/>
+        </w:rPr>
         <w:t xml:space="preserve"> / 74HC164 </w:t>
       </w:r>
       <w:r>
         <w:rPr>
-          <w:rFonts w:hint="eastAsia"/>
+          <w:rFonts w:hint="eastAsia" w:eastAsia="黑体"/>
         </w:rPr>
         <w:t xml:space="preserve">配合组合逻辑。</w:t>
       </w:r>
@@ -1949,7 +2142,7 @@
       </w:pPr>
       <w:r>
         <w:rPr>
-          <w:rFonts w:hint="eastAsia"/>
+          <w:rFonts w:hint="eastAsia" w:eastAsia="黑体"/>
         </w:rPr>
         <w:t xml:space="preserve">注意事项</w:t>
       </w:r>
@@ -1964,25 +2157,31 @@
       </w:pPr>
       <w:r>
         <w:rPr>
-          <w:rFonts w:hint="eastAsia"/>
+          <w:rFonts w:hint="eastAsia" w:eastAsia="黑体"/>
         </w:rPr>
         <w:t xml:space="preserve">明确是否需要重叠检测（如</w:t>
       </w:r>
       <w:r>
+        <w:rPr>
+          <w:rFonts w:eastAsia="黑体"/>
+        </w:rPr>
         <w:t xml:space="preserve"> 1101101 </w:t>
       </w:r>
       <w:r>
         <w:rPr>
-          <w:rFonts w:hint="eastAsia"/>
+          <w:rFonts w:hint="eastAsia" w:eastAsia="黑体"/>
         </w:rPr>
         <w:t xml:space="preserve">中出现两次</w:t>
       </w:r>
       <w:r>
+        <w:rPr>
+          <w:rFonts w:eastAsia="黑体"/>
+        </w:rPr>
         <w:t xml:space="preserve"> </w:t>
       </w:r>
       <w:r>
         <w:rPr>
-          <w:rFonts w:hint="eastAsia"/>
+          <w:rFonts w:hint="eastAsia" w:eastAsia="黑体"/>
         </w:rPr>
         <w:t xml:space="preserve">1101），权衡状态机复杂度。</w:t>
       </w:r>
@@ -1997,16 +2196,19 @@
       </w:pPr>
       <w:r>
         <w:rPr>
-          <w:rFonts w:hint="eastAsia"/>
+          <w:rFonts w:hint="eastAsia" w:eastAsia="黑体"/>
         </w:rPr>
         <w:t xml:space="preserve">序列较长时状态数增长，可考虑用移位寄存器</w:t>
       </w:r>
       <w:r>
+        <w:rPr>
+          <w:rFonts w:eastAsia="黑体"/>
+        </w:rPr>
         <w:t xml:space="preserve"> + </w:t>
       </w:r>
       <w:r>
         <w:rPr>
-          <w:rFonts w:hint="eastAsia"/>
+          <w:rFonts w:hint="eastAsia" w:eastAsia="黑体"/>
         </w:rPr>
         <w:t xml:space="preserve">比较器实现（对定长序列更简单）。</w:t>
       </w:r>
@@ -2021,7 +2223,7 @@
       </w:pPr>
       <w:r>
         <w:rPr>
-          <w:rFonts w:hint="eastAsia"/>
+          <w:rFonts w:hint="eastAsia" w:eastAsia="黑体"/>
         </w:rPr>
         <w:t xml:space="preserve">保证输入在时钟沿建立/保持时间稳定，避免误检。</w:t>
       </w:r>
@@ -2034,7 +2236,7 @@
       </w:pPr>
       <w:r>
         <w:rPr>
-          <w:rFonts w:hint="eastAsia"/>
+          <w:rFonts w:hint="eastAsia" w:eastAsia="黑体"/>
         </w:rPr>
         <w:t xml:space="preserve">参考资料</w:t>
       </w:r>
@@ -2049,7 +2251,7 @@
       </w:pPr>
       <w:r>
         <w:rPr>
-          <w:rFonts w:hint="eastAsia"/>
+          <w:rFonts w:hint="eastAsia" w:eastAsia="黑体"/>
         </w:rPr>
         <w:t xml:space="preserve">《数字电子技术基础》（阎石）。</w:t>
       </w:r>
@@ -2063,6 +2265,9 @@
         </w:numPr>
       </w:pPr>
       <w:r>
+        <w:rPr>
+          <w:rFonts w:eastAsia="黑体"/>
+        </w:rPr>
         <w:t xml:space="preserve">Wikipedia: Finite-state machine (Sequence detection)。</w:t>
       </w:r>
     </w:p>
@@ -2075,11 +2280,14 @@
         </w:numPr>
       </w:pPr>
       <w:r>
+        <w:rPr>
+          <w:rFonts w:eastAsia="黑体"/>
+        </w:rPr>
         <w:t xml:space="preserve">《Verilog / VHDL </w:t>
       </w:r>
       <w:r>
         <w:rPr>
-          <w:rFonts w:hint="eastAsia"/>
+          <w:rFonts w:hint="eastAsia" w:eastAsia="黑体"/>
         </w:rPr>
         <w:t xml:space="preserve">数字系统设计》相关教程。</w:t>
       </w:r>
@@ -2093,11 +2301,11 @@
       </w:pPr>
       <w:r>
         <w:rPr>
-          <w:rFonts w:ascii="Times New Roman" w:hAnsi="Times New Roman"/>
+          <w:rFonts w:ascii="Times New Roman" w:hAnsi="Times New Roman" w:eastAsia="黑体"/>
           <w:color w:val="555555"/>
           <w:sz w:val="21"/>
         </w:rPr>
-        <w:t>材料收集者：杜文杰</w:t>
+        <w:t>材料收集者：杜文杰，WX手机：19519196569，QQ:3478827729</w:t>
       </w:r>
     </w:p>
     <w:sectPr>
@@ -2117,7 +2325,7 @@
 </file>
 
 <file path=word/footer1.xml><?xml version="1.0" encoding="utf-8"?>
-<w:ftr xmlns:m="http://schemas.openxmlformats.org/officeDocument/2006/math" xmlns:mc="http://schemas.openxmlformats.org/markup-compatibility/2006" xmlns:mo="http://schemas.microsoft.com/office/mac/office/2008/main" xmlns:mv="urn:schemas-microsoft-com:mac:vml" xmlns:o="urn:schemas-microsoft-com:office:office" xmlns:r="http://schemas.openxmlformats.org/officeDocument/2006/relationships" xmlns:v="urn:schemas-microsoft-com:vml" xmlns:w10="urn:schemas-microsoft-com:office:word" xmlns:w14="http://schemas.microsoft.com/office/word/2010/wordml" xmlns:w="http://schemas.openxmlformats.org/wordprocessingml/2006/main" xmlns:wne="http://schemas.microsoft.com/office/word/2006/wordml" xmlns:wp14="http://schemas.microsoft.com/office/word/2010/wordprocessingDrawing" xmlns:wp="http://schemas.openxmlformats.org/drawingml/2006/wordprocessingDrawing" xmlns:wpc="http://schemas.microsoft.com/office/word/2010/wordprocessingCanvas" xmlns:wpg="http://schemas.microsoft.com/office/word/2010/wordprocessingGroup" xmlns:wpi="http://schemas.microsoft.com/office/word/2010/wordprocessingInk" xmlns:wps="http://schemas.microsoft.com/office/word/2010/wordprocessingShape" mc:Ignorable="w14 wp14">
+<w:ftr xmlns:mc="http://schemas.openxmlformats.org/markup-compatibility/2006" xmlns:w="http://schemas.openxmlformats.org/wordprocessingml/2006/main" xmlns:m="http://schemas.openxmlformats.org/officeDocument/2006/math" xmlns:mo="http://schemas.microsoft.com/office/mac/office/2008/main" xmlns:mv="urn:schemas-microsoft-com:mac:vml" xmlns:o="urn:schemas-microsoft-com:office:office" xmlns:r="http://schemas.openxmlformats.org/officeDocument/2006/relationships" xmlns:v="urn:schemas-microsoft-com:vml" xmlns:w10="urn:schemas-microsoft-com:office:word" xmlns:w14="http://schemas.microsoft.com/office/word/2010/wordml" xmlns:wne="http://schemas.microsoft.com/office/word/2006/wordml" xmlns:wp14="http://schemas.microsoft.com/office/word/2010/wordprocessingDrawing" xmlns:wp="http://schemas.openxmlformats.org/drawingml/2006/wordprocessingDrawing" xmlns:wpc="http://schemas.microsoft.com/office/word/2010/wordprocessingCanvas" xmlns:wpg="http://schemas.microsoft.com/office/word/2010/wordprocessingGroup" xmlns:wpi="http://schemas.microsoft.com/office/word/2010/wordprocessingInk" xmlns:wps="http://schemas.microsoft.com/office/word/2010/wordprocessingShape" mc:Ignorable="w14 wp14">
   <w:p>
     <w:pPr>
       <w:pStyle w:val="Footer"/>
@@ -2125,12 +2333,14 @@
     </w:pPr>
     <w:r>
       <w:rPr>
+        <w:rFonts w:eastAsia="黑体"/>
         <w:sz w:val="18"/>
       </w:rPr>
       <w:t xml:space="preserve">第 </w:t>
     </w:r>
     <w:r>
       <w:rPr>
+        <w:rFonts w:eastAsia="黑体"/>
         <w:sz w:val="18"/>
       </w:rPr>
       <w:fldChar w:fldCharType="begin"/>
@@ -2139,6 +2349,7 @@
     </w:r>
     <w:r>
       <w:rPr>
+        <w:rFonts w:eastAsia="黑体"/>
         <w:sz w:val="18"/>
       </w:rPr>
       <w:t xml:space="preserve"> 页</w:t>
@@ -2152,6 +2363,9 @@
   <w:footnote w:type="continuationSeparator" w:id="0">
     <w:p>
       <w:r>
+        <w:rPr>
+          <w:rFonts w:eastAsia="黑体"/>
+        </w:rPr>
         <w:continuationSeparator/>
       </w:r>
     </w:p>
@@ -2159,6 +2373,9 @@
   <w:footnote w:type="separator" w:id="-1">
     <w:p>
       <w:r>
+        <w:rPr>
+          <w:rFonts w:eastAsia="黑体"/>
+        </w:rPr>
         <w:separator/>
       </w:r>
     </w:p>
@@ -2167,7 +2384,7 @@
 </file>
 
 <file path=word/header1.xml><?xml version="1.0" encoding="utf-8"?>
-<w:hdr xmlns:m="http://schemas.openxmlformats.org/officeDocument/2006/math" xmlns:mc="http://schemas.openxmlformats.org/markup-compatibility/2006" xmlns:mo="http://schemas.microsoft.com/office/mac/office/2008/main" xmlns:mv="urn:schemas-microsoft-com:mac:vml" xmlns:o="urn:schemas-microsoft-com:office:office" xmlns:r="http://schemas.openxmlformats.org/officeDocument/2006/relationships" xmlns:v="urn:schemas-microsoft-com:vml" xmlns:w10="urn:schemas-microsoft-com:office:word" xmlns:w14="http://schemas.microsoft.com/office/word/2010/wordml" xmlns:w="http://schemas.openxmlformats.org/wordprocessingml/2006/main" xmlns:wne="http://schemas.microsoft.com/office/word/2006/wordml" xmlns:wp14="http://schemas.microsoft.com/office/word/2010/wordprocessingDrawing" xmlns:wp="http://schemas.openxmlformats.org/drawingml/2006/wordprocessingDrawing" xmlns:wpc="http://schemas.microsoft.com/office/word/2010/wordprocessingCanvas" xmlns:wpg="http://schemas.microsoft.com/office/word/2010/wordprocessingGroup" xmlns:wpi="http://schemas.microsoft.com/office/word/2010/wordprocessingInk" xmlns:wps="http://schemas.microsoft.com/office/word/2010/wordprocessingShape" mc:Ignorable="w14 wp14">
+<w:hdr xmlns:mc="http://schemas.openxmlformats.org/markup-compatibility/2006" xmlns:w="http://schemas.openxmlformats.org/wordprocessingml/2006/main" xmlns:m="http://schemas.openxmlformats.org/officeDocument/2006/math" xmlns:mo="http://schemas.microsoft.com/office/mac/office/2008/main" xmlns:mv="urn:schemas-microsoft-com:mac:vml" xmlns:o="urn:schemas-microsoft-com:office:office" xmlns:r="http://schemas.openxmlformats.org/officeDocument/2006/relationships" xmlns:v="urn:schemas-microsoft-com:vml" xmlns:w10="urn:schemas-microsoft-com:office:word" xmlns:w14="http://schemas.microsoft.com/office/word/2010/wordml" xmlns:wne="http://schemas.microsoft.com/office/word/2006/wordml" xmlns:wp14="http://schemas.microsoft.com/office/word/2010/wordprocessingDrawing" xmlns:wp="http://schemas.openxmlformats.org/drawingml/2006/wordprocessingDrawing" xmlns:wpc="http://schemas.microsoft.com/office/word/2010/wordprocessingCanvas" xmlns:wpg="http://schemas.microsoft.com/office/word/2010/wordprocessingGroup" xmlns:wpi="http://schemas.microsoft.com/office/word/2010/wordprocessingInk" xmlns:wps="http://schemas.microsoft.com/office/word/2010/wordprocessingShape" mc:Ignorable="w14 wp14">
   <w:p>
     <w:pPr>
       <w:pStyle w:val="Header"/>
@@ -2175,7 +2392,7 @@
     </w:pPr>
     <w:r>
       <w:rPr>
-        <w:rFonts w:ascii="Times New Roman" w:hAnsi="Times New Roman"/>
+        <w:rFonts w:ascii="Times New Roman" w:hAnsi="Times New Roman" w:eastAsia="黑体"/>
         <w:sz w:val="18"/>
         <w:rFonts w:eastAsia="黑体"/>
         <w:rFonts w:eastAsia="黑体"/>
@@ -2187,7 +2404,7 @@
 </file>
 
 <file path=word/numbering.xml><?xml version="1.0" encoding="utf-8"?>
-<w:numbering xmlns:m="http://schemas.openxmlformats.org/officeDocument/2006/math" xmlns:mc="http://schemas.openxmlformats.org/markup-compatibility/2006" xmlns:mo="http://schemas.microsoft.com/office/mac/office/2008/main" xmlns:mv="urn:schemas-microsoft-com:mac:vml" xmlns:o="urn:schemas-microsoft-com:office:office" xmlns:r="http://schemas.openxmlformats.org/officeDocument/2006/relationships" xmlns:v="urn:schemas-microsoft-com:vml" xmlns:w="http://schemas.openxmlformats.org/wordprocessingml/2006/main" xmlns:w10="urn:schemas-microsoft-com:office:word" xmlns:w14="http://schemas.microsoft.com/office/word/2010/wordml" xmlns:wne="http://schemas.microsoft.com/office/word/2006/wordml" xmlns:wp="http://schemas.openxmlformats.org/drawingml/2006/wordprocessingDrawing" xmlns:wp14="http://schemas.microsoft.com/office/word/2010/wordprocessingDrawing" xmlns:wpc="http://schemas.microsoft.com/office/word/2010/wordprocessingCanvas" xmlns:wpg="http://schemas.microsoft.com/office/word/2010/wordprocessingGroup" xmlns:wpi="http://schemas.microsoft.com/office/word/2010/wordprocessingInk" xmlns:wps="http://schemas.microsoft.com/office/word/2010/wordprocessingShape" mc:Ignorable="w14 wp14">
+<w:numbering xmlns:mc="http://schemas.openxmlformats.org/markup-compatibility/2006" xmlns:w="http://schemas.openxmlformats.org/wordprocessingml/2006/main" xmlns:m="http://schemas.openxmlformats.org/officeDocument/2006/math" xmlns:mo="http://schemas.microsoft.com/office/mac/office/2008/main" xmlns:mv="urn:schemas-microsoft-com:mac:vml" xmlns:o="urn:schemas-microsoft-com:office:office" xmlns:r="http://schemas.openxmlformats.org/officeDocument/2006/relationships" xmlns:v="urn:schemas-microsoft-com:vml" xmlns:w10="urn:schemas-microsoft-com:office:word" xmlns:w14="http://schemas.microsoft.com/office/word/2010/wordml" xmlns:wne="http://schemas.microsoft.com/office/word/2006/wordml" xmlns:wp="http://schemas.openxmlformats.org/drawingml/2006/wordprocessingDrawing" xmlns:wp14="http://schemas.microsoft.com/office/word/2010/wordprocessingDrawing" xmlns:wpc="http://schemas.microsoft.com/office/word/2010/wordprocessingCanvas" xmlns:wpg="http://schemas.microsoft.com/office/word/2010/wordprocessingGroup" xmlns:wpi="http://schemas.microsoft.com/office/word/2010/wordprocessingInk" xmlns:wps="http://schemas.microsoft.com/office/word/2010/wordprocessingShape" mc:Ignorable="w14 wp14">
   <w:abstractNum w:abstractNumId="0">
     <w:nsid w:val="FFFFFF7C"/>
     <w:multiLevelType w:val="singleLevel"/>
@@ -2274,7 +2491,7 @@
         <w:ind w:hanging="360" w:left="1440"/>
       </w:pPr>
       <w:rPr>
-        <w:rFonts w:ascii="Symbol" w:hAnsi="Symbol" w:hint="default"/>
+        <w:rFonts w:ascii="Symbol" w:hAnsi="Symbol" w:hint="default" w:eastAsia="黑体"/>
       </w:rPr>
     </w:lvl>
   </w:abstractNum>
@@ -2295,7 +2512,7 @@
         <w:ind w:hanging="360" w:left="1080"/>
       </w:pPr>
       <w:rPr>
-        <w:rFonts w:ascii="Symbol" w:hAnsi="Symbol" w:hint="default"/>
+        <w:rFonts w:ascii="Symbol" w:hAnsi="Symbol" w:hint="default" w:eastAsia="黑体"/>
       </w:rPr>
     </w:lvl>
   </w:abstractNum>
@@ -2316,7 +2533,7 @@
         <w:ind w:hanging="360" w:left="720"/>
       </w:pPr>
       <w:rPr>
-        <w:rFonts w:ascii="Symbol" w:hAnsi="Symbol" w:hint="default"/>
+        <w:rFonts w:ascii="Symbol" w:hAnsi="Symbol" w:hint="default" w:eastAsia="黑体"/>
       </w:rPr>
     </w:lvl>
   </w:abstractNum>
@@ -2355,7 +2572,7 @@
         <w:ind w:hanging="360" w:left="360"/>
       </w:pPr>
       <w:rPr>
-        <w:rFonts w:ascii="Symbol" w:hAnsi="Symbol" w:hint="default"/>
+        <w:rFonts w:ascii="Symbol" w:hAnsi="Symbol" w:hint="default" w:eastAsia="黑体"/>
       </w:rPr>
     </w:lvl>
   </w:abstractNum>
@@ -2446,7 +2663,7 @@
         <w:ind w:left="720" w:hanging="360"/>
       </w:pPr>
       <w:rPr>
-        <w:rFonts w:ascii="Symbol" w:hAnsi="Symbol" w:cs="Symbol" w:hint="default"/>
+        <w:rFonts w:ascii="Symbol" w:hAnsi="Symbol" w:cs="Symbol" w:hint="default" w:eastAsia="黑体"/>
       </w:rPr>
     </w:lvl>
     <w:lvl w:ilvl="1">
@@ -2457,7 +2674,7 @@
         <w:ind w:left="1440" w:hanging="360"/>
       </w:pPr>
       <w:rPr>
-        <w:rFonts w:ascii="Courier New" w:hAnsi="Courier New" w:cs="Courier New" w:hint="default"/>
+        <w:rFonts w:ascii="Courier New" w:hAnsi="Courier New" w:cs="Courier New" w:hint="default" w:eastAsia="黑体"/>
       </w:rPr>
     </w:lvl>
     <w:lvl w:ilvl="2">
@@ -2468,7 +2685,7 @@
         <w:ind w:left="2160" w:hanging="360"/>
       </w:pPr>
       <w:rPr>
-        <w:rFonts w:ascii="Wingdings" w:hAnsi="Wingdings" w:cs="Wingdings" w:hint="default"/>
+        <w:rFonts w:ascii="Wingdings" w:hAnsi="Wingdings" w:cs="Wingdings" w:hint="default" w:eastAsia="黑体"/>
       </w:rPr>
     </w:lvl>
     <w:lvl w:ilvl="3">
@@ -2479,7 +2696,7 @@
         <w:ind w:left="2880" w:hanging="360"/>
       </w:pPr>
       <w:rPr>
-        <w:rFonts w:ascii="Symbol" w:hAnsi="Symbol" w:cs="Symbol" w:hint="default"/>
+        <w:rFonts w:ascii="Symbol" w:hAnsi="Symbol" w:cs="Symbol" w:hint="default" w:eastAsia="黑体"/>
       </w:rPr>
     </w:lvl>
     <w:lvl w:ilvl="4">
@@ -2490,7 +2707,7 @@
         <w:ind w:left="3600" w:hanging="360"/>
       </w:pPr>
       <w:rPr>
-        <w:rFonts w:ascii="Courier New" w:hAnsi="Courier New" w:cs="Courier New" w:hint="default"/>
+        <w:rFonts w:ascii="Courier New" w:hAnsi="Courier New" w:cs="Courier New" w:hint="default" w:eastAsia="黑体"/>
       </w:rPr>
     </w:lvl>
     <w:lvl w:ilvl="5">
@@ -2501,7 +2718,7 @@
         <w:ind w:left="4320" w:hanging="360"/>
       </w:pPr>
       <w:rPr>
-        <w:rFonts w:ascii="Wingdings" w:hAnsi="Wingdings" w:cs="Wingdings" w:hint="default"/>
+        <w:rFonts w:ascii="Wingdings" w:hAnsi="Wingdings" w:cs="Wingdings" w:hint="default" w:eastAsia="黑体"/>
       </w:rPr>
     </w:lvl>
     <w:lvl w:ilvl="6">
@@ -2512,7 +2729,7 @@
         <w:ind w:left="5040" w:hanging="360"/>
       </w:pPr>
       <w:rPr>
-        <w:rFonts w:ascii="Symbol" w:hAnsi="Symbol" w:cs="Symbol" w:hint="default"/>
+        <w:rFonts w:ascii="Symbol" w:hAnsi="Symbol" w:cs="Symbol" w:hint="default" w:eastAsia="黑体"/>
       </w:rPr>
     </w:lvl>
     <w:lvl w:ilvl="7">
@@ -2523,7 +2740,7 @@
         <w:ind w:left="5760" w:hanging="360"/>
       </w:pPr>
       <w:rPr>
-        <w:rFonts w:ascii="Courier New" w:hAnsi="Courier New" w:cs="Courier New" w:hint="default"/>
+        <w:rFonts w:ascii="Courier New" w:hAnsi="Courier New" w:cs="Courier New" w:hint="default" w:eastAsia="黑体"/>
       </w:rPr>
     </w:lvl>
     <w:lvl w:ilvl="8">
@@ -2534,7 +2751,7 @@
         <w:ind w:left="6480" w:hanging="360"/>
       </w:pPr>
       <w:rPr>
-        <w:rFonts w:ascii="Wingdings" w:hAnsi="Wingdings" w:cs="Wingdings" w:hint="default"/>
+        <w:rFonts w:ascii="Wingdings" w:hAnsi="Wingdings" w:cs="Wingdings" w:hint="default" w:eastAsia="黑体"/>
       </w:rPr>
     </w:lvl>
   </w:abstractNum>
@@ -2590,11 +2807,11 @@
 </file>
 
 <file path=word/styles.xml><?xml version="1.0" encoding="utf-8"?>
-<w:styles xmlns:mc="http://schemas.openxmlformats.org/markup-compatibility/2006" xmlns:r="http://schemas.openxmlformats.org/officeDocument/2006/relationships" xmlns:w="http://schemas.openxmlformats.org/wordprocessingml/2006/main" xmlns:w14="http://schemas.microsoft.com/office/word/2010/wordml" mc:Ignorable="w14">
+<w:styles xmlns:mc="http://schemas.openxmlformats.org/markup-compatibility/2006" xmlns:w="http://schemas.openxmlformats.org/wordprocessingml/2006/main" xmlns:r="http://schemas.openxmlformats.org/officeDocument/2006/relationships" xmlns:w14="http://schemas.microsoft.com/office/word/2010/wordml" mc:Ignorable="w14">
   <w:docDefaults>
     <w:rPrDefault>
       <w:rPr>
-        <w:rFonts w:asciiTheme="minorHAnsi" w:cstheme="minorBidi" w:eastAsiaTheme="minorEastAsia" w:hAnsiTheme="minorHAnsi"/>
+        <w:rFonts w:asciiTheme="minorHAnsi" w:cstheme="minorBidi" w:hAnsiTheme="minorHAnsi" w:eastAsia="黑体"/>
         <w:sz w:val="22"/>
         <w:szCs w:val="22"/>
         <w:lang w:bidi="ar-SA" w:eastAsia="en-US" w:val="en-US"/>
@@ -2816,7 +3033,7 @@
       <w:outlineLvl w:val="0"/>
     </w:pPr>
     <w:rPr>
-      <w:rFonts w:ascii="Times New Roman" w:asciiTheme="majorHAnsi" w:cstheme="majorBidi" w:eastAsia="黑体" w:eastAsiaTheme="majorEastAsia" w:hAnsi="Times New Roman" w:hAnsiTheme="majorHAnsi"/>
+      <w:rFonts w:ascii="Times New Roman" w:asciiTheme="majorHAnsi" w:cstheme="majorBidi" w:eastAsia="黑体" w:hAnsi="Times New Roman" w:hAnsiTheme="majorHAnsi"/>
       <w:b/>
       <w:bCs/>
       <w:color w:val="1F3864"/>
@@ -2840,7 +3057,7 @@
       <w:outlineLvl w:val="1"/>
     </w:pPr>
     <w:rPr>
-      <w:rFonts w:ascii="Times New Roman" w:asciiTheme="majorHAnsi" w:cstheme="majorBidi" w:eastAsia="黑体" w:eastAsiaTheme="majorEastAsia" w:hAnsi="Times New Roman" w:hAnsiTheme="majorHAnsi"/>
+      <w:rFonts w:ascii="Times New Roman" w:asciiTheme="majorHAnsi" w:cstheme="majorBidi" w:eastAsia="黑体" w:hAnsi="Times New Roman" w:hAnsiTheme="majorHAnsi"/>
       <w:b/>
       <w:bCs/>
       <w:color w:val="2E4E7E"/>
@@ -2864,7 +3081,7 @@
       <w:outlineLvl w:val="2"/>
     </w:pPr>
     <w:rPr>
-      <w:rFonts w:ascii="Times New Roman" w:asciiTheme="majorHAnsi" w:cstheme="majorBidi" w:eastAsia="黑体" w:eastAsiaTheme="majorEastAsia" w:hAnsi="Times New Roman" w:hAnsiTheme="majorHAnsi"/>
+      <w:rFonts w:ascii="Times New Roman" w:asciiTheme="majorHAnsi" w:cstheme="majorBidi" w:eastAsia="黑体" w:hAnsi="Times New Roman" w:hAnsiTheme="majorHAnsi"/>
       <w:b/>
       <w:bCs/>
       <w:color w:val="2E4E7E"/>
@@ -2888,7 +3105,7 @@
       <w:outlineLvl w:val="3"/>
     </w:pPr>
     <w:rPr>
-      <w:rFonts w:ascii="Times New Roman" w:asciiTheme="majorHAnsi" w:cstheme="majorBidi" w:eastAsia="黑体" w:eastAsiaTheme="majorEastAsia" w:hAnsi="Times New Roman" w:hAnsiTheme="majorHAnsi"/>
+      <w:rFonts w:ascii="Times New Roman" w:asciiTheme="majorHAnsi" w:cstheme="majorBidi" w:eastAsia="黑体" w:hAnsi="Times New Roman" w:hAnsiTheme="majorHAnsi"/>
       <w:b/>
       <w:bCs/>
       <w:i/>
@@ -2914,7 +3131,7 @@
       <w:outlineLvl w:val="4"/>
     </w:pPr>
     <w:rPr>
-      <w:rFonts w:ascii="Times New Roman" w:asciiTheme="majorHAnsi" w:cstheme="majorBidi" w:eastAsia="黑体" w:eastAsiaTheme="majorEastAsia" w:hAnsi="Times New Roman" w:hAnsiTheme="majorHAnsi"/>
+      <w:rFonts w:ascii="Times New Roman" w:asciiTheme="majorHAnsi" w:cstheme="majorBidi" w:eastAsia="黑体" w:hAnsi="Times New Roman" w:hAnsiTheme="majorHAnsi"/>
       <w:b/>
       <w:color w:val="333333"/>
       <w:sz w:val="22"/>
@@ -2937,7 +3154,7 @@
       <w:outlineLvl w:val="5"/>
     </w:pPr>
     <w:rPr>
-      <w:rFonts w:asciiTheme="majorHAnsi" w:cstheme="majorBidi" w:eastAsiaTheme="majorEastAsia" w:hAnsiTheme="majorHAnsi"/>
+      <w:rFonts w:asciiTheme="majorHAnsi" w:cstheme="majorBidi" w:hAnsiTheme="majorHAnsi" w:eastAsia="黑体"/>
       <w:i/>
       <w:iCs/>
       <w:color w:themeColor="accent1" w:themeShade="7F" w:val="243F60"/>
@@ -2960,7 +3177,7 @@
       <w:outlineLvl w:val="6"/>
     </w:pPr>
     <w:rPr>
-      <w:rFonts w:asciiTheme="majorHAnsi" w:cstheme="majorBidi" w:eastAsiaTheme="majorEastAsia" w:hAnsiTheme="majorHAnsi"/>
+      <w:rFonts w:asciiTheme="majorHAnsi" w:cstheme="majorBidi" w:hAnsiTheme="majorHAnsi" w:eastAsia="黑体"/>
       <w:i/>
       <w:iCs/>
       <w:color w:themeColor="text1" w:themeTint="BF" w:val="404040"/>
@@ -2983,7 +3200,7 @@
       <w:outlineLvl w:val="7"/>
     </w:pPr>
     <w:rPr>
-      <w:rFonts w:asciiTheme="majorHAnsi" w:cstheme="majorBidi" w:eastAsiaTheme="majorEastAsia" w:hAnsiTheme="majorHAnsi"/>
+      <w:rFonts w:asciiTheme="majorHAnsi" w:cstheme="majorBidi" w:hAnsiTheme="majorHAnsi" w:eastAsia="黑体"/>
       <w:color w:themeColor="accent1" w:val="4F81BD"/>
       <w:sz w:val="20"/>
       <w:szCs w:val="20"/>
@@ -3006,7 +3223,7 @@
       <w:outlineLvl w:val="8"/>
     </w:pPr>
     <w:rPr>
-      <w:rFonts w:asciiTheme="majorHAnsi" w:cstheme="majorBidi" w:eastAsiaTheme="majorEastAsia" w:hAnsiTheme="majorHAnsi"/>
+      <w:rFonts w:asciiTheme="majorHAnsi" w:cstheme="majorBidi" w:hAnsiTheme="majorHAnsi" w:eastAsia="黑体"/>
       <w:i/>
       <w:iCs/>
       <w:color w:themeColor="text1" w:themeTint="BF" w:val="404040"/>
@@ -3057,7 +3274,7 @@
     <w:uiPriority w:val="9"/>
     <w:rsid w:val="00FC693F"/>
     <w:rPr>
-      <w:rFonts w:asciiTheme="majorHAnsi" w:cstheme="majorBidi" w:eastAsiaTheme="majorEastAsia" w:hAnsiTheme="majorHAnsi"/>
+      <w:rFonts w:asciiTheme="majorHAnsi" w:cstheme="majorBidi" w:hAnsiTheme="majorHAnsi" w:eastAsia="黑体"/>
       <w:b/>
       <w:bCs/>
       <w:color w:themeColor="accent1" w:themeShade="BF" w:val="365F91"/>
@@ -3072,7 +3289,7 @@
     <w:uiPriority w:val="9"/>
     <w:rsid w:val="00FC693F"/>
     <w:rPr>
-      <w:rFonts w:asciiTheme="majorHAnsi" w:cstheme="majorBidi" w:eastAsiaTheme="majorEastAsia" w:hAnsiTheme="majorHAnsi"/>
+      <w:rFonts w:asciiTheme="majorHAnsi" w:cstheme="majorBidi" w:hAnsiTheme="majorHAnsi" w:eastAsia="黑体"/>
       <w:b/>
       <w:bCs/>
       <w:color w:themeColor="accent1" w:val="4F81BD"/>
@@ -3087,7 +3304,7 @@
     <w:uiPriority w:val="9"/>
     <w:rsid w:val="00FC693F"/>
     <w:rPr>
-      <w:rFonts w:asciiTheme="majorHAnsi" w:cstheme="majorBidi" w:eastAsiaTheme="majorEastAsia" w:hAnsiTheme="majorHAnsi"/>
+      <w:rFonts w:asciiTheme="majorHAnsi" w:cstheme="majorBidi" w:hAnsiTheme="majorHAnsi" w:eastAsia="黑体"/>
       <w:b/>
       <w:bCs/>
       <w:color w:themeColor="accent1" w:val="4F81BD"/>
@@ -3110,7 +3327,7 @@
       <w:contextualSpacing/>
     </w:pPr>
     <w:rPr>
-      <w:rFonts w:ascii="Times New Roman" w:asciiTheme="majorHAnsi" w:cstheme="majorBidi" w:eastAsia="黑体" w:eastAsiaTheme="majorEastAsia" w:hAnsi="Times New Roman" w:hAnsiTheme="majorHAnsi"/>
+      <w:rFonts w:ascii="Times New Roman" w:asciiTheme="majorHAnsi" w:cstheme="majorBidi" w:eastAsia="黑体" w:hAnsi="Times New Roman" w:hAnsiTheme="majorHAnsi"/>
       <w:b/>
       <w:color w:val="1F3864"/>
       <w:spacing w:val="5"/>
@@ -3126,7 +3343,7 @@
     <w:uiPriority w:val="10"/>
     <w:rsid w:val="00FC693F"/>
     <w:rPr>
-      <w:rFonts w:asciiTheme="majorHAnsi" w:cstheme="majorBidi" w:eastAsiaTheme="majorEastAsia" w:hAnsiTheme="majorHAnsi"/>
+      <w:rFonts w:asciiTheme="majorHAnsi" w:cstheme="majorBidi" w:hAnsiTheme="majorHAnsi" w:eastAsia="黑体"/>
       <w:color w:themeColor="text2" w:themeShade="BF" w:val="17365D"/>
       <w:spacing w:val="5"/>
       <w:kern w:val="28"/>
@@ -3148,7 +3365,7 @@
       </w:numPr>
     </w:pPr>
     <w:rPr>
-      <w:rFonts w:asciiTheme="majorHAnsi" w:cstheme="majorBidi" w:eastAsiaTheme="majorEastAsia" w:hAnsiTheme="majorHAnsi"/>
+      <w:rFonts w:asciiTheme="majorHAnsi" w:cstheme="majorBidi" w:hAnsiTheme="majorHAnsi" w:eastAsia="黑体"/>
       <w:i/>
       <w:iCs/>
       <w:color w:themeColor="accent1" w:val="4F81BD"/>
@@ -3164,7 +3381,7 @@
     <w:uiPriority w:val="11"/>
     <w:rsid w:val="00FC693F"/>
     <w:rPr>
-      <w:rFonts w:asciiTheme="majorHAnsi" w:cstheme="majorBidi" w:eastAsiaTheme="majorEastAsia" w:hAnsiTheme="majorHAnsi"/>
+      <w:rFonts w:asciiTheme="majorHAnsi" w:cstheme="majorBidi" w:hAnsiTheme="majorHAnsi" w:eastAsia="黑体"/>
       <w:i/>
       <w:iCs/>
       <w:color w:themeColor="accent1" w:val="4F81BD"/>
@@ -3231,6 +3448,7 @@
       <w:spacing w:after="120"/>
     </w:pPr>
     <w:rPr>
+      <w:rFonts w:eastAsia="黑体"/>
       <w:sz w:val="16"/>
       <w:szCs w:val="16"/>
     </w:rPr>
@@ -3242,6 +3460,7 @@
     <w:uiPriority w:val="99"/>
     <w:rsid w:val="00AA1D8D"/>
     <w:rPr>
+      <w:rFonts w:eastAsia="黑体"/>
       <w:sz w:val="16"/>
       <w:szCs w:val="16"/>
     </w:rPr>
@@ -3411,7 +3630,7 @@
       </w:tabs>
     </w:pPr>
     <w:rPr>
-      <w:rFonts w:ascii="Courier" w:hAnsi="Courier"/>
+      <w:rFonts w:ascii="Courier" w:hAnsi="Courier" w:eastAsia="黑体"/>
       <w:sz w:val="20"/>
       <w:szCs w:val="20"/>
     </w:rPr>
@@ -3423,7 +3642,7 @@
     <w:uiPriority w:val="99"/>
     <w:rsid w:val="0029639D"/>
     <w:rPr>
-      <w:rFonts w:ascii="Courier" w:hAnsi="Courier"/>
+      <w:rFonts w:ascii="Courier" w:hAnsi="Courier" w:eastAsia="黑体"/>
       <w:sz w:val="20"/>
       <w:szCs w:val="20"/>
     </w:rPr>
@@ -3459,6 +3678,7 @@
     <w:uiPriority w:val="29"/>
     <w:rsid w:val="00FC693F"/>
     <w:rPr>
+      <w:rFonts w:eastAsia="黑体"/>
       <w:i/>
       <w:iCs/>
       <w:color w:themeColor="text1" w:val="000000"/>
@@ -3472,7 +3692,7 @@
     <w:semiHidden/>
     <w:rsid w:val="00FC693F"/>
     <w:rPr>
-      <w:rFonts w:asciiTheme="majorHAnsi" w:cstheme="majorBidi" w:eastAsiaTheme="majorEastAsia" w:hAnsiTheme="majorHAnsi"/>
+      <w:rFonts w:asciiTheme="majorHAnsi" w:cstheme="majorBidi" w:hAnsiTheme="majorHAnsi" w:eastAsia="黑体"/>
       <w:b/>
       <w:bCs/>
       <w:i/>
@@ -3488,7 +3708,7 @@
     <w:semiHidden/>
     <w:rsid w:val="00FC693F"/>
     <w:rPr>
-      <w:rFonts w:asciiTheme="majorHAnsi" w:cstheme="majorBidi" w:eastAsiaTheme="majorEastAsia" w:hAnsiTheme="majorHAnsi"/>
+      <w:rFonts w:asciiTheme="majorHAnsi" w:cstheme="majorBidi" w:hAnsiTheme="majorHAnsi" w:eastAsia="黑体"/>
       <w:color w:themeColor="accent1" w:themeShade="7F" w:val="243F60"/>
     </w:rPr>
   </w:style>
@@ -3500,7 +3720,7 @@
     <w:semiHidden/>
     <w:rsid w:val="00FC693F"/>
     <w:rPr>
-      <w:rFonts w:asciiTheme="majorHAnsi" w:cstheme="majorBidi" w:eastAsiaTheme="majorEastAsia" w:hAnsiTheme="majorHAnsi"/>
+      <w:rFonts w:asciiTheme="majorHAnsi" w:cstheme="majorBidi" w:hAnsiTheme="majorHAnsi" w:eastAsia="黑体"/>
       <w:i/>
       <w:iCs/>
       <w:color w:themeColor="accent1" w:themeShade="7F" w:val="243F60"/>
@@ -3514,7 +3734,7 @@
     <w:semiHidden/>
     <w:rsid w:val="00FC693F"/>
     <w:rPr>
-      <w:rFonts w:asciiTheme="majorHAnsi" w:cstheme="majorBidi" w:eastAsiaTheme="majorEastAsia" w:hAnsiTheme="majorHAnsi"/>
+      <w:rFonts w:asciiTheme="majorHAnsi" w:cstheme="majorBidi" w:hAnsiTheme="majorHAnsi" w:eastAsia="黑体"/>
       <w:i/>
       <w:iCs/>
       <w:color w:themeColor="text1" w:themeTint="BF" w:val="404040"/>
@@ -3528,7 +3748,7 @@
     <w:semiHidden/>
     <w:rsid w:val="00FC693F"/>
     <w:rPr>
-      <w:rFonts w:asciiTheme="majorHAnsi" w:cstheme="majorBidi" w:eastAsiaTheme="majorEastAsia" w:hAnsiTheme="majorHAnsi"/>
+      <w:rFonts w:asciiTheme="majorHAnsi" w:cstheme="majorBidi" w:hAnsiTheme="majorHAnsi" w:eastAsia="黑体"/>
       <w:color w:themeColor="accent1" w:val="4F81BD"/>
       <w:sz w:val="20"/>
       <w:szCs w:val="20"/>
@@ -3542,7 +3762,7 @@
     <w:semiHidden/>
     <w:rsid w:val="00FC693F"/>
     <w:rPr>
-      <w:rFonts w:asciiTheme="majorHAnsi" w:cstheme="majorBidi" w:eastAsiaTheme="majorEastAsia" w:hAnsiTheme="majorHAnsi"/>
+      <w:rFonts w:asciiTheme="majorHAnsi" w:cstheme="majorBidi" w:hAnsiTheme="majorHAnsi" w:eastAsia="黑体"/>
       <w:i/>
       <w:iCs/>
       <w:color w:themeColor="text1" w:themeTint="BF" w:val="404040"/>
@@ -3563,6 +3783,7 @@
       <w:spacing w:line="240" w:lineRule="auto"/>
     </w:pPr>
     <w:rPr>
+      <w:rFonts w:eastAsia="黑体"/>
       <w:b/>
       <w:bCs/>
       <w:color w:themeColor="accent1" w:val="4F81BD"/>
@@ -3577,6 +3798,7 @@
     <w:qFormat/>
     <w:rsid w:val="00FC693F"/>
     <w:rPr>
+      <w:rFonts w:eastAsia="黑体"/>
       <w:b/>
       <w:bCs/>
     </w:rPr>
@@ -3588,6 +3810,7 @@
     <w:qFormat/>
     <w:rsid w:val="00FC693F"/>
     <w:rPr>
+      <w:rFonts w:eastAsia="黑体"/>
       <w:i/>
       <w:iCs/>
     </w:rPr>
@@ -3608,6 +3831,7 @@
       <w:ind w:left="936" w:right="936"/>
     </w:pPr>
     <w:rPr>
+      <w:rFonts w:eastAsia="黑体"/>
       <w:b/>
       <w:bCs/>
       <w:i/>
@@ -3622,6 +3846,7 @@
     <w:uiPriority w:val="30"/>
     <w:rsid w:val="00FC693F"/>
     <w:rPr>
+      <w:rFonts w:eastAsia="黑体"/>
       <w:b/>
       <w:bCs/>
       <w:i/>
@@ -3636,6 +3861,7 @@
     <w:qFormat/>
     <w:rsid w:val="00FC693F"/>
     <w:rPr>
+      <w:rFonts w:eastAsia="黑体"/>
       <w:i/>
       <w:iCs/>
       <w:color w:themeColor="text1" w:themeTint="7F" w:val="808080"/>
@@ -3648,6 +3874,7 @@
     <w:qFormat/>
     <w:rsid w:val="00FC693F"/>
     <w:rPr>
+      <w:rFonts w:eastAsia="黑体"/>
       <w:b/>
       <w:bCs/>
       <w:i/>
@@ -3662,6 +3889,7 @@
     <w:qFormat/>
     <w:rsid w:val="00FC693F"/>
     <w:rPr>
+      <w:rFonts w:eastAsia="黑体"/>
       <w:smallCaps/>
       <w:color w:themeColor="accent2" w:val="C0504D"/>
       <w:u w:val="single"/>
@@ -3674,6 +3902,7 @@
     <w:qFormat/>
     <w:rsid w:val="00FC693F"/>
     <w:rPr>
+      <w:rFonts w:eastAsia="黑体"/>
       <w:b/>
       <w:bCs/>
       <w:smallCaps/>
@@ -3689,6 +3918,7 @@
     <w:qFormat/>
     <w:rsid w:val="00FC693F"/>
     <w:rPr>
+      <w:rFonts w:eastAsia="黑体"/>
       <w:b/>
       <w:bCs/>
       <w:smallCaps/>
@@ -3743,6 +3973,7 @@
       <w:spacing w:after="0" w:line="240" w:lineRule="auto"/>
     </w:pPr>
     <w:rPr>
+      <w:rFonts w:eastAsia="黑体"/>
       <w:color w:themeColor="text1" w:themeShade="BF" w:val="000000"/>
     </w:rPr>
     <w:tblPr>
@@ -3765,6 +3996,7 @@
         <w:spacing w:after="0" w:before="0" w:line="240" w:lineRule="auto"/>
       </w:pPr>
       <w:rPr>
+        <w:rFonts w:eastAsia="黑体"/>
         <w:b/>
         <w:bCs/>
       </w:rPr>
@@ -3785,6 +4017,7 @@
         <w:spacing w:after="0" w:before="0" w:line="240" w:lineRule="auto"/>
       </w:pPr>
       <w:rPr>
+        <w:rFonts w:eastAsia="黑体"/>
         <w:b/>
         <w:bCs/>
       </w:rPr>
@@ -3802,12 +4035,14 @@
     </w:tblStylePr>
     <w:tblStylePr w:type="firstCol">
       <w:rPr>
+        <w:rFonts w:eastAsia="黑体"/>
         <w:b/>
         <w:bCs/>
       </w:rPr>
     </w:tblStylePr>
     <w:tblStylePr w:type="lastCol">
       <w:rPr>
+        <w:rFonts w:eastAsia="黑体"/>
         <w:b/>
         <w:bCs/>
       </w:rPr>
@@ -3846,6 +4081,7 @@
       <w:spacing w:after="0" w:line="240" w:lineRule="auto"/>
     </w:pPr>
     <w:rPr>
+      <w:rFonts w:eastAsia="黑体"/>
       <w:color w:themeColor="accent1" w:themeShade="BF" w:val="365F91"/>
     </w:rPr>
     <w:tblPr>
@@ -3868,6 +4104,7 @@
         <w:spacing w:after="0" w:before="0" w:line="240" w:lineRule="auto"/>
       </w:pPr>
       <w:rPr>
+        <w:rFonts w:eastAsia="黑体"/>
         <w:b/>
         <w:bCs/>
       </w:rPr>
@@ -3888,6 +4125,7 @@
         <w:spacing w:after="0" w:before="0" w:line="240" w:lineRule="auto"/>
       </w:pPr>
       <w:rPr>
+        <w:rFonts w:eastAsia="黑体"/>
         <w:b/>
         <w:bCs/>
       </w:rPr>
@@ -3905,12 +4143,14 @@
     </w:tblStylePr>
     <w:tblStylePr w:type="firstCol">
       <w:rPr>
+        <w:rFonts w:eastAsia="黑体"/>
         <w:b/>
         <w:bCs/>
       </w:rPr>
     </w:tblStylePr>
     <w:tblStylePr w:type="lastCol">
       <w:rPr>
+        <w:rFonts w:eastAsia="黑体"/>
         <w:b/>
         <w:bCs/>
       </w:rPr>
@@ -3949,6 +4189,7 @@
       <w:spacing w:after="0" w:line="240" w:lineRule="auto"/>
     </w:pPr>
     <w:rPr>
+      <w:rFonts w:eastAsia="黑体"/>
       <w:color w:themeColor="accent2" w:themeShade="BF" w:val="943634"/>
     </w:rPr>
     <w:tblPr>
@@ -3971,6 +4212,7 @@
         <w:spacing w:after="0" w:before="0" w:line="240" w:lineRule="auto"/>
       </w:pPr>
       <w:rPr>
+        <w:rFonts w:eastAsia="黑体"/>
         <w:b/>
         <w:bCs/>
       </w:rPr>
@@ -3991,6 +4233,7 @@
         <w:spacing w:after="0" w:before="0" w:line="240" w:lineRule="auto"/>
       </w:pPr>
       <w:rPr>
+        <w:rFonts w:eastAsia="黑体"/>
         <w:b/>
         <w:bCs/>
       </w:rPr>
@@ -4008,12 +4251,14 @@
     </w:tblStylePr>
     <w:tblStylePr w:type="firstCol">
       <w:rPr>
+        <w:rFonts w:eastAsia="黑体"/>
         <w:b/>
         <w:bCs/>
       </w:rPr>
     </w:tblStylePr>
     <w:tblStylePr w:type="lastCol">
       <w:rPr>
+        <w:rFonts w:eastAsia="黑体"/>
         <w:b/>
         <w:bCs/>
       </w:rPr>
@@ -4052,6 +4297,7 @@
       <w:spacing w:after="0" w:line="240" w:lineRule="auto"/>
     </w:pPr>
     <w:rPr>
+      <w:rFonts w:eastAsia="黑体"/>
       <w:color w:themeColor="accent3" w:themeShade="BF" w:val="76923C"/>
     </w:rPr>
     <w:tblPr>
@@ -4074,6 +4320,7 @@
         <w:spacing w:after="0" w:before="0" w:line="240" w:lineRule="auto"/>
       </w:pPr>
       <w:rPr>
+        <w:rFonts w:eastAsia="黑体"/>
         <w:b/>
         <w:bCs/>
       </w:rPr>
@@ -4094,6 +4341,7 @@
         <w:spacing w:after="0" w:before="0" w:line="240" w:lineRule="auto"/>
       </w:pPr>
       <w:rPr>
+        <w:rFonts w:eastAsia="黑体"/>
         <w:b/>
         <w:bCs/>
       </w:rPr>
@@ -4111,12 +4359,14 @@
     </w:tblStylePr>
     <w:tblStylePr w:type="firstCol">
       <w:rPr>
+        <w:rFonts w:eastAsia="黑体"/>
         <w:b/>
         <w:bCs/>
       </w:rPr>
     </w:tblStylePr>
     <w:tblStylePr w:type="lastCol">
       <w:rPr>
+        <w:rFonts w:eastAsia="黑体"/>
         <w:b/>
         <w:bCs/>
       </w:rPr>
@@ -4155,6 +4405,7 @@
       <w:spacing w:after="0" w:line="240" w:lineRule="auto"/>
     </w:pPr>
     <w:rPr>
+      <w:rFonts w:eastAsia="黑体"/>
       <w:color w:themeColor="accent4" w:themeShade="BF" w:val="5F497A"/>
     </w:rPr>
     <w:tblPr>
@@ -4177,6 +4428,7 @@
         <w:spacing w:after="0" w:before="0" w:line="240" w:lineRule="auto"/>
       </w:pPr>
       <w:rPr>
+        <w:rFonts w:eastAsia="黑体"/>
         <w:b/>
         <w:bCs/>
       </w:rPr>
@@ -4197,6 +4449,7 @@
         <w:spacing w:after="0" w:before="0" w:line="240" w:lineRule="auto"/>
       </w:pPr>
       <w:rPr>
+        <w:rFonts w:eastAsia="黑体"/>
         <w:b/>
         <w:bCs/>
       </w:rPr>
@@ -4214,12 +4467,14 @@
     </w:tblStylePr>
     <w:tblStylePr w:type="firstCol">
       <w:rPr>
+        <w:rFonts w:eastAsia="黑体"/>
         <w:b/>
         <w:bCs/>
       </w:rPr>
     </w:tblStylePr>
     <w:tblStylePr w:type="lastCol">
       <w:rPr>
+        <w:rFonts w:eastAsia="黑体"/>
         <w:b/>
         <w:bCs/>
       </w:rPr>
@@ -4258,6 +4513,7 @@
       <w:spacing w:after="0" w:line="240" w:lineRule="auto"/>
     </w:pPr>
     <w:rPr>
+      <w:rFonts w:eastAsia="黑体"/>
       <w:color w:themeColor="accent5" w:themeShade="BF" w:val="31849B"/>
     </w:rPr>
     <w:tblPr>
@@ -4280,6 +4536,7 @@
         <w:spacing w:after="0" w:before="0" w:line="240" w:lineRule="auto"/>
       </w:pPr>
       <w:rPr>
+        <w:rFonts w:eastAsia="黑体"/>
         <w:b/>
         <w:bCs/>
       </w:rPr>
@@ -4300,6 +4557,7 @@
         <w:spacing w:after="0" w:before="0" w:line="240" w:lineRule="auto"/>
       </w:pPr>
       <w:rPr>
+        <w:rFonts w:eastAsia="黑体"/>
         <w:b/>
         <w:bCs/>
       </w:rPr>
@@ -4317,12 +4575,14 @@
     </w:tblStylePr>
     <w:tblStylePr w:type="firstCol">
       <w:rPr>
+        <w:rFonts w:eastAsia="黑体"/>
         <w:b/>
         <w:bCs/>
       </w:rPr>
     </w:tblStylePr>
     <w:tblStylePr w:type="lastCol">
       <w:rPr>
+        <w:rFonts w:eastAsia="黑体"/>
         <w:b/>
         <w:bCs/>
       </w:rPr>
@@ -4361,6 +4621,7 @@
       <w:spacing w:after="0" w:line="240" w:lineRule="auto"/>
     </w:pPr>
     <w:rPr>
+      <w:rFonts w:eastAsia="黑体"/>
       <w:color w:themeColor="accent6" w:themeShade="BF" w:val="E36C0A"/>
     </w:rPr>
     <w:tblPr>
@@ -4383,6 +4644,7 @@
         <w:spacing w:after="0" w:before="0" w:line="240" w:lineRule="auto"/>
       </w:pPr>
       <w:rPr>
+        <w:rFonts w:eastAsia="黑体"/>
         <w:b/>
         <w:bCs/>
       </w:rPr>
@@ -4403,6 +4665,7 @@
         <w:spacing w:after="0" w:before="0" w:line="240" w:lineRule="auto"/>
       </w:pPr>
       <w:rPr>
+        <w:rFonts w:eastAsia="黑体"/>
         <w:b/>
         <w:bCs/>
       </w:rPr>
@@ -4420,12 +4683,14 @@
     </w:tblStylePr>
     <w:tblStylePr w:type="firstCol">
       <w:rPr>
+        <w:rFonts w:eastAsia="黑体"/>
         <w:b/>
         <w:bCs/>
       </w:rPr>
     </w:tblStylePr>
     <w:tblStylePr w:type="lastCol">
       <w:rPr>
+        <w:rFonts w:eastAsia="黑体"/>
         <w:b/>
         <w:bCs/>
       </w:rPr>
@@ -4485,6 +4750,7 @@
         <w:spacing w:after="0" w:before="0" w:line="240" w:lineRule="auto"/>
       </w:pPr>
       <w:rPr>
+        <w:rFonts w:eastAsia="黑体"/>
         <w:b/>
         <w:bCs/>
         <w:color w:themeColor="background1" w:val="FFFFFF"/>
@@ -4499,6 +4765,7 @@
         <w:spacing w:after="0" w:before="0" w:line="240" w:lineRule="auto"/>
       </w:pPr>
       <w:rPr>
+        <w:rFonts w:eastAsia="黑体"/>
         <w:b/>
         <w:bCs/>
       </w:rPr>
@@ -4514,12 +4781,14 @@
     </w:tblStylePr>
     <w:tblStylePr w:type="firstCol">
       <w:rPr>
+        <w:rFonts w:eastAsia="黑体"/>
         <w:b/>
         <w:bCs/>
       </w:rPr>
     </w:tblStylePr>
     <w:tblStylePr w:type="lastCol">
       <w:rPr>
+        <w:rFonts w:eastAsia="黑体"/>
         <w:b/>
         <w:bCs/>
       </w:rPr>
@@ -4577,6 +4846,7 @@
         <w:spacing w:after="0" w:before="0" w:line="240" w:lineRule="auto"/>
       </w:pPr>
       <w:rPr>
+        <w:rFonts w:eastAsia="黑体"/>
         <w:b/>
         <w:bCs/>
         <w:color w:themeColor="background1" w:val="FFFFFF"/>
@@ -4591,6 +4861,7 @@
         <w:spacing w:after="0" w:before="0" w:line="240" w:lineRule="auto"/>
       </w:pPr>
       <w:rPr>
+        <w:rFonts w:eastAsia="黑体"/>
         <w:b/>
         <w:bCs/>
       </w:rPr>
@@ -4606,12 +4877,14 @@
     </w:tblStylePr>
     <w:tblStylePr w:type="firstCol">
       <w:rPr>
+        <w:rFonts w:eastAsia="黑体"/>
         <w:b/>
         <w:bCs/>
       </w:rPr>
     </w:tblStylePr>
     <w:tblStylePr w:type="lastCol">
       <w:rPr>
+        <w:rFonts w:eastAsia="黑体"/>
         <w:b/>
         <w:bCs/>
       </w:rPr>
@@ -4669,6 +4942,7 @@
         <w:spacing w:after="0" w:before="0" w:line="240" w:lineRule="auto"/>
       </w:pPr>
       <w:rPr>
+        <w:rFonts w:eastAsia="黑体"/>
         <w:b/>
         <w:bCs/>
         <w:color w:themeColor="background1" w:val="FFFFFF"/>
@@ -4683,6 +4957,7 @@
         <w:spacing w:after="0" w:before="0" w:line="240" w:lineRule="auto"/>
       </w:pPr>
       <w:rPr>
+        <w:rFonts w:eastAsia="黑体"/>
         <w:b/>
         <w:bCs/>
       </w:rPr>
@@ -4698,12 +4973,14 @@
     </w:tblStylePr>
     <w:tblStylePr w:type="firstCol">
       <w:rPr>
+        <w:rFonts w:eastAsia="黑体"/>
         <w:b/>
         <w:bCs/>
       </w:rPr>
     </w:tblStylePr>
     <w:tblStylePr w:type="lastCol">
       <w:rPr>
+        <w:rFonts w:eastAsia="黑体"/>
         <w:b/>
         <w:bCs/>
       </w:rPr>
@@ -4761,6 +5038,7 @@
         <w:spacing w:after="0" w:before="0" w:line="240" w:lineRule="auto"/>
       </w:pPr>
       <w:rPr>
+        <w:rFonts w:eastAsia="黑体"/>
         <w:b/>
         <w:bCs/>
         <w:color w:themeColor="background1" w:val="FFFFFF"/>
@@ -4775,6 +5053,7 @@
         <w:spacing w:after="0" w:before="0" w:line="240" w:lineRule="auto"/>
       </w:pPr>
       <w:rPr>
+        <w:rFonts w:eastAsia="黑体"/>
         <w:b/>
         <w:bCs/>
       </w:rPr>
@@ -4790,12 +5069,14 @@
     </w:tblStylePr>
     <w:tblStylePr w:type="firstCol">
       <w:rPr>
+        <w:rFonts w:eastAsia="黑体"/>
         <w:b/>
         <w:bCs/>
       </w:rPr>
     </w:tblStylePr>
     <w:tblStylePr w:type="lastCol">
       <w:rPr>
+        <w:rFonts w:eastAsia="黑体"/>
         <w:b/>
         <w:bCs/>
       </w:rPr>
@@ -4853,6 +5134,7 @@
         <w:spacing w:after="0" w:before="0" w:line="240" w:lineRule="auto"/>
       </w:pPr>
       <w:rPr>
+        <w:rFonts w:eastAsia="黑体"/>
         <w:b/>
         <w:bCs/>
         <w:color w:themeColor="background1" w:val="FFFFFF"/>
@@ -4867,6 +5149,7 @@
         <w:spacing w:after="0" w:before="0" w:line="240" w:lineRule="auto"/>
       </w:pPr>
       <w:rPr>
+        <w:rFonts w:eastAsia="黑体"/>
         <w:b/>
         <w:bCs/>
       </w:rPr>
@@ -4882,12 +5165,14 @@
     </w:tblStylePr>
     <w:tblStylePr w:type="firstCol">
       <w:rPr>
+        <w:rFonts w:eastAsia="黑体"/>
         <w:b/>
         <w:bCs/>
       </w:rPr>
     </w:tblStylePr>
     <w:tblStylePr w:type="lastCol">
       <w:rPr>
+        <w:rFonts w:eastAsia="黑体"/>
         <w:b/>
         <w:bCs/>
       </w:rPr>
@@ -4945,6 +5230,7 @@
         <w:spacing w:after="0" w:before="0" w:line="240" w:lineRule="auto"/>
       </w:pPr>
       <w:rPr>
+        <w:rFonts w:eastAsia="黑体"/>
         <w:b/>
         <w:bCs/>
         <w:color w:themeColor="background1" w:val="FFFFFF"/>
@@ -4959,6 +5245,7 @@
         <w:spacing w:after="0" w:before="0" w:line="240" w:lineRule="auto"/>
       </w:pPr>
       <w:rPr>
+        <w:rFonts w:eastAsia="黑体"/>
         <w:b/>
         <w:bCs/>
       </w:rPr>
@@ -4974,12 +5261,14 @@
     </w:tblStylePr>
     <w:tblStylePr w:type="firstCol">
       <w:rPr>
+        <w:rFonts w:eastAsia="黑体"/>
         <w:b/>
         <w:bCs/>
       </w:rPr>
     </w:tblStylePr>
     <w:tblStylePr w:type="lastCol">
       <w:rPr>
+        <w:rFonts w:eastAsia="黑体"/>
         <w:b/>
         <w:bCs/>
       </w:rPr>
@@ -5037,6 +5326,7 @@
         <w:spacing w:after="0" w:before="0" w:line="240" w:lineRule="auto"/>
       </w:pPr>
       <w:rPr>
+        <w:rFonts w:eastAsia="黑体"/>
         <w:b/>
         <w:bCs/>
         <w:color w:themeColor="background1" w:val="FFFFFF"/>
@@ -5051,6 +5341,7 @@
         <w:spacing w:after="0" w:before="0" w:line="240" w:lineRule="auto"/>
       </w:pPr>
       <w:rPr>
+        <w:rFonts w:eastAsia="黑体"/>
         <w:b/>
         <w:bCs/>
       </w:rPr>
@@ -5066,12 +5357,14 @@
     </w:tblStylePr>
     <w:tblStylePr w:type="firstCol">
       <w:rPr>
+        <w:rFonts w:eastAsia="黑体"/>
         <w:b/>
         <w:bCs/>
       </w:rPr>
     </w:tblStylePr>
     <w:tblStylePr w:type="lastCol">
       <w:rPr>
+        <w:rFonts w:eastAsia="黑体"/>
         <w:b/>
         <w:bCs/>
       </w:rPr>
@@ -5131,7 +5424,7 @@
         <w:spacing w:after="0" w:before="0" w:line="240" w:lineRule="auto"/>
       </w:pPr>
       <w:rPr>
-        <w:rFonts w:asciiTheme="majorHAnsi" w:cstheme="majorBidi" w:eastAsiaTheme="majorEastAsia" w:hAnsiTheme="majorHAnsi"/>
+        <w:rFonts w:asciiTheme="majorHAnsi" w:cstheme="majorBidi" w:hAnsiTheme="majorHAnsi" w:eastAsia="黑体"/>
         <w:b/>
         <w:bCs/>
       </w:rPr>
@@ -5152,7 +5445,7 @@
         <w:spacing w:after="0" w:before="0" w:line="240" w:lineRule="auto"/>
       </w:pPr>
       <w:rPr>
-        <w:rFonts w:asciiTheme="majorHAnsi" w:cstheme="majorBidi" w:eastAsiaTheme="majorEastAsia" w:hAnsiTheme="majorHAnsi"/>
+        <w:rFonts w:asciiTheme="majorHAnsi" w:cstheme="majorBidi" w:hAnsiTheme="majorHAnsi" w:eastAsia="黑体"/>
         <w:b/>
         <w:bCs/>
       </w:rPr>
@@ -5170,14 +5463,14 @@
     </w:tblStylePr>
     <w:tblStylePr w:type="firstCol">
       <w:rPr>
-        <w:rFonts w:asciiTheme="majorHAnsi" w:cstheme="majorBidi" w:eastAsiaTheme="majorEastAsia" w:hAnsiTheme="majorHAnsi"/>
+        <w:rFonts w:asciiTheme="majorHAnsi" w:cstheme="majorBidi" w:hAnsiTheme="majorHAnsi" w:eastAsia="黑体"/>
         <w:b/>
         <w:bCs/>
       </w:rPr>
     </w:tblStylePr>
     <w:tblStylePr w:type="lastCol">
       <w:rPr>
-        <w:rFonts w:asciiTheme="majorHAnsi" w:cstheme="majorBidi" w:eastAsiaTheme="majorEastAsia" w:hAnsiTheme="majorHAnsi"/>
+        <w:rFonts w:asciiTheme="majorHAnsi" w:cstheme="majorBidi" w:hAnsiTheme="majorHAnsi" w:eastAsia="黑体"/>
         <w:b/>
         <w:bCs/>
       </w:rPr>
@@ -5261,7 +5554,7 @@
         <w:spacing w:after="0" w:before="0" w:line="240" w:lineRule="auto"/>
       </w:pPr>
       <w:rPr>
-        <w:rFonts w:asciiTheme="majorHAnsi" w:cstheme="majorBidi" w:eastAsiaTheme="majorEastAsia" w:hAnsiTheme="majorHAnsi"/>
+        <w:rFonts w:asciiTheme="majorHAnsi" w:cstheme="majorBidi" w:hAnsiTheme="majorHAnsi" w:eastAsia="黑体"/>
         <w:b/>
         <w:bCs/>
       </w:rPr>
@@ -5282,7 +5575,7 @@
         <w:spacing w:after="0" w:before="0" w:line="240" w:lineRule="auto"/>
       </w:pPr>
       <w:rPr>
-        <w:rFonts w:asciiTheme="majorHAnsi" w:cstheme="majorBidi" w:eastAsiaTheme="majorEastAsia" w:hAnsiTheme="majorHAnsi"/>
+        <w:rFonts w:asciiTheme="majorHAnsi" w:cstheme="majorBidi" w:hAnsiTheme="majorHAnsi" w:eastAsia="黑体"/>
         <w:b/>
         <w:bCs/>
       </w:rPr>
@@ -5300,14 +5593,14 @@
     </w:tblStylePr>
     <w:tblStylePr w:type="firstCol">
       <w:rPr>
-        <w:rFonts w:asciiTheme="majorHAnsi" w:cstheme="majorBidi" w:eastAsiaTheme="majorEastAsia" w:hAnsiTheme="majorHAnsi"/>
+        <w:rFonts w:asciiTheme="majorHAnsi" w:cstheme="majorBidi" w:hAnsiTheme="majorHAnsi" w:eastAsia="黑体"/>
         <w:b/>
         <w:bCs/>
       </w:rPr>
     </w:tblStylePr>
     <w:tblStylePr w:type="lastCol">
       <w:rPr>
-        <w:rFonts w:asciiTheme="majorHAnsi" w:cstheme="majorBidi" w:eastAsiaTheme="majorEastAsia" w:hAnsiTheme="majorHAnsi"/>
+        <w:rFonts w:asciiTheme="majorHAnsi" w:cstheme="majorBidi" w:hAnsiTheme="majorHAnsi" w:eastAsia="黑体"/>
         <w:b/>
         <w:bCs/>
       </w:rPr>
@@ -5391,7 +5684,7 @@
         <w:spacing w:after="0" w:before="0" w:line="240" w:lineRule="auto"/>
       </w:pPr>
       <w:rPr>
-        <w:rFonts w:asciiTheme="majorHAnsi" w:cstheme="majorBidi" w:eastAsiaTheme="majorEastAsia" w:hAnsiTheme="majorHAnsi"/>
+        <w:rFonts w:asciiTheme="majorHAnsi" w:cstheme="majorBidi" w:hAnsiTheme="majorHAnsi" w:eastAsia="黑体"/>
         <w:b/>
         <w:bCs/>
       </w:rPr>
@@ -5412,7 +5705,7 @@
         <w:spacing w:after="0" w:before="0" w:line="240" w:lineRule="auto"/>
       </w:pPr>
       <w:rPr>
-        <w:rFonts w:asciiTheme="majorHAnsi" w:cstheme="majorBidi" w:eastAsiaTheme="majorEastAsia" w:hAnsiTheme="majorHAnsi"/>
+        <w:rFonts w:asciiTheme="majorHAnsi" w:cstheme="majorBidi" w:hAnsiTheme="majorHAnsi" w:eastAsia="黑体"/>
         <w:b/>
         <w:bCs/>
       </w:rPr>
@@ -5430,14 +5723,14 @@
     </w:tblStylePr>
     <w:tblStylePr w:type="firstCol">
       <w:rPr>
-        <w:rFonts w:asciiTheme="majorHAnsi" w:cstheme="majorBidi" w:eastAsiaTheme="majorEastAsia" w:hAnsiTheme="majorHAnsi"/>
+        <w:rFonts w:asciiTheme="majorHAnsi" w:cstheme="majorBidi" w:hAnsiTheme="majorHAnsi" w:eastAsia="黑体"/>
         <w:b/>
         <w:bCs/>
       </w:rPr>
     </w:tblStylePr>
     <w:tblStylePr w:type="lastCol">
       <w:rPr>
-        <w:rFonts w:asciiTheme="majorHAnsi" w:cstheme="majorBidi" w:eastAsiaTheme="majorEastAsia" w:hAnsiTheme="majorHAnsi"/>
+        <w:rFonts w:asciiTheme="majorHAnsi" w:cstheme="majorBidi" w:hAnsiTheme="majorHAnsi" w:eastAsia="黑体"/>
         <w:b/>
         <w:bCs/>
       </w:rPr>
@@ -5521,7 +5814,7 @@
         <w:spacing w:after="0" w:before="0" w:line="240" w:lineRule="auto"/>
       </w:pPr>
       <w:rPr>
-        <w:rFonts w:asciiTheme="majorHAnsi" w:cstheme="majorBidi" w:eastAsiaTheme="majorEastAsia" w:hAnsiTheme="majorHAnsi"/>
+        <w:rFonts w:asciiTheme="majorHAnsi" w:cstheme="majorBidi" w:hAnsiTheme="majorHAnsi" w:eastAsia="黑体"/>
         <w:b/>
         <w:bCs/>
       </w:rPr>
@@ -5542,7 +5835,7 @@
         <w:spacing w:after="0" w:before="0" w:line="240" w:lineRule="auto"/>
       </w:pPr>
       <w:rPr>
-        <w:rFonts w:asciiTheme="majorHAnsi" w:cstheme="majorBidi" w:eastAsiaTheme="majorEastAsia" w:hAnsiTheme="majorHAnsi"/>
+        <w:rFonts w:asciiTheme="majorHAnsi" w:cstheme="majorBidi" w:hAnsiTheme="majorHAnsi" w:eastAsia="黑体"/>
         <w:b/>
         <w:bCs/>
       </w:rPr>
@@ -5560,14 +5853,14 @@
     </w:tblStylePr>
     <w:tblStylePr w:type="firstCol">
       <w:rPr>
-        <w:rFonts w:asciiTheme="majorHAnsi" w:cstheme="majorBidi" w:eastAsiaTheme="majorEastAsia" w:hAnsiTheme="majorHAnsi"/>
+        <w:rFonts w:asciiTheme="majorHAnsi" w:cstheme="majorBidi" w:hAnsiTheme="majorHAnsi" w:eastAsia="黑体"/>
         <w:b/>
         <w:bCs/>
       </w:rPr>
     </w:tblStylePr>
     <w:tblStylePr w:type="lastCol">
       <w:rPr>
-        <w:rFonts w:asciiTheme="majorHAnsi" w:cstheme="majorBidi" w:eastAsiaTheme="majorEastAsia" w:hAnsiTheme="majorHAnsi"/>
+        <w:rFonts w:asciiTheme="majorHAnsi" w:cstheme="majorBidi" w:hAnsiTheme="majorHAnsi" w:eastAsia="黑体"/>
         <w:b/>
         <w:bCs/>
       </w:rPr>
@@ -5651,7 +5944,7 @@
         <w:spacing w:after="0" w:before="0" w:line="240" w:lineRule="auto"/>
       </w:pPr>
       <w:rPr>
-        <w:rFonts w:asciiTheme="majorHAnsi" w:cstheme="majorBidi" w:eastAsiaTheme="majorEastAsia" w:hAnsiTheme="majorHAnsi"/>
+        <w:rFonts w:asciiTheme="majorHAnsi" w:cstheme="majorBidi" w:hAnsiTheme="majorHAnsi" w:eastAsia="黑体"/>
         <w:b/>
         <w:bCs/>
       </w:rPr>
@@ -5672,7 +5965,7 @@
         <w:spacing w:after="0" w:before="0" w:line="240" w:lineRule="auto"/>
       </w:pPr>
       <w:rPr>
-        <w:rFonts w:asciiTheme="majorHAnsi" w:cstheme="majorBidi" w:eastAsiaTheme="majorEastAsia" w:hAnsiTheme="majorHAnsi"/>
+        <w:rFonts w:asciiTheme="majorHAnsi" w:cstheme="majorBidi" w:hAnsiTheme="majorHAnsi" w:eastAsia="黑体"/>
         <w:b/>
         <w:bCs/>
       </w:rPr>
@@ -5690,14 +5983,14 @@
     </w:tblStylePr>
     <w:tblStylePr w:type="firstCol">
       <w:rPr>
-        <w:rFonts w:asciiTheme="majorHAnsi" w:cstheme="majorBidi" w:eastAsiaTheme="majorEastAsia" w:hAnsiTheme="majorHAnsi"/>
+        <w:rFonts w:asciiTheme="majorHAnsi" w:cstheme="majorBidi" w:hAnsiTheme="majorHAnsi" w:eastAsia="黑体"/>
         <w:b/>
         <w:bCs/>
       </w:rPr>
     </w:tblStylePr>
     <w:tblStylePr w:type="lastCol">
       <w:rPr>
-        <w:rFonts w:asciiTheme="majorHAnsi" w:cstheme="majorBidi" w:eastAsiaTheme="majorEastAsia" w:hAnsiTheme="majorHAnsi"/>
+        <w:rFonts w:asciiTheme="majorHAnsi" w:cstheme="majorBidi" w:hAnsiTheme="majorHAnsi" w:eastAsia="黑体"/>
         <w:b/>
         <w:bCs/>
       </w:rPr>
@@ -5781,7 +6074,7 @@
         <w:spacing w:after="0" w:before="0" w:line="240" w:lineRule="auto"/>
       </w:pPr>
       <w:rPr>
-        <w:rFonts w:asciiTheme="majorHAnsi" w:cstheme="majorBidi" w:eastAsiaTheme="majorEastAsia" w:hAnsiTheme="majorHAnsi"/>
+        <w:rFonts w:asciiTheme="majorHAnsi" w:cstheme="majorBidi" w:hAnsiTheme="majorHAnsi" w:eastAsia="黑体"/>
         <w:b/>
         <w:bCs/>
       </w:rPr>
@@ -5802,7 +6095,7 @@
         <w:spacing w:after="0" w:before="0" w:line="240" w:lineRule="auto"/>
       </w:pPr>
       <w:rPr>
-        <w:rFonts w:asciiTheme="majorHAnsi" w:cstheme="majorBidi" w:eastAsiaTheme="majorEastAsia" w:hAnsiTheme="majorHAnsi"/>
+        <w:rFonts w:asciiTheme="majorHAnsi" w:cstheme="majorBidi" w:hAnsiTheme="majorHAnsi" w:eastAsia="黑体"/>
         <w:b/>
         <w:bCs/>
       </w:rPr>
@@ -5820,14 +6113,14 @@
     </w:tblStylePr>
     <w:tblStylePr w:type="firstCol">
       <w:rPr>
-        <w:rFonts w:asciiTheme="majorHAnsi" w:cstheme="majorBidi" w:eastAsiaTheme="majorEastAsia" w:hAnsiTheme="majorHAnsi"/>
+        <w:rFonts w:asciiTheme="majorHAnsi" w:cstheme="majorBidi" w:hAnsiTheme="majorHAnsi" w:eastAsia="黑体"/>
         <w:b/>
         <w:bCs/>
       </w:rPr>
     </w:tblStylePr>
     <w:tblStylePr w:type="lastCol">
       <w:rPr>
-        <w:rFonts w:asciiTheme="majorHAnsi" w:cstheme="majorBidi" w:eastAsiaTheme="majorEastAsia" w:hAnsiTheme="majorHAnsi"/>
+        <w:rFonts w:asciiTheme="majorHAnsi" w:cstheme="majorBidi" w:hAnsiTheme="majorHAnsi" w:eastAsia="黑体"/>
         <w:b/>
         <w:bCs/>
       </w:rPr>
@@ -5911,7 +6204,7 @@
         <w:spacing w:after="0" w:before="0" w:line="240" w:lineRule="auto"/>
       </w:pPr>
       <w:rPr>
-        <w:rFonts w:asciiTheme="majorHAnsi" w:cstheme="majorBidi" w:eastAsiaTheme="majorEastAsia" w:hAnsiTheme="majorHAnsi"/>
+        <w:rFonts w:asciiTheme="majorHAnsi" w:cstheme="majorBidi" w:hAnsiTheme="majorHAnsi" w:eastAsia="黑体"/>
         <w:b/>
         <w:bCs/>
       </w:rPr>
@@ -5932,7 +6225,7 @@
         <w:spacing w:after="0" w:before="0" w:line="240" w:lineRule="auto"/>
       </w:pPr>
       <w:rPr>
-        <w:rFonts w:asciiTheme="majorHAnsi" w:cstheme="majorBidi" w:eastAsiaTheme="majorEastAsia" w:hAnsiTheme="majorHAnsi"/>
+        <w:rFonts w:asciiTheme="majorHAnsi" w:cstheme="majorBidi" w:hAnsiTheme="majorHAnsi" w:eastAsia="黑体"/>
         <w:b/>
         <w:bCs/>
       </w:rPr>
@@ -5950,14 +6243,14 @@
     </w:tblStylePr>
     <w:tblStylePr w:type="firstCol">
       <w:rPr>
-        <w:rFonts w:asciiTheme="majorHAnsi" w:cstheme="majorBidi" w:eastAsiaTheme="majorEastAsia" w:hAnsiTheme="majorHAnsi"/>
+        <w:rFonts w:asciiTheme="majorHAnsi" w:cstheme="majorBidi" w:hAnsiTheme="majorHAnsi" w:eastAsia="黑体"/>
         <w:b/>
         <w:bCs/>
       </w:rPr>
     </w:tblStylePr>
     <w:tblStylePr w:type="lastCol">
       <w:rPr>
-        <w:rFonts w:asciiTheme="majorHAnsi" w:cstheme="majorBidi" w:eastAsiaTheme="majorEastAsia" w:hAnsiTheme="majorHAnsi"/>
+        <w:rFonts w:asciiTheme="majorHAnsi" w:cstheme="majorBidi" w:hAnsiTheme="majorHAnsi" w:eastAsia="黑体"/>
         <w:b/>
         <w:bCs/>
       </w:rPr>
@@ -6040,6 +6333,7 @@
         <w:spacing w:after="0" w:before="0" w:line="240" w:lineRule="auto"/>
       </w:pPr>
       <w:rPr>
+        <w:rFonts w:eastAsia="黑体"/>
         <w:b/>
         <w:bCs/>
         <w:color w:themeColor="background1" w:val="FFFFFF"/>
@@ -6062,6 +6356,7 @@
         <w:spacing w:after="0" w:before="0" w:line="240" w:lineRule="auto"/>
       </w:pPr>
       <w:rPr>
+        <w:rFonts w:eastAsia="黑体"/>
         <w:b/>
         <w:bCs/>
       </w:rPr>
@@ -6079,12 +6374,14 @@
     </w:tblStylePr>
     <w:tblStylePr w:type="firstCol">
       <w:rPr>
+        <w:rFonts w:eastAsia="黑体"/>
         <w:b/>
         <w:bCs/>
       </w:rPr>
     </w:tblStylePr>
     <w:tblStylePr w:type="lastCol">
       <w:rPr>
+        <w:rFonts w:eastAsia="黑体"/>
         <w:b/>
         <w:bCs/>
       </w:rPr>
@@ -6146,6 +6443,7 @@
         <w:spacing w:after="0" w:before="0" w:line="240" w:lineRule="auto"/>
       </w:pPr>
       <w:rPr>
+        <w:rFonts w:eastAsia="黑体"/>
         <w:b/>
         <w:bCs/>
         <w:color w:themeColor="background1" w:val="FFFFFF"/>
@@ -6168,6 +6466,7 @@
         <w:spacing w:after="0" w:before="0" w:line="240" w:lineRule="auto"/>
       </w:pPr>
       <w:rPr>
+        <w:rFonts w:eastAsia="黑体"/>
         <w:b/>
         <w:bCs/>
       </w:rPr>
@@ -6185,12 +6484,14 @@
     </w:tblStylePr>
     <w:tblStylePr w:type="firstCol">
       <w:rPr>
+        <w:rFonts w:eastAsia="黑体"/>
         <w:b/>
         <w:bCs/>
       </w:rPr>
     </w:tblStylePr>
     <w:tblStylePr w:type="lastCol">
       <w:rPr>
+        <w:rFonts w:eastAsia="黑体"/>
         <w:b/>
         <w:bCs/>
       </w:rPr>
@@ -6252,6 +6553,7 @@
         <w:spacing w:after="0" w:before="0" w:line="240" w:lineRule="auto"/>
       </w:pPr>
       <w:rPr>
+        <w:rFonts w:eastAsia="黑体"/>
         <w:b/>
         <w:bCs/>
         <w:color w:themeColor="background1" w:val="FFFFFF"/>
@@ -6274,6 +6576,7 @@
         <w:spacing w:after="0" w:before="0" w:line="240" w:lineRule="auto"/>
       </w:pPr>
       <w:rPr>
+        <w:rFonts w:eastAsia="黑体"/>
         <w:b/>
         <w:bCs/>
       </w:rPr>
@@ -6291,12 +6594,14 @@
     </w:tblStylePr>
     <w:tblStylePr w:type="firstCol">
       <w:rPr>
+        <w:rFonts w:eastAsia="黑体"/>
         <w:b/>
         <w:bCs/>
       </w:rPr>
     </w:tblStylePr>
     <w:tblStylePr w:type="lastCol">
       <w:rPr>
+        <w:rFonts w:eastAsia="黑体"/>
         <w:b/>
         <w:bCs/>
       </w:rPr>
@@ -6358,6 +6663,7 @@
         <w:spacing w:after="0" w:before="0" w:line="240" w:lineRule="auto"/>
       </w:pPr>
       <w:rPr>
+        <w:rFonts w:eastAsia="黑体"/>
         <w:b/>
         <w:bCs/>
         <w:color w:themeColor="background1" w:val="FFFFFF"/>
@@ -6380,6 +6686,7 @@
         <w:spacing w:after="0" w:before="0" w:line="240" w:lineRule="auto"/>
       </w:pPr>
       <w:rPr>
+        <w:rFonts w:eastAsia="黑体"/>
         <w:b/>
         <w:bCs/>
       </w:rPr>
@@ -6397,12 +6704,14 @@
     </w:tblStylePr>
     <w:tblStylePr w:type="firstCol">
       <w:rPr>
+        <w:rFonts w:eastAsia="黑体"/>
         <w:b/>
         <w:bCs/>
       </w:rPr>
     </w:tblStylePr>
     <w:tblStylePr w:type="lastCol">
       <w:rPr>
+        <w:rFonts w:eastAsia="黑体"/>
         <w:b/>
         <w:bCs/>
       </w:rPr>
@@ -6464,6 +6773,7 @@
         <w:spacing w:after="0" w:before="0" w:line="240" w:lineRule="auto"/>
       </w:pPr>
       <w:rPr>
+        <w:rFonts w:eastAsia="黑体"/>
         <w:b/>
         <w:bCs/>
         <w:color w:themeColor="background1" w:val="FFFFFF"/>
@@ -6486,6 +6796,7 @@
         <w:spacing w:after="0" w:before="0" w:line="240" w:lineRule="auto"/>
       </w:pPr>
       <w:rPr>
+        <w:rFonts w:eastAsia="黑体"/>
         <w:b/>
         <w:bCs/>
       </w:rPr>
@@ -6503,12 +6814,14 @@
     </w:tblStylePr>
     <w:tblStylePr w:type="firstCol">
       <w:rPr>
+        <w:rFonts w:eastAsia="黑体"/>
         <w:b/>
         <w:bCs/>
       </w:rPr>
     </w:tblStylePr>
     <w:tblStylePr w:type="lastCol">
       <w:rPr>
+        <w:rFonts w:eastAsia="黑体"/>
         <w:b/>
         <w:bCs/>
       </w:rPr>
@@ -6570,6 +6883,7 @@
         <w:spacing w:after="0" w:before="0" w:line="240" w:lineRule="auto"/>
       </w:pPr>
       <w:rPr>
+        <w:rFonts w:eastAsia="黑体"/>
         <w:b/>
         <w:bCs/>
         <w:color w:themeColor="background1" w:val="FFFFFF"/>
@@ -6592,6 +6906,7 @@
         <w:spacing w:after="0" w:before="0" w:line="240" w:lineRule="auto"/>
       </w:pPr>
       <w:rPr>
+        <w:rFonts w:eastAsia="黑体"/>
         <w:b/>
         <w:bCs/>
       </w:rPr>
@@ -6609,12 +6924,14 @@
     </w:tblStylePr>
     <w:tblStylePr w:type="firstCol">
       <w:rPr>
+        <w:rFonts w:eastAsia="黑体"/>
         <w:b/>
         <w:bCs/>
       </w:rPr>
     </w:tblStylePr>
     <w:tblStylePr w:type="lastCol">
       <w:rPr>
+        <w:rFonts w:eastAsia="黑体"/>
         <w:b/>
         <w:bCs/>
       </w:rPr>
@@ -6676,6 +6993,7 @@
         <w:spacing w:after="0" w:before="0" w:line="240" w:lineRule="auto"/>
       </w:pPr>
       <w:rPr>
+        <w:rFonts w:eastAsia="黑体"/>
         <w:b/>
         <w:bCs/>
         <w:color w:themeColor="background1" w:val="FFFFFF"/>
@@ -6698,6 +7016,7 @@
         <w:spacing w:after="0" w:before="0" w:line="240" w:lineRule="auto"/>
       </w:pPr>
       <w:rPr>
+        <w:rFonts w:eastAsia="黑体"/>
         <w:b/>
         <w:bCs/>
       </w:rPr>
@@ -6715,12 +7034,14 @@
     </w:tblStylePr>
     <w:tblStylePr w:type="firstCol">
       <w:rPr>
+        <w:rFonts w:eastAsia="黑体"/>
         <w:b/>
         <w:bCs/>
       </w:rPr>
     </w:tblStylePr>
     <w:tblStylePr w:type="lastCol">
       <w:rPr>
+        <w:rFonts w:eastAsia="黑体"/>
         <w:b/>
         <w:bCs/>
       </w:rPr>
@@ -6779,6 +7100,7 @@
         <w:spacing w:after="0" w:before="0" w:line="240" w:lineRule="auto"/>
       </w:pPr>
       <w:rPr>
+        <w:rFonts w:eastAsia="黑体"/>
         <w:b/>
         <w:bCs/>
         <w:color w:themeColor="background1" w:val="FFFFFF"/>
@@ -6801,6 +7123,7 @@
         <w:spacing w:after="0" w:before="0" w:line="240" w:lineRule="auto"/>
       </w:pPr>
       <w:rPr>
+        <w:rFonts w:eastAsia="黑体"/>
         <w:color w:val="auto"/>
       </w:rPr>
       <w:tblPr/>
@@ -6818,6 +7141,7 @@
     </w:tblStylePr>
     <w:tblStylePr w:type="firstCol">
       <w:rPr>
+        <w:rFonts w:eastAsia="黑体"/>
         <w:b/>
         <w:bCs/>
         <w:color w:themeColor="background1" w:val="FFFFFF"/>
@@ -6837,6 +7161,7 @@
     </w:tblStylePr>
     <w:tblStylePr w:type="lastCol">
       <w:rPr>
+        <w:rFonts w:eastAsia="黑体"/>
         <w:b/>
         <w:bCs/>
         <w:color w:themeColor="background1" w:val="FFFFFF"/>
@@ -6885,6 +7210,7 @@
     </w:tblStylePr>
     <w:tblStylePr w:type="nwCell">
       <w:rPr>
+        <w:rFonts w:eastAsia="黑体"/>
         <w:color w:themeColor="background1" w:val="FFFFFF"/>
       </w:rPr>
       <w:tblPr/>
@@ -6928,6 +7254,7 @@
         <w:spacing w:after="0" w:before="0" w:line="240" w:lineRule="auto"/>
       </w:pPr>
       <w:rPr>
+        <w:rFonts w:eastAsia="黑体"/>
         <w:b/>
         <w:bCs/>
         <w:color w:themeColor="background1" w:val="FFFFFF"/>
@@ -6950,6 +7277,7 @@
         <w:spacing w:after="0" w:before="0" w:line="240" w:lineRule="auto"/>
       </w:pPr>
       <w:rPr>
+        <w:rFonts w:eastAsia="黑体"/>
         <w:color w:val="auto"/>
       </w:rPr>
       <w:tblPr/>
@@ -6967,6 +7295,7 @@
     </w:tblStylePr>
     <w:tblStylePr w:type="firstCol">
       <w:rPr>
+        <w:rFonts w:eastAsia="黑体"/>
         <w:b/>
         <w:bCs/>
         <w:color w:themeColor="background1" w:val="FFFFFF"/>
@@ -6986,6 +7315,7 @@
     </w:tblStylePr>
     <w:tblStylePr w:type="lastCol">
       <w:rPr>
+        <w:rFonts w:eastAsia="黑体"/>
         <w:b/>
         <w:bCs/>
         <w:color w:themeColor="background1" w:val="FFFFFF"/>
@@ -7034,6 +7364,7 @@
     </w:tblStylePr>
     <w:tblStylePr w:type="nwCell">
       <w:rPr>
+        <w:rFonts w:eastAsia="黑体"/>
         <w:color w:themeColor="background1" w:val="FFFFFF"/>
       </w:rPr>
       <w:tblPr/>
@@ -7077,6 +7408,7 @@
         <w:spacing w:after="0" w:before="0" w:line="240" w:lineRule="auto"/>
       </w:pPr>
       <w:rPr>
+        <w:rFonts w:eastAsia="黑体"/>
         <w:b/>
         <w:bCs/>
         <w:color w:themeColor="background1" w:val="FFFFFF"/>
@@ -7099,6 +7431,7 @@
         <w:spacing w:after="0" w:before="0" w:line="240" w:lineRule="auto"/>
       </w:pPr>
       <w:rPr>
+        <w:rFonts w:eastAsia="黑体"/>
         <w:color w:val="auto"/>
       </w:rPr>
       <w:tblPr/>
@@ -7116,6 +7449,7 @@
     </w:tblStylePr>
     <w:tblStylePr w:type="firstCol">
       <w:rPr>
+        <w:rFonts w:eastAsia="黑体"/>
         <w:b/>
         <w:bCs/>
         <w:color w:themeColor="background1" w:val="FFFFFF"/>
@@ -7135,6 +7469,7 @@
     </w:tblStylePr>
     <w:tblStylePr w:type="lastCol">
       <w:rPr>
+        <w:rFonts w:eastAsia="黑体"/>
         <w:b/>
         <w:bCs/>
         <w:color w:themeColor="background1" w:val="FFFFFF"/>
@@ -7183,6 +7518,7 @@
     </w:tblStylePr>
     <w:tblStylePr w:type="nwCell">
       <w:rPr>
+        <w:rFonts w:eastAsia="黑体"/>
         <w:color w:themeColor="background1" w:val="FFFFFF"/>
       </w:rPr>
       <w:tblPr/>
@@ -7226,6 +7562,7 @@
         <w:spacing w:after="0" w:before="0" w:line="240" w:lineRule="auto"/>
       </w:pPr>
       <w:rPr>
+        <w:rFonts w:eastAsia="黑体"/>
         <w:b/>
         <w:bCs/>
         <w:color w:themeColor="background1" w:val="FFFFFF"/>
@@ -7248,6 +7585,7 @@
         <w:spacing w:after="0" w:before="0" w:line="240" w:lineRule="auto"/>
       </w:pPr>
       <w:rPr>
+        <w:rFonts w:eastAsia="黑体"/>
         <w:color w:val="auto"/>
       </w:rPr>
       <w:tblPr/>
@@ -7265,6 +7603,7 @@
     </w:tblStylePr>
     <w:tblStylePr w:type="firstCol">
       <w:rPr>
+        <w:rFonts w:eastAsia="黑体"/>
         <w:b/>
         <w:bCs/>
         <w:color w:themeColor="background1" w:val="FFFFFF"/>
@@ -7284,6 +7623,7 @@
     </w:tblStylePr>
     <w:tblStylePr w:type="lastCol">
       <w:rPr>
+        <w:rFonts w:eastAsia="黑体"/>
         <w:b/>
         <w:bCs/>
         <w:color w:themeColor="background1" w:val="FFFFFF"/>
@@ -7332,6 +7672,7 @@
     </w:tblStylePr>
     <w:tblStylePr w:type="nwCell">
       <w:rPr>
+        <w:rFonts w:eastAsia="黑体"/>
         <w:color w:themeColor="background1" w:val="FFFFFF"/>
       </w:rPr>
       <w:tblPr/>
@@ -7375,6 +7716,7 @@
         <w:spacing w:after="0" w:before="0" w:line="240" w:lineRule="auto"/>
       </w:pPr>
       <w:rPr>
+        <w:rFonts w:eastAsia="黑体"/>
         <w:b/>
         <w:bCs/>
         <w:color w:themeColor="background1" w:val="FFFFFF"/>
@@ -7397,6 +7739,7 @@
         <w:spacing w:after="0" w:before="0" w:line="240" w:lineRule="auto"/>
       </w:pPr>
       <w:rPr>
+        <w:rFonts w:eastAsia="黑体"/>
         <w:color w:val="auto"/>
       </w:rPr>
       <w:tblPr/>
@@ -7414,6 +7757,7 @@
     </w:tblStylePr>
     <w:tblStylePr w:type="firstCol">
       <w:rPr>
+        <w:rFonts w:eastAsia="黑体"/>
         <w:b/>
         <w:bCs/>
         <w:color w:themeColor="background1" w:val="FFFFFF"/>
@@ -7433,6 +7777,7 @@
     </w:tblStylePr>
     <w:tblStylePr w:type="lastCol">
       <w:rPr>
+        <w:rFonts w:eastAsia="黑体"/>
         <w:b/>
         <w:bCs/>
         <w:color w:themeColor="background1" w:val="FFFFFF"/>
@@ -7481,6 +7826,7 @@
     </w:tblStylePr>
     <w:tblStylePr w:type="nwCell">
       <w:rPr>
+        <w:rFonts w:eastAsia="黑体"/>
         <w:color w:themeColor="background1" w:val="FFFFFF"/>
       </w:rPr>
       <w:tblPr/>
@@ -7524,6 +7870,7 @@
         <w:spacing w:after="0" w:before="0" w:line="240" w:lineRule="auto"/>
       </w:pPr>
       <w:rPr>
+        <w:rFonts w:eastAsia="黑体"/>
         <w:b/>
         <w:bCs/>
         <w:color w:themeColor="background1" w:val="FFFFFF"/>
@@ -7546,6 +7893,7 @@
         <w:spacing w:after="0" w:before="0" w:line="240" w:lineRule="auto"/>
       </w:pPr>
       <w:rPr>
+        <w:rFonts w:eastAsia="黑体"/>
         <w:color w:val="auto"/>
       </w:rPr>
       <w:tblPr/>
@@ -7563,6 +7911,7 @@
     </w:tblStylePr>
     <w:tblStylePr w:type="firstCol">
       <w:rPr>
+        <w:rFonts w:eastAsia="黑体"/>
         <w:b/>
         <w:bCs/>
         <w:color w:themeColor="background1" w:val="FFFFFF"/>
@@ -7582,6 +7931,7 @@
     </w:tblStylePr>
     <w:tblStylePr w:type="lastCol">
       <w:rPr>
+        <w:rFonts w:eastAsia="黑体"/>
         <w:b/>
         <w:bCs/>
         <w:color w:themeColor="background1" w:val="FFFFFF"/>
@@ -7630,6 +7980,7 @@
     </w:tblStylePr>
     <w:tblStylePr w:type="nwCell">
       <w:rPr>
+        <w:rFonts w:eastAsia="黑体"/>
         <w:color w:themeColor="background1" w:val="FFFFFF"/>
       </w:rPr>
       <w:tblPr/>
@@ -7673,6 +8024,7 @@
         <w:spacing w:after="0" w:before="0" w:line="240" w:lineRule="auto"/>
       </w:pPr>
       <w:rPr>
+        <w:rFonts w:eastAsia="黑体"/>
         <w:b/>
         <w:bCs/>
         <w:color w:themeColor="background1" w:val="FFFFFF"/>
@@ -7695,6 +8047,7 @@
         <w:spacing w:after="0" w:before="0" w:line="240" w:lineRule="auto"/>
       </w:pPr>
       <w:rPr>
+        <w:rFonts w:eastAsia="黑体"/>
         <w:color w:val="auto"/>
       </w:rPr>
       <w:tblPr/>
@@ -7712,6 +8065,7 @@
     </w:tblStylePr>
     <w:tblStylePr w:type="firstCol">
       <w:rPr>
+        <w:rFonts w:eastAsia="黑体"/>
         <w:b/>
         <w:bCs/>
         <w:color w:themeColor="background1" w:val="FFFFFF"/>
@@ -7731,6 +8085,7 @@
     </w:tblStylePr>
     <w:tblStylePr w:type="lastCol">
       <w:rPr>
+        <w:rFonts w:eastAsia="黑体"/>
         <w:b/>
         <w:bCs/>
         <w:color w:themeColor="background1" w:val="FFFFFF"/>
@@ -7779,6 +8134,7 @@
     </w:tblStylePr>
     <w:tblStylePr w:type="nwCell">
       <w:rPr>
+        <w:rFonts w:eastAsia="黑体"/>
         <w:color w:themeColor="background1" w:val="FFFFFF"/>
       </w:rPr>
       <w:tblPr/>
@@ -7803,6 +8159,7 @@
       <w:spacing w:after="0" w:line="240" w:lineRule="auto"/>
     </w:pPr>
     <w:rPr>
+      <w:rFonts w:eastAsia="黑体"/>
       <w:color w:themeColor="text1" w:val="000000"/>
     </w:rPr>
     <w:tblPr>
@@ -7822,7 +8179,7 @@
     </w:tblPr>
     <w:tblStylePr w:type="firstRow">
       <w:rPr>
-        <w:rFonts w:asciiTheme="majorHAnsi" w:cstheme="majorBidi" w:eastAsiaTheme="majorEastAsia" w:hAnsiTheme="majorHAnsi"/>
+        <w:rFonts w:asciiTheme="majorHAnsi" w:cstheme="majorBidi" w:hAnsiTheme="majorHAnsi" w:eastAsia="黑体"/>
       </w:rPr>
       <w:tblPr/>
       <w:tcPr>
@@ -7834,6 +8191,7 @@
     </w:tblStylePr>
     <w:tblStylePr w:type="lastRow">
       <w:rPr>
+        <w:rFonts w:eastAsia="黑体"/>
         <w:b/>
         <w:bCs/>
         <w:color w:themeColor="text2" w:val="1F497D"/>
@@ -7848,12 +8206,14 @@
     </w:tblStylePr>
     <w:tblStylePr w:type="firstCol">
       <w:rPr>
+        <w:rFonts w:eastAsia="黑体"/>
         <w:b/>
         <w:bCs/>
       </w:rPr>
     </w:tblStylePr>
     <w:tblStylePr w:type="lastCol">
       <w:rPr>
+        <w:rFonts w:eastAsia="黑体"/>
         <w:b/>
         <w:bCs/>
       </w:rPr>
@@ -7887,6 +8247,7 @@
       <w:spacing w:after="0" w:line="240" w:lineRule="auto"/>
     </w:pPr>
     <w:rPr>
+      <w:rFonts w:eastAsia="黑体"/>
       <w:color w:themeColor="text1" w:val="000000"/>
     </w:rPr>
     <w:tblPr>
@@ -7906,7 +8267,7 @@
     </w:tblPr>
     <w:tblStylePr w:type="firstRow">
       <w:rPr>
-        <w:rFonts w:asciiTheme="majorHAnsi" w:cstheme="majorBidi" w:eastAsiaTheme="majorEastAsia" w:hAnsiTheme="majorHAnsi"/>
+        <w:rFonts w:asciiTheme="majorHAnsi" w:cstheme="majorBidi" w:hAnsiTheme="majorHAnsi" w:eastAsia="黑体"/>
       </w:rPr>
       <w:tblPr/>
       <w:tcPr>
@@ -7918,6 +8279,7 @@
     </w:tblStylePr>
     <w:tblStylePr w:type="lastRow">
       <w:rPr>
+        <w:rFonts w:eastAsia="黑体"/>
         <w:b/>
         <w:bCs/>
         <w:color w:themeColor="text2" w:val="1F497D"/>
@@ -7932,12 +8294,14 @@
     </w:tblStylePr>
     <w:tblStylePr w:type="firstCol">
       <w:rPr>
+        <w:rFonts w:eastAsia="黑体"/>
         <w:b/>
         <w:bCs/>
       </w:rPr>
     </w:tblStylePr>
     <w:tblStylePr w:type="lastCol">
       <w:rPr>
+        <w:rFonts w:eastAsia="黑体"/>
         <w:b/>
         <w:bCs/>
       </w:rPr>
@@ -7971,6 +8335,7 @@
       <w:spacing w:after="0" w:line="240" w:lineRule="auto"/>
     </w:pPr>
     <w:rPr>
+      <w:rFonts w:eastAsia="黑体"/>
       <w:color w:themeColor="text1" w:val="000000"/>
     </w:rPr>
     <w:tblPr>
@@ -7990,7 +8355,7 @@
     </w:tblPr>
     <w:tblStylePr w:type="firstRow">
       <w:rPr>
-        <w:rFonts w:asciiTheme="majorHAnsi" w:cstheme="majorBidi" w:eastAsiaTheme="majorEastAsia" w:hAnsiTheme="majorHAnsi"/>
+        <w:rFonts w:asciiTheme="majorHAnsi" w:cstheme="majorBidi" w:hAnsiTheme="majorHAnsi" w:eastAsia="黑体"/>
       </w:rPr>
       <w:tblPr/>
       <w:tcPr>
@@ -8002,6 +8367,7 @@
     </w:tblStylePr>
     <w:tblStylePr w:type="lastRow">
       <w:rPr>
+        <w:rFonts w:eastAsia="黑体"/>
         <w:b/>
         <w:bCs/>
         <w:color w:themeColor="text2" w:val="1F497D"/>
@@ -8016,12 +8382,14 @@
     </w:tblStylePr>
     <w:tblStylePr w:type="firstCol">
       <w:rPr>
+        <w:rFonts w:eastAsia="黑体"/>
         <w:b/>
         <w:bCs/>
       </w:rPr>
     </w:tblStylePr>
     <w:tblStylePr w:type="lastCol">
       <w:rPr>
+        <w:rFonts w:eastAsia="黑体"/>
         <w:b/>
         <w:bCs/>
       </w:rPr>
@@ -8055,6 +8423,7 @@
       <w:spacing w:after="0" w:line="240" w:lineRule="auto"/>
     </w:pPr>
     <w:rPr>
+      <w:rFonts w:eastAsia="黑体"/>
       <w:color w:themeColor="text1" w:val="000000"/>
     </w:rPr>
     <w:tblPr>
@@ -8074,7 +8443,7 @@
     </w:tblPr>
     <w:tblStylePr w:type="firstRow">
       <w:rPr>
-        <w:rFonts w:asciiTheme="majorHAnsi" w:cstheme="majorBidi" w:eastAsiaTheme="majorEastAsia" w:hAnsiTheme="majorHAnsi"/>
+        <w:rFonts w:asciiTheme="majorHAnsi" w:cstheme="majorBidi" w:hAnsiTheme="majorHAnsi" w:eastAsia="黑体"/>
       </w:rPr>
       <w:tblPr/>
       <w:tcPr>
@@ -8086,6 +8455,7 @@
     </w:tblStylePr>
     <w:tblStylePr w:type="lastRow">
       <w:rPr>
+        <w:rFonts w:eastAsia="黑体"/>
         <w:b/>
         <w:bCs/>
         <w:color w:themeColor="text2" w:val="1F497D"/>
@@ -8100,12 +8470,14 @@
     </w:tblStylePr>
     <w:tblStylePr w:type="firstCol">
       <w:rPr>
+        <w:rFonts w:eastAsia="黑体"/>
         <w:b/>
         <w:bCs/>
       </w:rPr>
     </w:tblStylePr>
     <w:tblStylePr w:type="lastCol">
       <w:rPr>
+        <w:rFonts w:eastAsia="黑体"/>
         <w:b/>
         <w:bCs/>
       </w:rPr>
@@ -8139,6 +8511,7 @@
       <w:spacing w:after="0" w:line="240" w:lineRule="auto"/>
     </w:pPr>
     <w:rPr>
+      <w:rFonts w:eastAsia="黑体"/>
       <w:color w:themeColor="text1" w:val="000000"/>
     </w:rPr>
     <w:tblPr>
@@ -8158,7 +8531,7 @@
     </w:tblPr>
     <w:tblStylePr w:type="firstRow">
       <w:rPr>
-        <w:rFonts w:asciiTheme="majorHAnsi" w:cstheme="majorBidi" w:eastAsiaTheme="majorEastAsia" w:hAnsiTheme="majorHAnsi"/>
+        <w:rFonts w:asciiTheme="majorHAnsi" w:cstheme="majorBidi" w:hAnsiTheme="majorHAnsi" w:eastAsia="黑体"/>
       </w:rPr>
       <w:tblPr/>
       <w:tcPr>
@@ -8170,6 +8543,7 @@
     </w:tblStylePr>
     <w:tblStylePr w:type="lastRow">
       <w:rPr>
+        <w:rFonts w:eastAsia="黑体"/>
         <w:b/>
         <w:bCs/>
         <w:color w:themeColor="text2" w:val="1F497D"/>
@@ -8184,12 +8558,14 @@
     </w:tblStylePr>
     <w:tblStylePr w:type="firstCol">
       <w:rPr>
+        <w:rFonts w:eastAsia="黑体"/>
         <w:b/>
         <w:bCs/>
       </w:rPr>
     </w:tblStylePr>
     <w:tblStylePr w:type="lastCol">
       <w:rPr>
+        <w:rFonts w:eastAsia="黑体"/>
         <w:b/>
         <w:bCs/>
       </w:rPr>
@@ -8223,6 +8599,7 @@
       <w:spacing w:after="0" w:line="240" w:lineRule="auto"/>
     </w:pPr>
     <w:rPr>
+      <w:rFonts w:eastAsia="黑体"/>
       <w:color w:themeColor="text1" w:val="000000"/>
     </w:rPr>
     <w:tblPr>
@@ -8242,7 +8619,7 @@
     </w:tblPr>
     <w:tblStylePr w:type="firstRow">
       <w:rPr>
-        <w:rFonts w:asciiTheme="majorHAnsi" w:cstheme="majorBidi" w:eastAsiaTheme="majorEastAsia" w:hAnsiTheme="majorHAnsi"/>
+        <w:rFonts w:asciiTheme="majorHAnsi" w:cstheme="majorBidi" w:hAnsiTheme="majorHAnsi" w:eastAsia="黑体"/>
       </w:rPr>
       <w:tblPr/>
       <w:tcPr>
@@ -8254,6 +8631,7 @@
     </w:tblStylePr>
     <w:tblStylePr w:type="lastRow">
       <w:rPr>
+        <w:rFonts w:eastAsia="黑体"/>
         <w:b/>
         <w:bCs/>
         <w:color w:themeColor="text2" w:val="1F497D"/>
@@ -8268,12 +8646,14 @@
     </w:tblStylePr>
     <w:tblStylePr w:type="firstCol">
       <w:rPr>
+        <w:rFonts w:eastAsia="黑体"/>
         <w:b/>
         <w:bCs/>
       </w:rPr>
     </w:tblStylePr>
     <w:tblStylePr w:type="lastCol">
       <w:rPr>
+        <w:rFonts w:eastAsia="黑体"/>
         <w:b/>
         <w:bCs/>
       </w:rPr>
@@ -8307,6 +8687,7 @@
       <w:spacing w:after="0" w:line="240" w:lineRule="auto"/>
     </w:pPr>
     <w:rPr>
+      <w:rFonts w:eastAsia="黑体"/>
       <w:color w:themeColor="text1" w:val="000000"/>
     </w:rPr>
     <w:tblPr>
@@ -8326,7 +8707,7 @@
     </w:tblPr>
     <w:tblStylePr w:type="firstRow">
       <w:rPr>
-        <w:rFonts w:asciiTheme="majorHAnsi" w:cstheme="majorBidi" w:eastAsiaTheme="majorEastAsia" w:hAnsiTheme="majorHAnsi"/>
+        <w:rFonts w:asciiTheme="majorHAnsi" w:cstheme="majorBidi" w:hAnsiTheme="majorHAnsi" w:eastAsia="黑体"/>
       </w:rPr>
       <w:tblPr/>
       <w:tcPr>
@@ -8338,6 +8719,7 @@
     </w:tblStylePr>
     <w:tblStylePr w:type="lastRow">
       <w:rPr>
+        <w:rFonts w:eastAsia="黑体"/>
         <w:b/>
         <w:bCs/>
         <w:color w:themeColor="text2" w:val="1F497D"/>
@@ -8352,12 +8734,14 @@
     </w:tblStylePr>
     <w:tblStylePr w:type="firstCol">
       <w:rPr>
+        <w:rFonts w:eastAsia="黑体"/>
         <w:b/>
         <w:bCs/>
       </w:rPr>
     </w:tblStylePr>
     <w:tblStylePr w:type="lastCol">
       <w:rPr>
+        <w:rFonts w:eastAsia="黑体"/>
         <w:b/>
         <w:bCs/>
       </w:rPr>
@@ -8391,7 +8775,7 @@
       <w:spacing w:after="0" w:line="240" w:lineRule="auto"/>
     </w:pPr>
     <w:rPr>
-      <w:rFonts w:asciiTheme="majorHAnsi" w:cstheme="majorBidi" w:eastAsiaTheme="majorEastAsia" w:hAnsiTheme="majorHAnsi"/>
+      <w:rFonts w:asciiTheme="majorHAnsi" w:cstheme="majorBidi" w:hAnsiTheme="majorHAnsi" w:eastAsia="黑体"/>
       <w:color w:themeColor="text1" w:val="000000"/>
     </w:rPr>
     <w:tblPr>
@@ -8413,6 +8797,7 @@
     </w:tblPr>
     <w:tblStylePr w:type="firstRow">
       <w:rPr>
+        <w:rFonts w:eastAsia="黑体"/>
         <w:sz w:val="24"/>
         <w:szCs w:val="24"/>
       </w:rPr>
@@ -8519,7 +8904,7 @@
       <w:spacing w:after="0" w:line="240" w:lineRule="auto"/>
     </w:pPr>
     <w:rPr>
-      <w:rFonts w:asciiTheme="majorHAnsi" w:cstheme="majorBidi" w:eastAsiaTheme="majorEastAsia" w:hAnsiTheme="majorHAnsi"/>
+      <w:rFonts w:asciiTheme="majorHAnsi" w:cstheme="majorBidi" w:hAnsiTheme="majorHAnsi" w:eastAsia="黑体"/>
       <w:color w:themeColor="text1" w:val="000000"/>
     </w:rPr>
     <w:tblPr>
@@ -8541,6 +8926,7 @@
     </w:tblPr>
     <w:tblStylePr w:type="firstRow">
       <w:rPr>
+        <w:rFonts w:eastAsia="黑体"/>
         <w:sz w:val="24"/>
         <w:szCs w:val="24"/>
       </w:rPr>
@@ -8647,7 +9033,7 @@
       <w:spacing w:after="0" w:line="240" w:lineRule="auto"/>
     </w:pPr>
     <w:rPr>
-      <w:rFonts w:asciiTheme="majorHAnsi" w:cstheme="majorBidi" w:eastAsiaTheme="majorEastAsia" w:hAnsiTheme="majorHAnsi"/>
+      <w:rFonts w:asciiTheme="majorHAnsi" w:cstheme="majorBidi" w:hAnsiTheme="majorHAnsi" w:eastAsia="黑体"/>
       <w:color w:themeColor="text1" w:val="000000"/>
     </w:rPr>
     <w:tblPr>
@@ -8669,6 +9055,7 @@
     </w:tblPr>
     <w:tblStylePr w:type="firstRow">
       <w:rPr>
+        <w:rFonts w:eastAsia="黑体"/>
         <w:sz w:val="24"/>
         <w:szCs w:val="24"/>
       </w:rPr>
@@ -8775,7 +9162,7 @@
       <w:spacing w:after="0" w:line="240" w:lineRule="auto"/>
     </w:pPr>
     <w:rPr>
-      <w:rFonts w:asciiTheme="majorHAnsi" w:cstheme="majorBidi" w:eastAsiaTheme="majorEastAsia" w:hAnsiTheme="majorHAnsi"/>
+      <w:rFonts w:asciiTheme="majorHAnsi" w:cstheme="majorBidi" w:hAnsiTheme="majorHAnsi" w:eastAsia="黑体"/>
       <w:color w:themeColor="text1" w:val="000000"/>
     </w:rPr>
     <w:tblPr>
@@ -8797,6 +9184,7 @@
     </w:tblPr>
     <w:tblStylePr w:type="firstRow">
       <w:rPr>
+        <w:rFonts w:eastAsia="黑体"/>
         <w:sz w:val="24"/>
         <w:szCs w:val="24"/>
       </w:rPr>
@@ -8903,7 +9291,7 @@
       <w:spacing w:after="0" w:line="240" w:lineRule="auto"/>
     </w:pPr>
     <w:rPr>
-      <w:rFonts w:asciiTheme="majorHAnsi" w:cstheme="majorBidi" w:eastAsiaTheme="majorEastAsia" w:hAnsiTheme="majorHAnsi"/>
+      <w:rFonts w:asciiTheme="majorHAnsi" w:cstheme="majorBidi" w:hAnsiTheme="majorHAnsi" w:eastAsia="黑体"/>
       <w:color w:themeColor="text1" w:val="000000"/>
     </w:rPr>
     <w:tblPr>
@@ -8925,6 +9313,7 @@
     </w:tblPr>
     <w:tblStylePr w:type="firstRow">
       <w:rPr>
+        <w:rFonts w:eastAsia="黑体"/>
         <w:sz w:val="24"/>
         <w:szCs w:val="24"/>
       </w:rPr>
@@ -9031,7 +9420,7 @@
       <w:spacing w:after="0" w:line="240" w:lineRule="auto"/>
     </w:pPr>
     <w:rPr>
-      <w:rFonts w:asciiTheme="majorHAnsi" w:cstheme="majorBidi" w:eastAsiaTheme="majorEastAsia" w:hAnsiTheme="majorHAnsi"/>
+      <w:rFonts w:asciiTheme="majorHAnsi" w:cstheme="majorBidi" w:hAnsiTheme="majorHAnsi" w:eastAsia="黑体"/>
       <w:color w:themeColor="text1" w:val="000000"/>
     </w:rPr>
     <w:tblPr>
@@ -9053,6 +9442,7 @@
     </w:tblPr>
     <w:tblStylePr w:type="firstRow">
       <w:rPr>
+        <w:rFonts w:eastAsia="黑体"/>
         <w:sz w:val="24"/>
         <w:szCs w:val="24"/>
       </w:rPr>
@@ -9159,7 +9549,7 @@
       <w:spacing w:after="0" w:line="240" w:lineRule="auto"/>
     </w:pPr>
     <w:rPr>
-      <w:rFonts w:asciiTheme="majorHAnsi" w:cstheme="majorBidi" w:eastAsiaTheme="majorEastAsia" w:hAnsiTheme="majorHAnsi"/>
+      <w:rFonts w:asciiTheme="majorHAnsi" w:cstheme="majorBidi" w:hAnsiTheme="majorHAnsi" w:eastAsia="黑体"/>
       <w:color w:themeColor="text1" w:val="000000"/>
     </w:rPr>
     <w:tblPr>
@@ -9181,6 +9571,7 @@
     </w:tblPr>
     <w:tblStylePr w:type="firstRow">
       <w:rPr>
+        <w:rFonts w:eastAsia="黑体"/>
         <w:sz w:val="24"/>
         <w:szCs w:val="24"/>
       </w:rPr>
@@ -9310,12 +9701,14 @@
     </w:tcPr>
     <w:tblStylePr w:type="firstRow">
       <w:rPr>
+        <w:rFonts w:eastAsia="黑体"/>
         <w:b/>
         <w:bCs/>
       </w:rPr>
     </w:tblStylePr>
     <w:tblStylePr w:type="lastRow">
       <w:rPr>
+        <w:rFonts w:eastAsia="黑体"/>
         <w:b/>
         <w:bCs/>
       </w:rPr>
@@ -9328,12 +9721,14 @@
     </w:tblStylePr>
     <w:tblStylePr w:type="firstCol">
       <w:rPr>
+        <w:rFonts w:eastAsia="黑体"/>
         <w:b/>
         <w:bCs/>
       </w:rPr>
     </w:tblStylePr>
     <w:tblStylePr w:type="lastCol">
       <w:rPr>
+        <w:rFonts w:eastAsia="黑体"/>
         <w:b/>
         <w:bCs/>
       </w:rPr>
@@ -9383,12 +9778,14 @@
     </w:tcPr>
     <w:tblStylePr w:type="firstRow">
       <w:rPr>
+        <w:rFonts w:eastAsia="黑体"/>
         <w:b/>
         <w:bCs/>
       </w:rPr>
     </w:tblStylePr>
     <w:tblStylePr w:type="lastRow">
       <w:rPr>
+        <w:rFonts w:eastAsia="黑体"/>
         <w:b/>
         <w:bCs/>
       </w:rPr>
@@ -9401,12 +9798,14 @@
     </w:tblStylePr>
     <w:tblStylePr w:type="firstCol">
       <w:rPr>
+        <w:rFonts w:eastAsia="黑体"/>
         <w:b/>
         <w:bCs/>
       </w:rPr>
     </w:tblStylePr>
     <w:tblStylePr w:type="lastCol">
       <w:rPr>
+        <w:rFonts w:eastAsia="黑体"/>
         <w:b/>
         <w:bCs/>
       </w:rPr>
@@ -9456,12 +9855,14 @@
     </w:tcPr>
     <w:tblStylePr w:type="firstRow">
       <w:rPr>
+        <w:rFonts w:eastAsia="黑体"/>
         <w:b/>
         <w:bCs/>
       </w:rPr>
     </w:tblStylePr>
     <w:tblStylePr w:type="lastRow">
       <w:rPr>
+        <w:rFonts w:eastAsia="黑体"/>
         <w:b/>
         <w:bCs/>
       </w:rPr>
@@ -9474,12 +9875,14 @@
     </w:tblStylePr>
     <w:tblStylePr w:type="firstCol">
       <w:rPr>
+        <w:rFonts w:eastAsia="黑体"/>
         <w:b/>
         <w:bCs/>
       </w:rPr>
     </w:tblStylePr>
     <w:tblStylePr w:type="lastCol">
       <w:rPr>
+        <w:rFonts w:eastAsia="黑体"/>
         <w:b/>
         <w:bCs/>
       </w:rPr>
@@ -9529,12 +9932,14 @@
     </w:tcPr>
     <w:tblStylePr w:type="firstRow">
       <w:rPr>
+        <w:rFonts w:eastAsia="黑体"/>
         <w:b/>
         <w:bCs/>
       </w:rPr>
     </w:tblStylePr>
     <w:tblStylePr w:type="lastRow">
       <w:rPr>
+        <w:rFonts w:eastAsia="黑体"/>
         <w:b/>
         <w:bCs/>
       </w:rPr>
@@ -9547,12 +9952,14 @@
     </w:tblStylePr>
     <w:tblStylePr w:type="firstCol">
       <w:rPr>
+        <w:rFonts w:eastAsia="黑体"/>
         <w:b/>
         <w:bCs/>
       </w:rPr>
     </w:tblStylePr>
     <w:tblStylePr w:type="lastCol">
       <w:rPr>
+        <w:rFonts w:eastAsia="黑体"/>
         <w:b/>
         <w:bCs/>
       </w:rPr>
@@ -9602,12 +10009,14 @@
     </w:tcPr>
     <w:tblStylePr w:type="firstRow">
       <w:rPr>
+        <w:rFonts w:eastAsia="黑体"/>
         <w:b/>
         <w:bCs/>
       </w:rPr>
     </w:tblStylePr>
     <w:tblStylePr w:type="lastRow">
       <w:rPr>
+        <w:rFonts w:eastAsia="黑体"/>
         <w:b/>
         <w:bCs/>
       </w:rPr>
@@ -9620,12 +10029,14 @@
     </w:tblStylePr>
     <w:tblStylePr w:type="firstCol">
       <w:rPr>
+        <w:rFonts w:eastAsia="黑体"/>
         <w:b/>
         <w:bCs/>
       </w:rPr>
     </w:tblStylePr>
     <w:tblStylePr w:type="lastCol">
       <w:rPr>
+        <w:rFonts w:eastAsia="黑体"/>
         <w:b/>
         <w:bCs/>
       </w:rPr>
@@ -9675,12 +10086,14 @@
     </w:tcPr>
     <w:tblStylePr w:type="firstRow">
       <w:rPr>
+        <w:rFonts w:eastAsia="黑体"/>
         <w:b/>
         <w:bCs/>
       </w:rPr>
     </w:tblStylePr>
     <w:tblStylePr w:type="lastRow">
       <w:rPr>
+        <w:rFonts w:eastAsia="黑体"/>
         <w:b/>
         <w:bCs/>
       </w:rPr>
@@ -9693,12 +10106,14 @@
     </w:tblStylePr>
     <w:tblStylePr w:type="firstCol">
       <w:rPr>
+        <w:rFonts w:eastAsia="黑体"/>
         <w:b/>
         <w:bCs/>
       </w:rPr>
     </w:tblStylePr>
     <w:tblStylePr w:type="lastCol">
       <w:rPr>
+        <w:rFonts w:eastAsia="黑体"/>
         <w:b/>
         <w:bCs/>
       </w:rPr>
@@ -9748,12 +10163,14 @@
     </w:tcPr>
     <w:tblStylePr w:type="firstRow">
       <w:rPr>
+        <w:rFonts w:eastAsia="黑体"/>
         <w:b/>
         <w:bCs/>
       </w:rPr>
     </w:tblStylePr>
     <w:tblStylePr w:type="lastRow">
       <w:rPr>
+        <w:rFonts w:eastAsia="黑体"/>
         <w:b/>
         <w:bCs/>
       </w:rPr>
@@ -9766,12 +10183,14 @@
     </w:tblStylePr>
     <w:tblStylePr w:type="firstCol">
       <w:rPr>
+        <w:rFonts w:eastAsia="黑体"/>
         <w:b/>
         <w:bCs/>
       </w:rPr>
     </w:tblStylePr>
     <w:tblStylePr w:type="lastCol">
       <w:rPr>
+        <w:rFonts w:eastAsia="黑体"/>
         <w:b/>
         <w:bCs/>
       </w:rPr>
@@ -9798,7 +10217,7 @@
       <w:spacing w:after="0" w:line="240" w:lineRule="auto"/>
     </w:pPr>
     <w:rPr>
-      <w:rFonts w:asciiTheme="majorHAnsi" w:cstheme="majorBidi" w:eastAsiaTheme="majorEastAsia" w:hAnsiTheme="majorHAnsi"/>
+      <w:rFonts w:asciiTheme="majorHAnsi" w:cstheme="majorBidi" w:hAnsiTheme="majorHAnsi" w:eastAsia="黑体"/>
       <w:color w:themeColor="text1" w:val="000000"/>
     </w:rPr>
     <w:tblPr>
@@ -9825,6 +10244,7 @@
     </w:tcPr>
     <w:tblStylePr w:type="firstRow">
       <w:rPr>
+        <w:rFonts w:eastAsia="黑体"/>
         <w:b/>
         <w:bCs/>
         <w:color w:themeColor="text1" w:val="000000"/>
@@ -9836,6 +10256,7 @@
     </w:tblStylePr>
     <w:tblStylePr w:type="lastRow">
       <w:rPr>
+        <w:rFonts w:eastAsia="黑体"/>
         <w:b/>
         <w:bCs/>
         <w:color w:themeColor="text1" w:val="000000"/>
@@ -9855,6 +10276,7 @@
     </w:tblStylePr>
     <w:tblStylePr w:type="firstCol">
       <w:rPr>
+        <w:rFonts w:eastAsia="黑体"/>
         <w:b/>
         <w:bCs/>
         <w:color w:themeColor="text1" w:val="000000"/>
@@ -9874,6 +10296,7 @@
     </w:tblStylePr>
     <w:tblStylePr w:type="lastCol">
       <w:rPr>
+        <w:rFonts w:eastAsia="黑体"/>
         <w:b w:val="0"/>
         <w:bCs w:val="0"/>
         <w:color w:themeColor="text1" w:val="000000"/>
@@ -9923,7 +10346,7 @@
       <w:spacing w:after="0" w:line="240" w:lineRule="auto"/>
     </w:pPr>
     <w:rPr>
-      <w:rFonts w:asciiTheme="majorHAnsi" w:cstheme="majorBidi" w:eastAsiaTheme="majorEastAsia" w:hAnsiTheme="majorHAnsi"/>
+      <w:rFonts w:asciiTheme="majorHAnsi" w:cstheme="majorBidi" w:hAnsiTheme="majorHAnsi" w:eastAsia="黑体"/>
       <w:color w:themeColor="text1" w:val="000000"/>
     </w:rPr>
     <w:tblPr>
@@ -9950,6 +10373,7 @@
     </w:tcPr>
     <w:tblStylePr w:type="firstRow">
       <w:rPr>
+        <w:rFonts w:eastAsia="黑体"/>
         <w:b/>
         <w:bCs/>
         <w:color w:themeColor="text1" w:val="000000"/>
@@ -9961,6 +10385,7 @@
     </w:tblStylePr>
     <w:tblStylePr w:type="lastRow">
       <w:rPr>
+        <w:rFonts w:eastAsia="黑体"/>
         <w:b/>
         <w:bCs/>
         <w:color w:themeColor="text1" w:val="000000"/>
@@ -9980,6 +10405,7 @@
     </w:tblStylePr>
     <w:tblStylePr w:type="firstCol">
       <w:rPr>
+        <w:rFonts w:eastAsia="黑体"/>
         <w:b/>
         <w:bCs/>
         <w:color w:themeColor="text1" w:val="000000"/>
@@ -9999,6 +10425,7 @@
     </w:tblStylePr>
     <w:tblStylePr w:type="lastCol">
       <w:rPr>
+        <w:rFonts w:eastAsia="黑体"/>
         <w:b w:val="0"/>
         <w:bCs w:val="0"/>
         <w:color w:themeColor="text1" w:val="000000"/>
@@ -10048,7 +10475,7 @@
       <w:spacing w:after="0" w:line="240" w:lineRule="auto"/>
     </w:pPr>
     <w:rPr>
-      <w:rFonts w:asciiTheme="majorHAnsi" w:cstheme="majorBidi" w:eastAsiaTheme="majorEastAsia" w:hAnsiTheme="majorHAnsi"/>
+      <w:rFonts w:asciiTheme="majorHAnsi" w:cstheme="majorBidi" w:hAnsiTheme="majorHAnsi" w:eastAsia="黑体"/>
       <w:color w:themeColor="text1" w:val="000000"/>
     </w:rPr>
     <w:tblPr>
@@ -10075,6 +10502,7 @@
     </w:tcPr>
     <w:tblStylePr w:type="firstRow">
       <w:rPr>
+        <w:rFonts w:eastAsia="黑体"/>
         <w:b/>
         <w:bCs/>
         <w:color w:themeColor="text1" w:val="000000"/>
@@ -10086,6 +10514,7 @@
     </w:tblStylePr>
     <w:tblStylePr w:type="lastRow">
       <w:rPr>
+        <w:rFonts w:eastAsia="黑体"/>
         <w:b/>
         <w:bCs/>
         <w:color w:themeColor="text1" w:val="000000"/>
@@ -10105,6 +10534,7 @@
     </w:tblStylePr>
     <w:tblStylePr w:type="firstCol">
       <w:rPr>
+        <w:rFonts w:eastAsia="黑体"/>
         <w:b/>
         <w:bCs/>
         <w:color w:themeColor="text1" w:val="000000"/>
@@ -10124,6 +10554,7 @@
     </w:tblStylePr>
     <w:tblStylePr w:type="lastCol">
       <w:rPr>
+        <w:rFonts w:eastAsia="黑体"/>
         <w:b w:val="0"/>
         <w:bCs w:val="0"/>
         <w:color w:themeColor="text1" w:val="000000"/>
@@ -10173,7 +10604,7 @@
       <w:spacing w:after="0" w:line="240" w:lineRule="auto"/>
     </w:pPr>
     <w:rPr>
-      <w:rFonts w:asciiTheme="majorHAnsi" w:cstheme="majorBidi" w:eastAsiaTheme="majorEastAsia" w:hAnsiTheme="majorHAnsi"/>
+      <w:rFonts w:asciiTheme="majorHAnsi" w:cstheme="majorBidi" w:hAnsiTheme="majorHAnsi" w:eastAsia="黑体"/>
       <w:color w:themeColor="text1" w:val="000000"/>
     </w:rPr>
     <w:tblPr>
@@ -10200,6 +10631,7 @@
     </w:tcPr>
     <w:tblStylePr w:type="firstRow">
       <w:rPr>
+        <w:rFonts w:eastAsia="黑体"/>
         <w:b/>
         <w:bCs/>
         <w:color w:themeColor="text1" w:val="000000"/>
@@ -10211,6 +10643,7 @@
     </w:tblStylePr>
     <w:tblStylePr w:type="lastRow">
       <w:rPr>
+        <w:rFonts w:eastAsia="黑体"/>
         <w:b/>
         <w:bCs/>
         <w:color w:themeColor="text1" w:val="000000"/>
@@ -10230,6 +10663,7 @@
     </w:tblStylePr>
     <w:tblStylePr w:type="firstCol">
       <w:rPr>
+        <w:rFonts w:eastAsia="黑体"/>
         <w:b/>
         <w:bCs/>
         <w:color w:themeColor="text1" w:val="000000"/>
@@ -10249,6 +10683,7 @@
     </w:tblStylePr>
     <w:tblStylePr w:type="lastCol">
       <w:rPr>
+        <w:rFonts w:eastAsia="黑体"/>
         <w:b w:val="0"/>
         <w:bCs w:val="0"/>
         <w:color w:themeColor="text1" w:val="000000"/>
@@ -10298,7 +10733,7 @@
       <w:spacing w:after="0" w:line="240" w:lineRule="auto"/>
     </w:pPr>
     <w:rPr>
-      <w:rFonts w:asciiTheme="majorHAnsi" w:cstheme="majorBidi" w:eastAsiaTheme="majorEastAsia" w:hAnsiTheme="majorHAnsi"/>
+      <w:rFonts w:asciiTheme="majorHAnsi" w:cstheme="majorBidi" w:hAnsiTheme="majorHAnsi" w:eastAsia="黑体"/>
       <w:color w:themeColor="text1" w:val="000000"/>
     </w:rPr>
     <w:tblPr>
@@ -10325,6 +10760,7 @@
     </w:tcPr>
     <w:tblStylePr w:type="firstRow">
       <w:rPr>
+        <w:rFonts w:eastAsia="黑体"/>
         <w:b/>
         <w:bCs/>
         <w:color w:themeColor="text1" w:val="000000"/>
@@ -10336,6 +10772,7 @@
     </w:tblStylePr>
     <w:tblStylePr w:type="lastRow">
       <w:rPr>
+        <w:rFonts w:eastAsia="黑体"/>
         <w:b/>
         <w:bCs/>
         <w:color w:themeColor="text1" w:val="000000"/>
@@ -10355,6 +10792,7 @@
     </w:tblStylePr>
     <w:tblStylePr w:type="firstCol">
       <w:rPr>
+        <w:rFonts w:eastAsia="黑体"/>
         <w:b/>
         <w:bCs/>
         <w:color w:themeColor="text1" w:val="000000"/>
@@ -10374,6 +10812,7 @@
     </w:tblStylePr>
     <w:tblStylePr w:type="lastCol">
       <w:rPr>
+        <w:rFonts w:eastAsia="黑体"/>
         <w:b w:val="0"/>
         <w:bCs w:val="0"/>
         <w:color w:themeColor="text1" w:val="000000"/>
@@ -10423,7 +10862,7 @@
       <w:spacing w:after="0" w:line="240" w:lineRule="auto"/>
     </w:pPr>
     <w:rPr>
-      <w:rFonts w:asciiTheme="majorHAnsi" w:cstheme="majorBidi" w:eastAsiaTheme="majorEastAsia" w:hAnsiTheme="majorHAnsi"/>
+      <w:rFonts w:asciiTheme="majorHAnsi" w:cstheme="majorBidi" w:hAnsiTheme="majorHAnsi" w:eastAsia="黑体"/>
       <w:color w:themeColor="text1" w:val="000000"/>
     </w:rPr>
     <w:tblPr>
@@ -10450,6 +10889,7 @@
     </w:tcPr>
     <w:tblStylePr w:type="firstRow">
       <w:rPr>
+        <w:rFonts w:eastAsia="黑体"/>
         <w:b/>
         <w:bCs/>
         <w:color w:themeColor="text1" w:val="000000"/>
@@ -10461,6 +10901,7 @@
     </w:tblStylePr>
     <w:tblStylePr w:type="lastRow">
       <w:rPr>
+        <w:rFonts w:eastAsia="黑体"/>
         <w:b/>
         <w:bCs/>
         <w:color w:themeColor="text1" w:val="000000"/>
@@ -10480,6 +10921,7 @@
     </w:tblStylePr>
     <w:tblStylePr w:type="firstCol">
       <w:rPr>
+        <w:rFonts w:eastAsia="黑体"/>
         <w:b/>
         <w:bCs/>
         <w:color w:themeColor="text1" w:val="000000"/>
@@ -10499,6 +10941,7 @@
     </w:tblStylePr>
     <w:tblStylePr w:type="lastCol">
       <w:rPr>
+        <w:rFonts w:eastAsia="黑体"/>
         <w:b w:val="0"/>
         <w:bCs w:val="0"/>
         <w:color w:themeColor="text1" w:val="000000"/>
@@ -10548,7 +10991,7 @@
       <w:spacing w:after="0" w:line="240" w:lineRule="auto"/>
     </w:pPr>
     <w:rPr>
-      <w:rFonts w:asciiTheme="majorHAnsi" w:cstheme="majorBidi" w:eastAsiaTheme="majorEastAsia" w:hAnsiTheme="majorHAnsi"/>
+      <w:rFonts w:asciiTheme="majorHAnsi" w:cstheme="majorBidi" w:hAnsiTheme="majorHAnsi" w:eastAsia="黑体"/>
       <w:color w:themeColor="text1" w:val="000000"/>
     </w:rPr>
     <w:tblPr>
@@ -10575,6 +11018,7 @@
     </w:tcPr>
     <w:tblStylePr w:type="firstRow">
       <w:rPr>
+        <w:rFonts w:eastAsia="黑体"/>
         <w:b/>
         <w:bCs/>
         <w:color w:themeColor="text1" w:val="000000"/>
@@ -10586,6 +11030,7 @@
     </w:tblStylePr>
     <w:tblStylePr w:type="lastRow">
       <w:rPr>
+        <w:rFonts w:eastAsia="黑体"/>
         <w:b/>
         <w:bCs/>
         <w:color w:themeColor="text1" w:val="000000"/>
@@ -10605,6 +11050,7 @@
     </w:tblStylePr>
     <w:tblStylePr w:type="firstCol">
       <w:rPr>
+        <w:rFonts w:eastAsia="黑体"/>
         <w:b/>
         <w:bCs/>
         <w:color w:themeColor="text1" w:val="000000"/>
@@ -10624,6 +11070,7 @@
     </w:tblStylePr>
     <w:tblStylePr w:type="lastCol">
       <w:rPr>
+        <w:rFonts w:eastAsia="黑体"/>
         <w:b w:val="0"/>
         <w:bCs w:val="0"/>
         <w:color w:themeColor="text1" w:val="000000"/>
@@ -10696,6 +11143,7 @@
     </w:tcPr>
     <w:tblStylePr w:type="firstRow">
       <w:rPr>
+        <w:rFonts w:eastAsia="黑体"/>
         <w:b/>
         <w:bCs/>
         <w:i w:val="0"/>
@@ -10717,6 +11165,7 @@
     </w:tblStylePr>
     <w:tblStylePr w:type="lastRow">
       <w:rPr>
+        <w:rFonts w:eastAsia="黑体"/>
         <w:b/>
         <w:bCs/>
         <w:i w:val="0"/>
@@ -10738,6 +11187,7 @@
     </w:tblStylePr>
     <w:tblStylePr w:type="firstCol">
       <w:rPr>
+        <w:rFonts w:eastAsia="黑体"/>
         <w:b/>
         <w:bCs/>
         <w:i w:val="0"/>
@@ -10757,6 +11207,7 @@
     </w:tblStylePr>
     <w:tblStylePr w:type="lastCol">
       <w:rPr>
+        <w:rFonts w:eastAsia="黑体"/>
         <w:b/>
         <w:bCs/>
         <w:i w:val="0"/>
@@ -10837,6 +11288,7 @@
     </w:tcPr>
     <w:tblStylePr w:type="firstRow">
       <w:rPr>
+        <w:rFonts w:eastAsia="黑体"/>
         <w:b/>
         <w:bCs/>
         <w:i w:val="0"/>
@@ -10858,6 +11310,7 @@
     </w:tblStylePr>
     <w:tblStylePr w:type="lastRow">
       <w:rPr>
+        <w:rFonts w:eastAsia="黑体"/>
         <w:b/>
         <w:bCs/>
         <w:i w:val="0"/>
@@ -10879,6 +11332,7 @@
     </w:tblStylePr>
     <w:tblStylePr w:type="firstCol">
       <w:rPr>
+        <w:rFonts w:eastAsia="黑体"/>
         <w:b/>
         <w:bCs/>
         <w:i w:val="0"/>
@@ -10898,6 +11352,7 @@
     </w:tblStylePr>
     <w:tblStylePr w:type="lastCol">
       <w:rPr>
+        <w:rFonts w:eastAsia="黑体"/>
         <w:b/>
         <w:bCs/>
         <w:i w:val="0"/>
@@ -10978,6 +11433,7 @@
     </w:tcPr>
     <w:tblStylePr w:type="firstRow">
       <w:rPr>
+        <w:rFonts w:eastAsia="黑体"/>
         <w:b/>
         <w:bCs/>
         <w:i w:val="0"/>
@@ -10999,6 +11455,7 @@
     </w:tblStylePr>
     <w:tblStylePr w:type="lastRow">
       <w:rPr>
+        <w:rFonts w:eastAsia="黑体"/>
         <w:b/>
         <w:bCs/>
         <w:i w:val="0"/>
@@ -11020,6 +11477,7 @@
     </w:tblStylePr>
     <w:tblStylePr w:type="firstCol">
       <w:rPr>
+        <w:rFonts w:eastAsia="黑体"/>
         <w:b/>
         <w:bCs/>
         <w:i w:val="0"/>
@@ -11039,6 +11497,7 @@
     </w:tblStylePr>
     <w:tblStylePr w:type="lastCol">
       <w:rPr>
+        <w:rFonts w:eastAsia="黑体"/>
         <w:b/>
         <w:bCs/>
         <w:i w:val="0"/>
@@ -11119,6 +11578,7 @@
     </w:tcPr>
     <w:tblStylePr w:type="firstRow">
       <w:rPr>
+        <w:rFonts w:eastAsia="黑体"/>
         <w:b/>
         <w:bCs/>
         <w:i w:val="0"/>
@@ -11140,6 +11600,7 @@
     </w:tblStylePr>
     <w:tblStylePr w:type="lastRow">
       <w:rPr>
+        <w:rFonts w:eastAsia="黑体"/>
         <w:b/>
         <w:bCs/>
         <w:i w:val="0"/>
@@ -11161,6 +11622,7 @@
     </w:tblStylePr>
     <w:tblStylePr w:type="firstCol">
       <w:rPr>
+        <w:rFonts w:eastAsia="黑体"/>
         <w:b/>
         <w:bCs/>
         <w:i w:val="0"/>
@@ -11180,6 +11642,7 @@
     </w:tblStylePr>
     <w:tblStylePr w:type="lastCol">
       <w:rPr>
+        <w:rFonts w:eastAsia="黑体"/>
         <w:b/>
         <w:bCs/>
         <w:i w:val="0"/>
@@ -11260,6 +11723,7 @@
     </w:tcPr>
     <w:tblStylePr w:type="firstRow">
       <w:rPr>
+        <w:rFonts w:eastAsia="黑体"/>
         <w:b/>
         <w:bCs/>
         <w:i w:val="0"/>
@@ -11281,6 +11745,7 @@
     </w:tblStylePr>
     <w:tblStylePr w:type="lastRow">
       <w:rPr>
+        <w:rFonts w:eastAsia="黑体"/>
         <w:b/>
         <w:bCs/>
         <w:i w:val="0"/>
@@ -11302,6 +11767,7 @@
     </w:tblStylePr>
     <w:tblStylePr w:type="firstCol">
       <w:rPr>
+        <w:rFonts w:eastAsia="黑体"/>
         <w:b/>
         <w:bCs/>
         <w:i w:val="0"/>
@@ -11321,6 +11787,7 @@
     </w:tblStylePr>
     <w:tblStylePr w:type="lastCol">
       <w:rPr>
+        <w:rFonts w:eastAsia="黑体"/>
         <w:b/>
         <w:bCs/>
         <w:i w:val="0"/>
@@ -11401,6 +11868,7 @@
     </w:tcPr>
     <w:tblStylePr w:type="firstRow">
       <w:rPr>
+        <w:rFonts w:eastAsia="黑体"/>
         <w:b/>
         <w:bCs/>
         <w:i w:val="0"/>
@@ -11422,6 +11890,7 @@
     </w:tblStylePr>
     <w:tblStylePr w:type="lastRow">
       <w:rPr>
+        <w:rFonts w:eastAsia="黑体"/>
         <w:b/>
         <w:bCs/>
         <w:i w:val="0"/>
@@ -11443,6 +11912,7 @@
     </w:tblStylePr>
     <w:tblStylePr w:type="firstCol">
       <w:rPr>
+        <w:rFonts w:eastAsia="黑体"/>
         <w:b/>
         <w:bCs/>
         <w:i w:val="0"/>
@@ -11462,6 +11932,7 @@
     </w:tblStylePr>
     <w:tblStylePr w:type="lastCol">
       <w:rPr>
+        <w:rFonts w:eastAsia="黑体"/>
         <w:b/>
         <w:bCs/>
         <w:i w:val="0"/>
@@ -11542,6 +12013,7 @@
     </w:tcPr>
     <w:tblStylePr w:type="firstRow">
       <w:rPr>
+        <w:rFonts w:eastAsia="黑体"/>
         <w:b/>
         <w:bCs/>
         <w:i w:val="0"/>
@@ -11563,6 +12035,7 @@
     </w:tblStylePr>
     <w:tblStylePr w:type="lastRow">
       <w:rPr>
+        <w:rFonts w:eastAsia="黑体"/>
         <w:b/>
         <w:bCs/>
         <w:i w:val="0"/>
@@ -11584,6 +12057,7 @@
     </w:tblStylePr>
     <w:tblStylePr w:type="firstCol">
       <w:rPr>
+        <w:rFonts w:eastAsia="黑体"/>
         <w:b/>
         <w:bCs/>
         <w:i w:val="0"/>
@@ -11603,6 +12077,7 @@
     </w:tblStylePr>
     <w:tblStylePr w:type="lastCol">
       <w:rPr>
+        <w:rFonts w:eastAsia="黑体"/>
         <w:b/>
         <w:bCs/>
         <w:i w:val="0"/>
@@ -11660,6 +12135,7 @@
       <w:spacing w:after="0" w:line="240" w:lineRule="auto"/>
     </w:pPr>
     <w:rPr>
+      <w:rFonts w:eastAsia="黑体"/>
       <w:color w:themeColor="background1" w:val="FFFFFF"/>
     </w:rPr>
     <w:tblPr>
@@ -11678,6 +12154,7 @@
     </w:tcPr>
     <w:tblStylePr w:type="firstRow">
       <w:rPr>
+        <w:rFonts w:eastAsia="黑体"/>
         <w:b/>
         <w:bCs/>
       </w:rPr>
@@ -11774,6 +12251,7 @@
       <w:spacing w:after="0" w:line="240" w:lineRule="auto"/>
     </w:pPr>
     <w:rPr>
+      <w:rFonts w:eastAsia="黑体"/>
       <w:color w:themeColor="background1" w:val="FFFFFF"/>
     </w:rPr>
     <w:tblPr>
@@ -11792,6 +12270,7 @@
     </w:tcPr>
     <w:tblStylePr w:type="firstRow">
       <w:rPr>
+        <w:rFonts w:eastAsia="黑体"/>
         <w:b/>
         <w:bCs/>
       </w:rPr>
@@ -11888,6 +12367,7 @@
       <w:spacing w:after="0" w:line="240" w:lineRule="auto"/>
     </w:pPr>
     <w:rPr>
+      <w:rFonts w:eastAsia="黑体"/>
       <w:color w:themeColor="background1" w:val="FFFFFF"/>
     </w:rPr>
     <w:tblPr>
@@ -11906,6 +12386,7 @@
     </w:tcPr>
     <w:tblStylePr w:type="firstRow">
       <w:rPr>
+        <w:rFonts w:eastAsia="黑体"/>
         <w:b/>
         <w:bCs/>
       </w:rPr>
@@ -12002,6 +12483,7 @@
       <w:spacing w:after="0" w:line="240" w:lineRule="auto"/>
     </w:pPr>
     <w:rPr>
+      <w:rFonts w:eastAsia="黑体"/>
       <w:color w:themeColor="background1" w:val="FFFFFF"/>
     </w:rPr>
     <w:tblPr>
@@ -12020,6 +12502,7 @@
     </w:tcPr>
     <w:tblStylePr w:type="firstRow">
       <w:rPr>
+        <w:rFonts w:eastAsia="黑体"/>
         <w:b/>
         <w:bCs/>
       </w:rPr>
@@ -12116,6 +12599,7 @@
       <w:spacing w:after="0" w:line="240" w:lineRule="auto"/>
     </w:pPr>
     <w:rPr>
+      <w:rFonts w:eastAsia="黑体"/>
       <w:color w:themeColor="background1" w:val="FFFFFF"/>
     </w:rPr>
     <w:tblPr>
@@ -12134,6 +12618,7 @@
     </w:tcPr>
     <w:tblStylePr w:type="firstRow">
       <w:rPr>
+        <w:rFonts w:eastAsia="黑体"/>
         <w:b/>
         <w:bCs/>
       </w:rPr>
@@ -12230,6 +12715,7 @@
       <w:spacing w:after="0" w:line="240" w:lineRule="auto"/>
     </w:pPr>
     <w:rPr>
+      <w:rFonts w:eastAsia="黑体"/>
       <w:color w:themeColor="background1" w:val="FFFFFF"/>
     </w:rPr>
     <w:tblPr>
@@ -12248,6 +12734,7 @@
     </w:tcPr>
     <w:tblStylePr w:type="firstRow">
       <w:rPr>
+        <w:rFonts w:eastAsia="黑体"/>
         <w:b/>
         <w:bCs/>
       </w:rPr>
@@ -12344,6 +12831,7 @@
       <w:spacing w:after="0" w:line="240" w:lineRule="auto"/>
     </w:pPr>
     <w:rPr>
+      <w:rFonts w:eastAsia="黑体"/>
       <w:color w:themeColor="background1" w:val="FFFFFF"/>
     </w:rPr>
     <w:tblPr>
@@ -12362,6 +12850,7 @@
     </w:tcPr>
     <w:tblStylePr w:type="firstRow">
       <w:rPr>
+        <w:rFonts w:eastAsia="黑体"/>
         <w:b/>
         <w:bCs/>
       </w:rPr>
@@ -12458,6 +12947,7 @@
       <w:spacing w:after="0" w:line="240" w:lineRule="auto"/>
     </w:pPr>
     <w:rPr>
+      <w:rFonts w:eastAsia="黑体"/>
       <w:color w:themeColor="text1" w:val="000000"/>
     </w:rPr>
     <w:tblPr>
@@ -12484,6 +12974,7 @@
     </w:tcPr>
     <w:tblStylePr w:type="firstRow">
       <w:rPr>
+        <w:rFonts w:eastAsia="黑体"/>
         <w:b/>
         <w:bCs/>
       </w:rPr>
@@ -12502,6 +12993,7 @@
     </w:tblStylePr>
     <w:tblStylePr w:type="lastRow">
       <w:rPr>
+        <w:rFonts w:eastAsia="黑体"/>
         <w:b/>
         <w:bCs/>
         <w:color w:themeColor="background1" w:val="FFFFFF"/>
@@ -12516,6 +13008,7 @@
     </w:tblStylePr>
     <w:tblStylePr w:type="firstCol">
       <w:rPr>
+        <w:rFonts w:eastAsia="黑体"/>
         <w:color w:themeColor="background1" w:val="FFFFFF"/>
       </w:rPr>
       <w:tblPr/>
@@ -12533,6 +13026,7 @@
     </w:tblStylePr>
     <w:tblStylePr w:type="lastCol">
       <w:rPr>
+        <w:rFonts w:eastAsia="黑体"/>
         <w:color w:themeColor="background1" w:val="FFFFFF"/>
       </w:rPr>
       <w:tblPr/>
@@ -12562,11 +13056,13 @@
     </w:tblStylePr>
     <w:tblStylePr w:type="neCell">
       <w:rPr>
+        <w:rFonts w:eastAsia="黑体"/>
         <w:color w:themeColor="text1" w:val="000000"/>
       </w:rPr>
     </w:tblStylePr>
     <w:tblStylePr w:type="nwCell">
       <w:rPr>
+        <w:rFonts w:eastAsia="黑体"/>
         <w:color w:themeColor="text1" w:val="000000"/>
       </w:rPr>
     </w:tblStylePr>
@@ -12580,6 +13076,7 @@
       <w:spacing w:after="0" w:line="240" w:lineRule="auto"/>
     </w:pPr>
     <w:rPr>
+      <w:rFonts w:eastAsia="黑体"/>
       <w:color w:themeColor="text1" w:val="000000"/>
     </w:rPr>
     <w:tblPr>
@@ -12606,6 +13103,7 @@
     </w:tcPr>
     <w:tblStylePr w:type="firstRow">
       <w:rPr>
+        <w:rFonts w:eastAsia="黑体"/>
         <w:b/>
         <w:bCs/>
       </w:rPr>
@@ -12624,6 +13122,7 @@
     </w:tblStylePr>
     <w:tblStylePr w:type="lastRow">
       <w:rPr>
+        <w:rFonts w:eastAsia="黑体"/>
         <w:b/>
         <w:bCs/>
         <w:color w:themeColor="background1" w:val="FFFFFF"/>
@@ -12638,6 +13137,7 @@
     </w:tblStylePr>
     <w:tblStylePr w:type="firstCol">
       <w:rPr>
+        <w:rFonts w:eastAsia="黑体"/>
         <w:color w:themeColor="background1" w:val="FFFFFF"/>
       </w:rPr>
       <w:tblPr/>
@@ -12655,6 +13155,7 @@
     </w:tblStylePr>
     <w:tblStylePr w:type="lastCol">
       <w:rPr>
+        <w:rFonts w:eastAsia="黑体"/>
         <w:color w:themeColor="background1" w:val="FFFFFF"/>
       </w:rPr>
       <w:tblPr/>
@@ -12684,11 +13185,13 @@
     </w:tblStylePr>
     <w:tblStylePr w:type="neCell">
       <w:rPr>
+        <w:rFonts w:eastAsia="黑体"/>
         <w:color w:themeColor="text1" w:val="000000"/>
       </w:rPr>
     </w:tblStylePr>
     <w:tblStylePr w:type="nwCell">
       <w:rPr>
+        <w:rFonts w:eastAsia="黑体"/>
         <w:color w:themeColor="text1" w:val="000000"/>
       </w:rPr>
     </w:tblStylePr>
@@ -12702,6 +13205,7 @@
       <w:spacing w:after="0" w:line="240" w:lineRule="auto"/>
     </w:pPr>
     <w:rPr>
+      <w:rFonts w:eastAsia="黑体"/>
       <w:color w:themeColor="text1" w:val="000000"/>
     </w:rPr>
     <w:tblPr>
@@ -12728,6 +13232,7 @@
     </w:tcPr>
     <w:tblStylePr w:type="firstRow">
       <w:rPr>
+        <w:rFonts w:eastAsia="黑体"/>
         <w:b/>
         <w:bCs/>
       </w:rPr>
@@ -12746,6 +13251,7 @@
     </w:tblStylePr>
     <w:tblStylePr w:type="lastRow">
       <w:rPr>
+        <w:rFonts w:eastAsia="黑体"/>
         <w:b/>
         <w:bCs/>
         <w:color w:themeColor="background1" w:val="FFFFFF"/>
@@ -12760,6 +13266,7 @@
     </w:tblStylePr>
     <w:tblStylePr w:type="firstCol">
       <w:rPr>
+        <w:rFonts w:eastAsia="黑体"/>
         <w:color w:themeColor="background1" w:val="FFFFFF"/>
       </w:rPr>
       <w:tblPr/>
@@ -12777,6 +13284,7 @@
     </w:tblStylePr>
     <w:tblStylePr w:type="lastCol">
       <w:rPr>
+        <w:rFonts w:eastAsia="黑体"/>
         <w:color w:themeColor="background1" w:val="FFFFFF"/>
       </w:rPr>
       <w:tblPr/>
@@ -12806,11 +13314,13 @@
     </w:tblStylePr>
     <w:tblStylePr w:type="neCell">
       <w:rPr>
+        <w:rFonts w:eastAsia="黑体"/>
         <w:color w:themeColor="text1" w:val="000000"/>
       </w:rPr>
     </w:tblStylePr>
     <w:tblStylePr w:type="nwCell">
       <w:rPr>
+        <w:rFonts w:eastAsia="黑体"/>
         <w:color w:themeColor="text1" w:val="000000"/>
       </w:rPr>
     </w:tblStylePr>
@@ -12824,6 +13334,7 @@
       <w:spacing w:after="0" w:line="240" w:lineRule="auto"/>
     </w:pPr>
     <w:rPr>
+      <w:rFonts w:eastAsia="黑体"/>
       <w:color w:themeColor="text1" w:val="000000"/>
     </w:rPr>
     <w:tblPr>
@@ -12850,6 +13361,7 @@
     </w:tcPr>
     <w:tblStylePr w:type="firstRow">
       <w:rPr>
+        <w:rFonts w:eastAsia="黑体"/>
         <w:b/>
         <w:bCs/>
       </w:rPr>
@@ -12868,6 +13380,7 @@
     </w:tblStylePr>
     <w:tblStylePr w:type="lastRow">
       <w:rPr>
+        <w:rFonts w:eastAsia="黑体"/>
         <w:b/>
         <w:bCs/>
         <w:color w:themeColor="background1" w:val="FFFFFF"/>
@@ -12882,6 +13395,7 @@
     </w:tblStylePr>
     <w:tblStylePr w:type="firstCol">
       <w:rPr>
+        <w:rFonts w:eastAsia="黑体"/>
         <w:color w:themeColor="background1" w:val="FFFFFF"/>
       </w:rPr>
       <w:tblPr/>
@@ -12899,6 +13413,7 @@
     </w:tblStylePr>
     <w:tblStylePr w:type="lastCol">
       <w:rPr>
+        <w:rFonts w:eastAsia="黑体"/>
         <w:color w:themeColor="background1" w:val="FFFFFF"/>
       </w:rPr>
       <w:tblPr/>
@@ -12936,6 +13451,7 @@
       <w:spacing w:after="0" w:line="240" w:lineRule="auto"/>
     </w:pPr>
     <w:rPr>
+      <w:rFonts w:eastAsia="黑体"/>
       <w:color w:themeColor="text1" w:val="000000"/>
     </w:rPr>
     <w:tblPr>
@@ -12962,6 +13478,7 @@
     </w:tcPr>
     <w:tblStylePr w:type="firstRow">
       <w:rPr>
+        <w:rFonts w:eastAsia="黑体"/>
         <w:b/>
         <w:bCs/>
       </w:rPr>
@@ -12980,6 +13497,7 @@
     </w:tblStylePr>
     <w:tblStylePr w:type="lastRow">
       <w:rPr>
+        <w:rFonts w:eastAsia="黑体"/>
         <w:b/>
         <w:bCs/>
         <w:color w:themeColor="background1" w:val="FFFFFF"/>
@@ -12994,6 +13512,7 @@
     </w:tblStylePr>
     <w:tblStylePr w:type="firstCol">
       <w:rPr>
+        <w:rFonts w:eastAsia="黑体"/>
         <w:color w:themeColor="background1" w:val="FFFFFF"/>
       </w:rPr>
       <w:tblPr/>
@@ -13011,6 +13530,7 @@
     </w:tblStylePr>
     <w:tblStylePr w:type="lastCol">
       <w:rPr>
+        <w:rFonts w:eastAsia="黑体"/>
         <w:color w:themeColor="background1" w:val="FFFFFF"/>
       </w:rPr>
       <w:tblPr/>
@@ -13040,11 +13560,13 @@
     </w:tblStylePr>
     <w:tblStylePr w:type="neCell">
       <w:rPr>
+        <w:rFonts w:eastAsia="黑体"/>
         <w:color w:themeColor="text1" w:val="000000"/>
       </w:rPr>
     </w:tblStylePr>
     <w:tblStylePr w:type="nwCell">
       <w:rPr>
+        <w:rFonts w:eastAsia="黑体"/>
         <w:color w:themeColor="text1" w:val="000000"/>
       </w:rPr>
     </w:tblStylePr>
@@ -13058,6 +13580,7 @@
       <w:spacing w:after="0" w:line="240" w:lineRule="auto"/>
     </w:pPr>
     <w:rPr>
+      <w:rFonts w:eastAsia="黑体"/>
       <w:color w:themeColor="text1" w:val="000000"/>
     </w:rPr>
     <w:tblPr>
@@ -13084,6 +13607,7 @@
     </w:tcPr>
     <w:tblStylePr w:type="firstRow">
       <w:rPr>
+        <w:rFonts w:eastAsia="黑体"/>
         <w:b/>
         <w:bCs/>
       </w:rPr>
@@ -13102,6 +13626,7 @@
     </w:tblStylePr>
     <w:tblStylePr w:type="lastRow">
       <w:rPr>
+        <w:rFonts w:eastAsia="黑体"/>
         <w:b/>
         <w:bCs/>
         <w:color w:themeColor="background1" w:val="FFFFFF"/>
@@ -13116,6 +13641,7 @@
     </w:tblStylePr>
     <w:tblStylePr w:type="firstCol">
       <w:rPr>
+        <w:rFonts w:eastAsia="黑体"/>
         <w:color w:themeColor="background1" w:val="FFFFFF"/>
       </w:rPr>
       <w:tblPr/>
@@ -13133,6 +13659,7 @@
     </w:tblStylePr>
     <w:tblStylePr w:type="lastCol">
       <w:rPr>
+        <w:rFonts w:eastAsia="黑体"/>
         <w:color w:themeColor="background1" w:val="FFFFFF"/>
       </w:rPr>
       <w:tblPr/>
@@ -13162,11 +13689,13 @@
     </w:tblStylePr>
     <w:tblStylePr w:type="neCell">
       <w:rPr>
+        <w:rFonts w:eastAsia="黑体"/>
         <w:color w:themeColor="text1" w:val="000000"/>
       </w:rPr>
     </w:tblStylePr>
     <w:tblStylePr w:type="nwCell">
       <w:rPr>
+        <w:rFonts w:eastAsia="黑体"/>
         <w:color w:themeColor="text1" w:val="000000"/>
       </w:rPr>
     </w:tblStylePr>
@@ -13180,6 +13709,7 @@
       <w:spacing w:after="0" w:line="240" w:lineRule="auto"/>
     </w:pPr>
     <w:rPr>
+      <w:rFonts w:eastAsia="黑体"/>
       <w:color w:themeColor="text1" w:val="000000"/>
     </w:rPr>
     <w:tblPr>
@@ -13206,6 +13736,7 @@
     </w:tcPr>
     <w:tblStylePr w:type="firstRow">
       <w:rPr>
+        <w:rFonts w:eastAsia="黑体"/>
         <w:b/>
         <w:bCs/>
       </w:rPr>
@@ -13224,6 +13755,7 @@
     </w:tblStylePr>
     <w:tblStylePr w:type="lastRow">
       <w:rPr>
+        <w:rFonts w:eastAsia="黑体"/>
         <w:b/>
         <w:bCs/>
         <w:color w:themeColor="background1" w:val="FFFFFF"/>
@@ -13238,6 +13770,7 @@
     </w:tblStylePr>
     <w:tblStylePr w:type="firstCol">
       <w:rPr>
+        <w:rFonts w:eastAsia="黑体"/>
         <w:color w:themeColor="background1" w:val="FFFFFF"/>
       </w:rPr>
       <w:tblPr/>
@@ -13255,6 +13788,7 @@
     </w:tblStylePr>
     <w:tblStylePr w:type="lastCol">
       <w:rPr>
+        <w:rFonts w:eastAsia="黑体"/>
         <w:color w:themeColor="background1" w:val="FFFFFF"/>
       </w:rPr>
       <w:tblPr/>
@@ -13284,11 +13818,13 @@
     </w:tblStylePr>
     <w:tblStylePr w:type="neCell">
       <w:rPr>
+        <w:rFonts w:eastAsia="黑体"/>
         <w:color w:themeColor="text1" w:val="000000"/>
       </w:rPr>
     </w:tblStylePr>
     <w:tblStylePr w:type="nwCell">
       <w:rPr>
+        <w:rFonts w:eastAsia="黑体"/>
         <w:color w:themeColor="text1" w:val="000000"/>
       </w:rPr>
     </w:tblStylePr>
@@ -13302,6 +13838,7 @@
       <w:spacing w:after="0" w:line="240" w:lineRule="auto"/>
     </w:pPr>
     <w:rPr>
+      <w:rFonts w:eastAsia="黑体"/>
       <w:color w:themeColor="text1" w:val="000000"/>
     </w:rPr>
     <w:tblPr>
@@ -13320,6 +13857,7 @@
     </w:tcPr>
     <w:tblStylePr w:type="firstRow">
       <w:rPr>
+        <w:rFonts w:eastAsia="黑体"/>
         <w:b/>
         <w:bCs/>
         <w:color w:themeColor="background1" w:val="FFFFFF"/>
@@ -13334,6 +13872,7 @@
     </w:tblStylePr>
     <w:tblStylePr w:type="lastRow">
       <w:rPr>
+        <w:rFonts w:eastAsia="黑体"/>
         <w:b/>
         <w:bCs/>
         <w:color w:themeColor="accent2" w:themeShade="CC" w:val="9E3A38"/>
@@ -13348,12 +13887,14 @@
     </w:tblStylePr>
     <w:tblStylePr w:type="firstCol">
       <w:rPr>
+        <w:rFonts w:eastAsia="黑体"/>
         <w:b/>
         <w:bCs/>
       </w:rPr>
     </w:tblStylePr>
     <w:tblStylePr w:type="lastCol">
       <w:rPr>
+        <w:rFonts w:eastAsia="黑体"/>
         <w:b/>
         <w:bCs/>
       </w:rPr>
@@ -13388,6 +13929,7 @@
       <w:spacing w:after="0" w:line="240" w:lineRule="auto"/>
     </w:pPr>
     <w:rPr>
+      <w:rFonts w:eastAsia="黑体"/>
       <w:color w:themeColor="text1" w:val="000000"/>
     </w:rPr>
     <w:tblPr>
@@ -13406,6 +13948,7 @@
     </w:tcPr>
     <w:tblStylePr w:type="firstRow">
       <w:rPr>
+        <w:rFonts w:eastAsia="黑体"/>
         <w:b/>
         <w:bCs/>
         <w:color w:themeColor="background1" w:val="FFFFFF"/>
@@ -13420,6 +13963,7 @@
     </w:tblStylePr>
     <w:tblStylePr w:type="lastRow">
       <w:rPr>
+        <w:rFonts w:eastAsia="黑体"/>
         <w:b/>
         <w:bCs/>
         <w:color w:themeColor="accent2" w:themeShade="CC" w:val="9E3A38"/>
@@ -13434,12 +13978,14 @@
     </w:tblStylePr>
     <w:tblStylePr w:type="firstCol">
       <w:rPr>
+        <w:rFonts w:eastAsia="黑体"/>
         <w:b/>
         <w:bCs/>
       </w:rPr>
     </w:tblStylePr>
     <w:tblStylePr w:type="lastCol">
       <w:rPr>
+        <w:rFonts w:eastAsia="黑体"/>
         <w:b/>
         <w:bCs/>
       </w:rPr>
@@ -13474,6 +14020,7 @@
       <w:spacing w:after="0" w:line="240" w:lineRule="auto"/>
     </w:pPr>
     <w:rPr>
+      <w:rFonts w:eastAsia="黑体"/>
       <w:color w:themeColor="text1" w:val="000000"/>
     </w:rPr>
     <w:tblPr>
@@ -13492,6 +14039,7 @@
     </w:tcPr>
     <w:tblStylePr w:type="firstRow">
       <w:rPr>
+        <w:rFonts w:eastAsia="黑体"/>
         <w:b/>
         <w:bCs/>
         <w:color w:themeColor="background1" w:val="FFFFFF"/>
@@ -13506,6 +14054,7 @@
     </w:tblStylePr>
     <w:tblStylePr w:type="lastRow">
       <w:rPr>
+        <w:rFonts w:eastAsia="黑体"/>
         <w:b/>
         <w:bCs/>
         <w:color w:themeColor="accent2" w:themeShade="CC" w:val="9E3A38"/>
@@ -13520,12 +14069,14 @@
     </w:tblStylePr>
     <w:tblStylePr w:type="firstCol">
       <w:rPr>
+        <w:rFonts w:eastAsia="黑体"/>
         <w:b/>
         <w:bCs/>
       </w:rPr>
     </w:tblStylePr>
     <w:tblStylePr w:type="lastCol">
       <w:rPr>
+        <w:rFonts w:eastAsia="黑体"/>
         <w:b/>
         <w:bCs/>
       </w:rPr>
@@ -13560,6 +14111,7 @@
       <w:spacing w:after="0" w:line="240" w:lineRule="auto"/>
     </w:pPr>
     <w:rPr>
+      <w:rFonts w:eastAsia="黑体"/>
       <w:color w:themeColor="text1" w:val="000000"/>
     </w:rPr>
     <w:tblPr>
@@ -13578,6 +14130,7 @@
     </w:tcPr>
     <w:tblStylePr w:type="firstRow">
       <w:rPr>
+        <w:rFonts w:eastAsia="黑体"/>
         <w:b/>
         <w:bCs/>
         <w:color w:themeColor="background1" w:val="FFFFFF"/>
@@ -13592,6 +14145,7 @@
     </w:tblStylePr>
     <w:tblStylePr w:type="lastRow">
       <w:rPr>
+        <w:rFonts w:eastAsia="黑体"/>
         <w:b/>
         <w:bCs/>
         <w:color w:themeColor="accent4" w:themeShade="CC" w:val="664E82"/>
@@ -13606,12 +14160,14 @@
     </w:tblStylePr>
     <w:tblStylePr w:type="firstCol">
       <w:rPr>
+        <w:rFonts w:eastAsia="黑体"/>
         <w:b/>
         <w:bCs/>
       </w:rPr>
     </w:tblStylePr>
     <w:tblStylePr w:type="lastCol">
       <w:rPr>
+        <w:rFonts w:eastAsia="黑体"/>
         <w:b/>
         <w:bCs/>
       </w:rPr>
@@ -13646,6 +14202,7 @@
       <w:spacing w:after="0" w:line="240" w:lineRule="auto"/>
     </w:pPr>
     <w:rPr>
+      <w:rFonts w:eastAsia="黑体"/>
       <w:color w:themeColor="text1" w:val="000000"/>
     </w:rPr>
     <w:tblPr>
@@ -13664,6 +14221,7 @@
     </w:tcPr>
     <w:tblStylePr w:type="firstRow">
       <w:rPr>
+        <w:rFonts w:eastAsia="黑体"/>
         <w:b/>
         <w:bCs/>
         <w:color w:themeColor="background1" w:val="FFFFFF"/>
@@ -13678,6 +14236,7 @@
     </w:tblStylePr>
     <w:tblStylePr w:type="lastRow">
       <w:rPr>
+        <w:rFonts w:eastAsia="黑体"/>
         <w:b/>
         <w:bCs/>
         <w:color w:themeColor="accent3" w:themeShade="CC" w:val="7E9C40"/>
@@ -13692,12 +14251,14 @@
     </w:tblStylePr>
     <w:tblStylePr w:type="firstCol">
       <w:rPr>
+        <w:rFonts w:eastAsia="黑体"/>
         <w:b/>
         <w:bCs/>
       </w:rPr>
     </w:tblStylePr>
     <w:tblStylePr w:type="lastCol">
       <w:rPr>
+        <w:rFonts w:eastAsia="黑体"/>
         <w:b/>
         <w:bCs/>
       </w:rPr>
@@ -13732,6 +14293,7 @@
       <w:spacing w:after="0" w:line="240" w:lineRule="auto"/>
     </w:pPr>
     <w:rPr>
+      <w:rFonts w:eastAsia="黑体"/>
       <w:color w:themeColor="text1" w:val="000000"/>
     </w:rPr>
     <w:tblPr>
@@ -13750,6 +14312,7 @@
     </w:tcPr>
     <w:tblStylePr w:type="firstRow">
       <w:rPr>
+        <w:rFonts w:eastAsia="黑体"/>
         <w:b/>
         <w:bCs/>
         <w:color w:themeColor="background1" w:val="FFFFFF"/>
@@ -13764,6 +14327,7 @@
     </w:tblStylePr>
     <w:tblStylePr w:type="lastRow">
       <w:rPr>
+        <w:rFonts w:eastAsia="黑体"/>
         <w:b/>
         <w:bCs/>
         <w:color w:themeColor="accent6" w:themeShade="CC" w:val="F2730A"/>
@@ -13778,12 +14342,14 @@
     </w:tblStylePr>
     <w:tblStylePr w:type="firstCol">
       <w:rPr>
+        <w:rFonts w:eastAsia="黑体"/>
         <w:b/>
         <w:bCs/>
       </w:rPr>
     </w:tblStylePr>
     <w:tblStylePr w:type="lastCol">
       <w:rPr>
+        <w:rFonts w:eastAsia="黑体"/>
         <w:b/>
         <w:bCs/>
       </w:rPr>
@@ -13818,6 +14384,7 @@
       <w:spacing w:after="0" w:line="240" w:lineRule="auto"/>
     </w:pPr>
     <w:rPr>
+      <w:rFonts w:eastAsia="黑体"/>
       <w:color w:themeColor="text1" w:val="000000"/>
     </w:rPr>
     <w:tblPr>
@@ -13836,6 +14403,7 @@
     </w:tcPr>
     <w:tblStylePr w:type="firstRow">
       <w:rPr>
+        <w:rFonts w:eastAsia="黑体"/>
         <w:b/>
         <w:bCs/>
         <w:color w:themeColor="background1" w:val="FFFFFF"/>
@@ -13850,6 +14418,7 @@
     </w:tblStylePr>
     <w:tblStylePr w:type="lastRow">
       <w:rPr>
+        <w:rFonts w:eastAsia="黑体"/>
         <w:b/>
         <w:bCs/>
         <w:color w:themeColor="accent5" w:themeShade="CC" w:val="348DA5"/>
@@ -13864,12 +14433,14 @@
     </w:tblStylePr>
     <w:tblStylePr w:type="firstCol">
       <w:rPr>
+        <w:rFonts w:eastAsia="黑体"/>
         <w:b/>
         <w:bCs/>
       </w:rPr>
     </w:tblStylePr>
     <w:tblStylePr w:type="lastCol">
       <w:rPr>
+        <w:rFonts w:eastAsia="黑体"/>
         <w:b/>
         <w:bCs/>
       </w:rPr>
@@ -13904,6 +14475,7 @@
       <w:spacing w:after="0" w:line="240" w:lineRule="auto"/>
     </w:pPr>
     <w:rPr>
+      <w:rFonts w:eastAsia="黑体"/>
       <w:color w:themeColor="text1" w:val="000000"/>
     </w:rPr>
     <w:tblPr>
@@ -13925,6 +14497,7 @@
     </w:tcPr>
     <w:tblStylePr w:type="firstRow">
       <w:rPr>
+        <w:rFonts w:eastAsia="黑体"/>
         <w:b/>
         <w:bCs/>
       </w:rPr>
@@ -13935,6 +14508,7 @@
     </w:tblStylePr>
     <w:tblStylePr w:type="lastRow">
       <w:rPr>
+        <w:rFonts w:eastAsia="黑体"/>
         <w:b/>
         <w:bCs/>
         <w:color w:themeColor="text1" w:val="000000"/>
@@ -13946,6 +14520,7 @@
     </w:tblStylePr>
     <w:tblStylePr w:type="firstCol">
       <w:rPr>
+        <w:rFonts w:eastAsia="黑体"/>
         <w:color w:themeColor="background1" w:val="FFFFFF"/>
       </w:rPr>
       <w:tblPr/>
@@ -13955,6 +14530,7 @@
     </w:tblStylePr>
     <w:tblStylePr w:type="lastCol">
       <w:rPr>
+        <w:rFonts w:eastAsia="黑体"/>
         <w:color w:themeColor="background1" w:val="FFFFFF"/>
       </w:rPr>
       <w:tblPr/>
@@ -13984,6 +14560,7 @@
       <w:spacing w:after="0" w:line="240" w:lineRule="auto"/>
     </w:pPr>
     <w:rPr>
+      <w:rFonts w:eastAsia="黑体"/>
       <w:color w:themeColor="text1" w:val="000000"/>
     </w:rPr>
     <w:tblPr>
@@ -14005,6 +14582,7 @@
     </w:tcPr>
     <w:tblStylePr w:type="firstRow">
       <w:rPr>
+        <w:rFonts w:eastAsia="黑体"/>
         <w:b/>
         <w:bCs/>
       </w:rPr>
@@ -14015,6 +14593,7 @@
     </w:tblStylePr>
     <w:tblStylePr w:type="lastRow">
       <w:rPr>
+        <w:rFonts w:eastAsia="黑体"/>
         <w:b/>
         <w:bCs/>
         <w:color w:themeColor="text1" w:val="000000"/>
@@ -14026,6 +14605,7 @@
     </w:tblStylePr>
     <w:tblStylePr w:type="firstCol">
       <w:rPr>
+        <w:rFonts w:eastAsia="黑体"/>
         <w:color w:themeColor="background1" w:val="FFFFFF"/>
       </w:rPr>
       <w:tblPr/>
@@ -14035,6 +14615,7 @@
     </w:tblStylePr>
     <w:tblStylePr w:type="lastCol">
       <w:rPr>
+        <w:rFonts w:eastAsia="黑体"/>
         <w:color w:themeColor="background1" w:val="FFFFFF"/>
       </w:rPr>
       <w:tblPr/>
@@ -14064,6 +14645,7 @@
       <w:spacing w:after="0" w:line="240" w:lineRule="auto"/>
     </w:pPr>
     <w:rPr>
+      <w:rFonts w:eastAsia="黑体"/>
       <w:color w:themeColor="text1" w:val="000000"/>
     </w:rPr>
     <w:tblPr>
@@ -14085,6 +14667,7 @@
     </w:tcPr>
     <w:tblStylePr w:type="firstRow">
       <w:rPr>
+        <w:rFonts w:eastAsia="黑体"/>
         <w:b/>
         <w:bCs/>
       </w:rPr>
@@ -14095,6 +14678,7 @@
     </w:tblStylePr>
     <w:tblStylePr w:type="lastRow">
       <w:rPr>
+        <w:rFonts w:eastAsia="黑体"/>
         <w:b/>
         <w:bCs/>
         <w:color w:themeColor="text1" w:val="000000"/>
@@ -14106,6 +14690,7 @@
     </w:tblStylePr>
     <w:tblStylePr w:type="firstCol">
       <w:rPr>
+        <w:rFonts w:eastAsia="黑体"/>
         <w:color w:themeColor="background1" w:val="FFFFFF"/>
       </w:rPr>
       <w:tblPr/>
@@ -14115,6 +14700,7 @@
     </w:tblStylePr>
     <w:tblStylePr w:type="lastCol">
       <w:rPr>
+        <w:rFonts w:eastAsia="黑体"/>
         <w:color w:themeColor="background1" w:val="FFFFFF"/>
       </w:rPr>
       <w:tblPr/>
@@ -14144,6 +14730,7 @@
       <w:spacing w:after="0" w:line="240" w:lineRule="auto"/>
     </w:pPr>
     <w:rPr>
+      <w:rFonts w:eastAsia="黑体"/>
       <w:color w:themeColor="text1" w:val="000000"/>
     </w:rPr>
     <w:tblPr>
@@ -14165,6 +14752,7 @@
     </w:tcPr>
     <w:tblStylePr w:type="firstRow">
       <w:rPr>
+        <w:rFonts w:eastAsia="黑体"/>
         <w:b/>
         <w:bCs/>
       </w:rPr>
@@ -14175,6 +14763,7 @@
     </w:tblStylePr>
     <w:tblStylePr w:type="lastRow">
       <w:rPr>
+        <w:rFonts w:eastAsia="黑体"/>
         <w:b/>
         <w:bCs/>
         <w:color w:themeColor="text1" w:val="000000"/>
@@ -14186,6 +14775,7 @@
     </w:tblStylePr>
     <w:tblStylePr w:type="firstCol">
       <w:rPr>
+        <w:rFonts w:eastAsia="黑体"/>
         <w:color w:themeColor="background1" w:val="FFFFFF"/>
       </w:rPr>
       <w:tblPr/>
@@ -14195,6 +14785,7 @@
     </w:tblStylePr>
     <w:tblStylePr w:type="lastCol">
       <w:rPr>
+        <w:rFonts w:eastAsia="黑体"/>
         <w:color w:themeColor="background1" w:val="FFFFFF"/>
       </w:rPr>
       <w:tblPr/>
@@ -14224,6 +14815,7 @@
       <w:spacing w:after="0" w:line="240" w:lineRule="auto"/>
     </w:pPr>
     <w:rPr>
+      <w:rFonts w:eastAsia="黑体"/>
       <w:color w:themeColor="text1" w:val="000000"/>
     </w:rPr>
     <w:tblPr>
@@ -14245,6 +14837,7 @@
     </w:tcPr>
     <w:tblStylePr w:type="firstRow">
       <w:rPr>
+        <w:rFonts w:eastAsia="黑体"/>
         <w:b/>
         <w:bCs/>
       </w:rPr>
@@ -14255,6 +14848,7 @@
     </w:tblStylePr>
     <w:tblStylePr w:type="lastRow">
       <w:rPr>
+        <w:rFonts w:eastAsia="黑体"/>
         <w:b/>
         <w:bCs/>
         <w:color w:themeColor="text1" w:val="000000"/>
@@ -14266,6 +14860,7 @@
     </w:tblStylePr>
     <w:tblStylePr w:type="firstCol">
       <w:rPr>
+        <w:rFonts w:eastAsia="黑体"/>
         <w:color w:themeColor="background1" w:val="FFFFFF"/>
       </w:rPr>
       <w:tblPr/>
@@ -14275,6 +14870,7 @@
     </w:tblStylePr>
     <w:tblStylePr w:type="lastCol">
       <w:rPr>
+        <w:rFonts w:eastAsia="黑体"/>
         <w:color w:themeColor="background1" w:val="FFFFFF"/>
       </w:rPr>
       <w:tblPr/>
@@ -14304,6 +14900,7 @@
       <w:spacing w:after="0" w:line="240" w:lineRule="auto"/>
     </w:pPr>
     <w:rPr>
+      <w:rFonts w:eastAsia="黑体"/>
       <w:color w:themeColor="text1" w:val="000000"/>
     </w:rPr>
     <w:tblPr>
@@ -14325,6 +14922,7 @@
     </w:tcPr>
     <w:tblStylePr w:type="firstRow">
       <w:rPr>
+        <w:rFonts w:eastAsia="黑体"/>
         <w:b/>
         <w:bCs/>
       </w:rPr>
@@ -14335,6 +14933,7 @@
     </w:tblStylePr>
     <w:tblStylePr w:type="lastRow">
       <w:rPr>
+        <w:rFonts w:eastAsia="黑体"/>
         <w:b/>
         <w:bCs/>
         <w:color w:themeColor="text1" w:val="000000"/>
@@ -14346,6 +14945,7 @@
     </w:tblStylePr>
     <w:tblStylePr w:type="firstCol">
       <w:rPr>
+        <w:rFonts w:eastAsia="黑体"/>
         <w:color w:themeColor="background1" w:val="FFFFFF"/>
       </w:rPr>
       <w:tblPr/>
@@ -14355,6 +14955,7 @@
     </w:tblStylePr>
     <w:tblStylePr w:type="lastCol">
       <w:rPr>
+        <w:rFonts w:eastAsia="黑体"/>
         <w:color w:themeColor="background1" w:val="FFFFFF"/>
       </w:rPr>
       <w:tblPr/>
@@ -14384,6 +14985,7 @@
       <w:spacing w:after="0" w:line="240" w:lineRule="auto"/>
     </w:pPr>
     <w:rPr>
+      <w:rFonts w:eastAsia="黑体"/>
       <w:color w:themeColor="text1" w:val="000000"/>
     </w:rPr>
     <w:tblPr>
@@ -14405,6 +15007,7 @@
     </w:tcPr>
     <w:tblStylePr w:type="firstRow">
       <w:rPr>
+        <w:rFonts w:eastAsia="黑体"/>
         <w:b/>
         <w:bCs/>
       </w:rPr>
@@ -14415,6 +15018,7 @@
     </w:tblStylePr>
     <w:tblStylePr w:type="lastRow">
       <w:rPr>
+        <w:rFonts w:eastAsia="黑体"/>
         <w:b/>
         <w:bCs/>
         <w:color w:themeColor="text1" w:val="000000"/>
@@ -14426,6 +15030,7 @@
     </w:tblStylePr>
     <w:tblStylePr w:type="firstCol">
       <w:rPr>
+        <w:rFonts w:eastAsia="黑体"/>
         <w:color w:themeColor="background1" w:val="FFFFFF"/>
       </w:rPr>
       <w:tblPr/>
@@ -14435,6 +15040,7 @@
     </w:tblStylePr>
     <w:tblStylePr w:type="lastCol">
       <w:rPr>
+        <w:rFonts w:eastAsia="黑体"/>
         <w:color w:themeColor="background1" w:val="FFFFFF"/>
       </w:rPr>
       <w:tblPr/>
@@ -14467,6 +15073,7 @@
     <w:name w:val="KeywordTok"/>
     <w:basedOn w:val="VerbatimChar"/>
     <w:rPr>
+      <w:rFonts w:eastAsia="黑体"/>
       <w:b/>
       <w:color w:val="007020"/>
     </w:rPr>
@@ -14475,6 +15082,7 @@
     <w:name w:val="DataTypeTok"/>
     <w:basedOn w:val="VerbatimChar"/>
     <w:rPr>
+      <w:rFonts w:eastAsia="黑体"/>
       <w:color w:val="902000"/>
     </w:rPr>
   </w:style>
@@ -14482,6 +15090,7 @@
     <w:name w:val="DecValTok"/>
     <w:basedOn w:val="VerbatimChar"/>
     <w:rPr>
+      <w:rFonts w:eastAsia="黑体"/>
       <w:color w:val="40a070"/>
     </w:rPr>
   </w:style>
@@ -14489,6 +15098,7 @@
     <w:name w:val="BaseNTok"/>
     <w:basedOn w:val="VerbatimChar"/>
     <w:rPr>
+      <w:rFonts w:eastAsia="黑体"/>
       <w:color w:val="40a070"/>
     </w:rPr>
   </w:style>
@@ -14496,6 +15106,7 @@
     <w:name w:val="FloatTok"/>
     <w:basedOn w:val="VerbatimChar"/>
     <w:rPr>
+      <w:rFonts w:eastAsia="黑体"/>
       <w:color w:val="40a070"/>
     </w:rPr>
   </w:style>
@@ -14503,6 +15114,7 @@
     <w:name w:val="ConstantTok"/>
     <w:basedOn w:val="VerbatimChar"/>
     <w:rPr>
+      <w:rFonts w:eastAsia="黑体"/>
       <w:color w:val="880000"/>
     </w:rPr>
   </w:style>
@@ -14510,6 +15122,7 @@
     <w:name w:val="CharTok"/>
     <w:basedOn w:val="VerbatimChar"/>
     <w:rPr>
+      <w:rFonts w:eastAsia="黑体"/>
       <w:color w:val="4070a0"/>
     </w:rPr>
   </w:style>
@@ -14517,6 +15130,7 @@
     <w:name w:val="SpecialCharTok"/>
     <w:basedOn w:val="VerbatimChar"/>
     <w:rPr>
+      <w:rFonts w:eastAsia="黑体"/>
       <w:color w:val="4070a0"/>
     </w:rPr>
   </w:style>
@@ -14524,6 +15138,7 @@
     <w:name w:val="StringTok"/>
     <w:basedOn w:val="VerbatimChar"/>
     <w:rPr>
+      <w:rFonts w:eastAsia="黑体"/>
       <w:color w:val="4070a0"/>
     </w:rPr>
   </w:style>
@@ -14531,6 +15146,7 @@
     <w:name w:val="VerbatimStringTok"/>
     <w:basedOn w:val="VerbatimChar"/>
     <w:rPr>
+      <w:rFonts w:eastAsia="黑体"/>
       <w:color w:val="4070a0"/>
     </w:rPr>
   </w:style>
@@ -14538,6 +15154,7 @@
     <w:name w:val="SpecialStringTok"/>
     <w:basedOn w:val="VerbatimChar"/>
     <w:rPr>
+      <w:rFonts w:eastAsia="黑体"/>
       <w:color w:val="bb6688"/>
     </w:rPr>
   </w:style>
@@ -14545,6 +15162,7 @@
     <w:name w:val="ImportTok"/>
     <w:basedOn w:val="VerbatimChar"/>
     <w:rPr>
+      <w:rFonts w:eastAsia="黑体"/>
       <w:b/>
       <w:color w:val="008000"/>
     </w:rPr>
@@ -14553,6 +15171,7 @@
     <w:name w:val="CommentTok"/>
     <w:basedOn w:val="VerbatimChar"/>
     <w:rPr>
+      <w:rFonts w:eastAsia="黑体"/>
       <w:i/>
       <w:color w:val="60a0b0"/>
     </w:rPr>
@@ -14561,6 +15180,7 @@
     <w:name w:val="DocumentationTok"/>
     <w:basedOn w:val="VerbatimChar"/>
     <w:rPr>
+      <w:rFonts w:eastAsia="黑体"/>
       <w:i/>
       <w:color w:val="ba2121"/>
     </w:rPr>
@@ -14569,6 +15189,7 @@
     <w:name w:val="AnnotationTok"/>
     <w:basedOn w:val="VerbatimChar"/>
     <w:rPr>
+      <w:rFonts w:eastAsia="黑体"/>
       <w:b/>
       <w:i/>
       <w:color w:val="60a0b0"/>
@@ -14578,6 +15199,7 @@
     <w:name w:val="CommentVarTok"/>
     <w:basedOn w:val="VerbatimChar"/>
     <w:rPr>
+      <w:rFonts w:eastAsia="黑体"/>
       <w:b/>
       <w:i/>
       <w:color w:val="60a0b0"/>
@@ -14587,6 +15209,7 @@
     <w:name w:val="OtherTok"/>
     <w:basedOn w:val="VerbatimChar"/>
     <w:rPr>
+      <w:rFonts w:eastAsia="黑体"/>
       <w:color w:val="007020"/>
     </w:rPr>
   </w:style>
@@ -14594,6 +15217,7 @@
     <w:name w:val="FunctionTok"/>
     <w:basedOn w:val="VerbatimChar"/>
     <w:rPr>
+      <w:rFonts w:eastAsia="黑体"/>
       <w:color w:val="06287e"/>
     </w:rPr>
   </w:style>
@@ -14601,6 +15225,7 @@
     <w:name w:val="VariableTok"/>
     <w:basedOn w:val="VerbatimChar"/>
     <w:rPr>
+      <w:rFonts w:eastAsia="黑体"/>
       <w:color w:val="19177c"/>
     </w:rPr>
   </w:style>
@@ -14608,6 +15233,7 @@
     <w:name w:val="ControlFlowTok"/>
     <w:basedOn w:val="VerbatimChar"/>
     <w:rPr>
+      <w:rFonts w:eastAsia="黑体"/>
       <w:b/>
       <w:color w:val="007020"/>
     </w:rPr>
@@ -14616,6 +15242,7 @@
     <w:name w:val="OperatorTok"/>
     <w:basedOn w:val="VerbatimChar"/>
     <w:rPr>
+      <w:rFonts w:eastAsia="黑体"/>
       <w:color w:val="666666"/>
     </w:rPr>
   </w:style>
@@ -14623,18 +15250,22 @@
     <w:name w:val="BuiltInTok"/>
     <w:basedOn w:val="VerbatimChar"/>
     <w:rPr>
+      <w:rFonts w:eastAsia="黑体"/>
       <w:color w:val="008000"/>
     </w:rPr>
   </w:style>
   <w:style w:type="character" w:customStyle="1" w:styleId="ExtensionTok">
     <w:name w:val="ExtensionTok"/>
     <w:basedOn w:val="VerbatimChar"/>
-    <w:rPr/>
+    <w:rPr>
+      <w:rFonts w:eastAsia="黑体"/>
+    </w:rPr>
   </w:style>
   <w:style w:type="character" w:customStyle="1" w:styleId="PreprocessorTok">
     <w:name w:val="PreprocessorTok"/>
     <w:basedOn w:val="VerbatimChar"/>
     <w:rPr>
+      <w:rFonts w:eastAsia="黑体"/>
       <w:color w:val="bc7a00"/>
     </w:rPr>
   </w:style>
@@ -14642,18 +15273,22 @@
     <w:name w:val="AttributeTok"/>
     <w:basedOn w:val="VerbatimChar"/>
     <w:rPr>
+      <w:rFonts w:eastAsia="黑体"/>
       <w:color w:val="7d9029"/>
     </w:rPr>
   </w:style>
   <w:style w:type="character" w:customStyle="1" w:styleId="RegionMarkerTok">
     <w:name w:val="RegionMarkerTok"/>
     <w:basedOn w:val="VerbatimChar"/>
-    <w:rPr/>
+    <w:rPr>
+      <w:rFonts w:eastAsia="黑体"/>
+    </w:rPr>
   </w:style>
   <w:style w:type="character" w:customStyle="1" w:styleId="InformationTok">
     <w:name w:val="InformationTok"/>
     <w:basedOn w:val="VerbatimChar"/>
     <w:rPr>
+      <w:rFonts w:eastAsia="黑体"/>
       <w:b/>
       <w:i/>
       <w:color w:val="60a0b0"/>
@@ -14663,6 +15298,7 @@
     <w:name w:val="WarningTok"/>
     <w:basedOn w:val="VerbatimChar"/>
     <w:rPr>
+      <w:rFonts w:eastAsia="黑体"/>
       <w:b/>
       <w:i/>
       <w:color w:val="60a0b0"/>
@@ -14672,6 +15308,7 @@
     <w:name w:val="AlertTok"/>
     <w:basedOn w:val="VerbatimChar"/>
     <w:rPr>
+      <w:rFonts w:eastAsia="黑体"/>
       <w:b/>
       <w:color w:val="ff0000"/>
     </w:rPr>
@@ -14680,6 +15317,7 @@
     <w:name w:val="ErrorTok"/>
     <w:basedOn w:val="VerbatimChar"/>
     <w:rPr>
+      <w:rFonts w:eastAsia="黑体"/>
       <w:b/>
       <w:color w:val="ff0000"/>
     </w:rPr>
@@ -14687,7 +15325,9 @@
   <w:style w:type="character" w:customStyle="1" w:styleId="NormalTok">
     <w:name w:val="NormalTok"/>
     <w:basedOn w:val="VerbatimChar"/>
-    <w:rPr/>
+    <w:rPr>
+      <w:rFonts w:eastAsia="黑体"/>
+    </w:rPr>
   </w:style>
 </w:styles>
 </file>
@@ -14736,12 +15376,12 @@
     <a:fontScheme name="Office">
       <a:majorFont>
         <a:latin typeface="Calibri"/>
-        <a:ea typeface=""/>
+        <a:ea typeface="黑体"/>
         <a:cs typeface=""/>
         <a:font script="Jpan" typeface="ＭＳ ゴシック"/>
         <a:font script="Hang" typeface="맑은 고딕"/>
-        <a:font script="Hans" typeface="宋体"/>
-        <a:font script="Hant" typeface="新細明體"/>
+        <a:font script="Hans" typeface="黑体"/>
+        <a:font script="Hant" typeface="黑体"/>
         <a:font script="Arab" typeface="Times New Roman"/>
         <a:font script="Hebr" typeface="Times New Roman"/>
         <a:font script="Thai" typeface="Angsana New"/>
@@ -14771,12 +15411,12 @@
       </a:majorFont>
       <a:minorFont>
         <a:latin typeface="Cambria"/>
-        <a:ea typeface=""/>
+        <a:ea typeface="黑体"/>
         <a:cs typeface=""/>
         <a:font script="Jpan" typeface="ＭＳ 明朝"/>
         <a:font script="Hang" typeface="맑은 고딕"/>
-        <a:font script="Hans" typeface="宋体"/>
-        <a:font script="Hant" typeface="新細明體"/>
+        <a:font script="Hans" typeface="黑体"/>
+        <a:font script="Hant" typeface="黑体"/>
         <a:font script="Arab" typeface="Arial"/>
         <a:font script="Hebr" typeface="Arial"/>
         <a:font script="Thai" typeface="Cordia New"/>

--- a/05-数字电路/02-时序逻辑电路/序列检测器电路/序列检测器电路.docx
+++ b/05-数字电路/02-时序逻辑电路/序列检测器电路/序列检测器电路.docx
@@ -2305,7 +2305,7 @@
           <w:color w:val="555555"/>
           <w:sz w:val="21"/>
         </w:rPr>
-        <w:t>材料收集者：杜文杰，WX手机：19519196569，QQ:3478827729</w:t>
+        <w:t>材料收集者：杜文杰，微信/手机：19519196569，QQ:3478827729</w:t>
       </w:r>
     </w:p>
     <w:sectPr>
